--- a/WebContent/docx/肺癌49报告-苏州九院.docx
+++ b/WebContent/docx/肺癌49报告-苏州九院.docx
@@ -3340,16 +3340,16 @@
           </w14:shadow>
         </w:rPr>
       </w:pPr>
-      <w:bookmarkStart w:id="2" w:name="_Toc17837"/>
-      <w:bookmarkStart w:id="3" w:name="_Toc24178_WPSOffice_Level1"/>
-      <w:bookmarkStart w:id="4" w:name="_Toc21009_WPSOffice_Level1"/>
-      <w:bookmarkStart w:id="5" w:name="_Toc3619"/>
-      <w:bookmarkStart w:id="6" w:name="_Toc13806"/>
-      <w:bookmarkStart w:id="7" w:name="_Toc21669"/>
-      <w:bookmarkStart w:id="8" w:name="_Toc23629"/>
-      <w:bookmarkStart w:id="9" w:name="_Toc14123"/>
-      <w:bookmarkStart w:id="10" w:name="_Toc30143_WPSOffice_Level1"/>
-      <w:bookmarkStart w:id="11" w:name="_Toc107825547"/>
+      <w:bookmarkStart w:id="2" w:name="_Toc21009_WPSOffice_Level1"/>
+      <w:bookmarkStart w:id="3" w:name="_Toc21669"/>
+      <w:bookmarkStart w:id="4" w:name="_Toc3619"/>
+      <w:bookmarkStart w:id="5" w:name="_Toc13806"/>
+      <w:bookmarkStart w:id="6" w:name="_Toc14123"/>
+      <w:bookmarkStart w:id="7" w:name="_Toc23629"/>
+      <w:bookmarkStart w:id="8" w:name="_Toc17837"/>
+      <w:bookmarkStart w:id="9" w:name="_Toc24178_WPSOffice_Level1"/>
+      <w:bookmarkStart w:id="10" w:name="_Toc107825547"/>
+      <w:bookmarkStart w:id="11" w:name="_Toc30143_WPSOffice_Level1"/>
       <w:r>
         <w:rPr>
           <w:rFonts w:ascii="Times New Roman" w:hAnsi="Times New Roman"/>
@@ -4226,13 +4226,13 @@
           </w14:shadow>
         </w:rPr>
       </w:pPr>
-      <w:bookmarkStart w:id="12" w:name="_Toc13210"/>
-      <w:bookmarkStart w:id="13" w:name="_Toc18062_WPSOffice_Level1"/>
-      <w:bookmarkStart w:id="14" w:name="_Toc11015_WPSOffice_Level1"/>
-      <w:bookmarkStart w:id="15" w:name="_Toc107825548"/>
-      <w:bookmarkStart w:id="16" w:name="_Toc1775"/>
-      <w:bookmarkStart w:id="17" w:name="_Toc7021_WPSOffice_Level1"/>
-      <w:bookmarkStart w:id="18" w:name="_Toc17451"/>
+      <w:bookmarkStart w:id="12" w:name="_Toc18062_WPSOffice_Level1"/>
+      <w:bookmarkStart w:id="13" w:name="_Toc11015_WPSOffice_Level1"/>
+      <w:bookmarkStart w:id="14" w:name="_Toc107825548"/>
+      <w:bookmarkStart w:id="15" w:name="_Toc1775"/>
+      <w:bookmarkStart w:id="16" w:name="_Toc7021_WPSOffice_Level1"/>
+      <w:bookmarkStart w:id="17" w:name="_Toc17451"/>
+      <w:bookmarkStart w:id="18" w:name="_Toc13210"/>
       <w:bookmarkStart w:id="19" w:name="_Toc26731"/>
       <w:bookmarkStart w:id="20" w:name="_Toc29272"/>
       <w:bookmarkStart w:id="21" w:name="_Toc3823"/>
@@ -4482,13 +4482,13 @@
       </w:pPr>
       <w:bookmarkStart w:id="23" w:name="_Toc6221_WPSOffice_Level1"/>
       <w:bookmarkStart w:id="24" w:name="_Toc18058"/>
-      <w:bookmarkStart w:id="25" w:name="_Toc23369_WPSOffice_Level1"/>
-      <w:bookmarkStart w:id="26" w:name="_Toc25920"/>
-      <w:bookmarkStart w:id="27" w:name="_Toc107825549"/>
-      <w:bookmarkStart w:id="28" w:name="_Toc12582"/>
+      <w:bookmarkStart w:id="25" w:name="_Toc25920"/>
+      <w:bookmarkStart w:id="26" w:name="_Toc23369_WPSOffice_Level1"/>
+      <w:bookmarkStart w:id="27" w:name="_Toc12582"/>
+      <w:bookmarkStart w:id="28" w:name="_Toc107825549"/>
       <w:bookmarkStart w:id="29" w:name="_Toc16576"/>
-      <w:bookmarkStart w:id="30" w:name="_Toc14855"/>
-      <w:bookmarkStart w:id="31" w:name="_Toc23690"/>
+      <w:bookmarkStart w:id="30" w:name="_Toc23690"/>
+      <w:bookmarkStart w:id="31" w:name="_Toc14855"/>
       <w:r>
         <w:rPr>
           <w:rStyle w:val="37"/>
@@ -4564,9 +4564,9 @@
           <w:lang w:eastAsia="zh-CN" w:bidi="ar"/>
         </w:rPr>
       </w:pPr>
-      <w:bookmarkStart w:id="32" w:name="_Toc20741"/>
+      <w:bookmarkStart w:id="32" w:name="_Toc28333"/>
       <w:bookmarkStart w:id="33" w:name="_Toc149837254"/>
-      <w:bookmarkStart w:id="34" w:name="_Toc28333"/>
+      <w:bookmarkStart w:id="34" w:name="_Toc20741"/>
       <w:r>
         <w:rPr>
           <w:rFonts w:hint="eastAsia"/>
@@ -5482,15 +5482,15 @@
           <w:szCs w:val="18"/>
         </w:rPr>
       </w:pPr>
-      <w:bookmarkStart w:id="35" w:name="_Toc21059"/>
-      <w:bookmarkStart w:id="36" w:name="_Toc14270"/>
+      <w:bookmarkStart w:id="35" w:name="_Toc14270"/>
+      <w:bookmarkStart w:id="36" w:name="_Toc21059"/>
       <w:bookmarkStart w:id="37" w:name="_Toc19898_WPSOffice_Level1"/>
-      <w:bookmarkStart w:id="38" w:name="_Toc20136_WPSOffice_Level1"/>
+      <w:bookmarkStart w:id="38" w:name="_Toc2866"/>
       <w:bookmarkStart w:id="39" w:name="_Toc24235"/>
-      <w:bookmarkStart w:id="40" w:name="_Toc22132"/>
-      <w:bookmarkStart w:id="41" w:name="_Toc2866"/>
-      <w:bookmarkStart w:id="42" w:name="_Toc2781"/>
-      <w:bookmarkStart w:id="43" w:name="_Toc107825550"/>
+      <w:bookmarkStart w:id="40" w:name="_Toc20136_WPSOffice_Level1"/>
+      <w:bookmarkStart w:id="41" w:name="_Toc107825550"/>
+      <w:bookmarkStart w:id="42" w:name="_Toc22132"/>
+      <w:bookmarkStart w:id="43" w:name="_Toc2781"/>
       <w:r>
         <w:rPr>
           <w:rFonts w:hint="eastAsia" w:ascii="微软雅黑" w:hAnsi="微软雅黑" w:eastAsia="微软雅黑" w:cs="微软雅黑"/>
@@ -5582,10 +5582,10 @@
     <w:p>
       <w:pPr>
         <w:rPr>
-          <w:rFonts w:ascii="Times New Roman" w:hAnsi="Times New Roman" w:eastAsia="微软雅黑" w:cs="Times New Roman"/>
+          <w:rFonts w:hint="default" w:ascii="Times New Roman" w:hAnsi="Times New Roman" w:eastAsia="微软雅黑" w:cs="Times New Roman"/>
           <w:sz w:val="24"/>
           <w:szCs w:val="24"/>
-          <w:lang w:eastAsia="zh-CN"/>
+          <w:lang w:val="en-US" w:eastAsia="zh-CN"/>
         </w:rPr>
       </w:pPr>
       <w:bookmarkStart w:id="44" w:name="_Toc149832729"/>
@@ -5731,21 +5731,24 @@
               </w:rPr>
             </w:pPr>
             <w:r>
+              <w:rPr>
+                <w:sz w:val="22"/>
+              </w:rPr>
               <mc:AlternateContent>
                 <mc:Choice Requires="wpg">
                   <w:drawing>
                     <wp:anchor distT="0" distB="0" distL="114300" distR="114300" simplePos="0" relativeHeight="251660288" behindDoc="0" locked="0" layoutInCell="1" allowOverlap="1">
                       <wp:simplePos x="0" y="0"/>
                       <wp:positionH relativeFrom="column">
-                        <wp:posOffset>31115</wp:posOffset>
+                        <wp:posOffset>0</wp:posOffset>
                       </wp:positionH>
                       <wp:positionV relativeFrom="paragraph">
-                        <wp:posOffset>-547370</wp:posOffset>
+                        <wp:posOffset>-460375</wp:posOffset>
                       </wp:positionV>
-                      <wp:extent cx="3160395" cy="1441450"/>
-                      <wp:effectExtent l="0" t="0" r="9525" b="6350"/>
+                      <wp:extent cx="3080385" cy="1442720"/>
+                      <wp:effectExtent l="0" t="0" r="13335" b="5080"/>
                       <wp:wrapNone/>
-                      <wp:docPr id="52" name="组合 52"/>
+                      <wp:docPr id="34" name="组合 34"/>
                       <wp:cNvGraphicFramePr/>
                       <a:graphic xmlns:a="http://schemas.openxmlformats.org/drawingml/2006/main">
                         <a:graphicData uri="http://schemas.microsoft.com/office/word/2010/wordprocessingGroup">
@@ -5754,25 +5757,25 @@
                             <wpg:grpSpPr>
                               <a:xfrm>
                                 <a:off x="0" y="0"/>
-                                <a:ext cx="3160395" cy="1441450"/>
-                                <a:chOff x="10964" y="3809"/>
-                                <a:chExt cx="4977" cy="2270"/>
+                                <a:ext cx="3080385" cy="1442720"/>
+                                <a:chOff x="17956" y="37747"/>
+                                <a:chExt cx="4851" cy="2272"/>
                               </a:xfrm>
                             </wpg:grpSpPr>
                             <wpg:grpSp>
-                              <wpg:cNvPr id="53" name="组合 6"/>
+                              <wpg:cNvPr id="35" name="组合 16"/>
                               <wpg:cNvGrpSpPr/>
                               <wpg:grpSpPr>
                                 <a:xfrm>
-                                  <a:off x="10964" y="4438"/>
-                                  <a:ext cx="4577" cy="734"/>
-                                  <a:chOff x="10964" y="4438"/>
-                                  <a:chExt cx="4577" cy="734"/>
+                                  <a:off x="17956" y="38313"/>
+                                  <a:ext cx="4049" cy="646"/>
+                                  <a:chOff x="17956" y="38313"/>
+                                  <a:chExt cx="4049" cy="646"/>
                                 </a:xfrm>
                               </wpg:grpSpPr>
                               <pic:pic xmlns:pic="http://schemas.openxmlformats.org/drawingml/2006/picture">
                                 <pic:nvPicPr>
-                                  <pic:cNvPr id="1" name="图片 30" descr="微信图片_20220215110121"/>
+                                  <pic:cNvPr id="12" name="图片 29" descr="IMG_256"/>
                                   <pic:cNvPicPr>
                                     <a:picLocks noChangeAspect="1"/>
                                   </pic:cNvPicPr>
@@ -5781,18 +5784,17 @@
                                   <a:blip r:embed="rId8">
                                     <a:clrChange>
                                       <a:clrFrom>
-                                        <a:srgbClr val="A09D98">
+                                        <a:srgbClr val="FFFFFF">
                                           <a:alpha val="100000"/>
                                         </a:srgbClr>
                                       </a:clrFrom>
                                       <a:clrTo>
-                                        <a:srgbClr val="A09D98">
+                                        <a:srgbClr val="FFFFFF">
                                           <a:alpha val="100000"/>
                                           <a:alpha val="0"/>
                                         </a:srgbClr>
                                       </a:clrTo>
                                     </a:clrChange>
-                                    <a:biLevel thresh="50000"/>
                                   </a:blip>
                                   <a:stretch>
                                     <a:fillRect/>
@@ -5800,57 +5802,46 @@
                                 </pic:blipFill>
                                 <pic:spPr>
                                   <a:xfrm>
-                                    <a:off x="10964" y="4458"/>
-                                    <a:ext cx="1234" cy="715"/>
+                                    <a:off x="21031" y="38313"/>
+                                    <a:ext cx="975" cy="570"/>
+                                  </a:xfrm>
+                                  <a:prstGeom prst="rect">
+                                    <a:avLst/>
+                                  </a:prstGeom>
+                                  <a:noFill/>
+                                  <a:ln w="9525">
+                                    <a:noFill/>
+                                  </a:ln>
+                                </pic:spPr>
+                              </pic:pic>
+                              <pic:pic xmlns:pic="http://schemas.openxmlformats.org/drawingml/2006/picture">
+                                <pic:nvPicPr>
+                                  <pic:cNvPr id="15" name="图片 15" descr="c9514d16fd70679bf0495aeebb03c72d_compress"/>
+                                  <pic:cNvPicPr>
+                                    <a:picLocks noChangeAspect="1"/>
+                                  </pic:cNvPicPr>
+                                </pic:nvPicPr>
+                                <pic:blipFill>
+                                  <a:blip r:embed="rId9"/>
+                                  <a:srcRect l="21003" t="56913" r="27176" b="26386"/>
+                                  <a:stretch>
+                                    <a:fillRect/>
+                                  </a:stretch>
+                                </pic:blipFill>
+                                <pic:spPr>
+                                  <a:xfrm>
+                                    <a:off x="17956" y="38485"/>
+                                    <a:ext cx="1550" cy="475"/>
                                   </a:xfrm>
                                   <a:prstGeom prst="rect">
                                     <a:avLst/>
                                   </a:prstGeom>
                                 </pic:spPr>
                               </pic:pic>
-                              <pic:pic xmlns:pic="http://schemas.openxmlformats.org/drawingml/2006/picture">
-                                <pic:nvPicPr>
-                                  <pic:cNvPr id="2" name="图片 34" descr="晓敏"/>
-                                  <pic:cNvPicPr>
-                                    <a:picLocks noChangeAspect="1"/>
-                                  </pic:cNvPicPr>
-                                </pic:nvPicPr>
-                                <pic:blipFill>
-                                  <a:blip r:embed="rId9">
-                                    <a:clrChange>
-                                      <a:clrFrom>
-                                        <a:srgbClr val="949FA1"/>
-                                      </a:clrFrom>
-                                      <a:clrTo>
-                                        <a:srgbClr val="949FA1">
-                                          <a:alpha val="0"/>
-                                        </a:srgbClr>
-                                      </a:clrTo>
-                                    </a:clrChange>
-                                  </a:blip>
-                                  <a:srcRect l="34062" t="26445" r="34097" b="9325"/>
-                                  <a:stretch>
-                                    <a:fillRect/>
-                                  </a:stretch>
-                                </pic:blipFill>
-                                <pic:spPr>
-                                  <a:xfrm rot="16200000">
-                                    <a:off x="14524" y="3981"/>
-                                    <a:ext cx="560" cy="1475"/>
-                                  </a:xfrm>
-                                  <a:prstGeom prst="rect">
-                                    <a:avLst/>
-                                  </a:prstGeom>
-                                  <a:noFill/>
-                                  <a:ln>
-                                    <a:noFill/>
-                                  </a:ln>
-                                </pic:spPr>
-                              </pic:pic>
                             </wpg:grpSp>
                             <pic:pic xmlns:pic="http://schemas.openxmlformats.org/drawingml/2006/picture">
                               <pic:nvPicPr>
-                                <pic:cNvPr id="3" name="图片 8"/>
+                                <pic:cNvPr id="18" name="图片 25"/>
                                 <pic:cNvPicPr>
                                   <a:picLocks noChangeAspect="1" noChangeArrowheads="1"/>
                                 </pic:cNvPicPr>
@@ -5870,8 +5861,8 @@
                               </pic:blipFill>
                               <pic:spPr>
                                 <a:xfrm>
-                                  <a:off x="13671" y="3809"/>
-                                  <a:ext cx="2271" cy="2271"/>
+                                  <a:off x="20535" y="37747"/>
+                                  <a:ext cx="2273" cy="2273"/>
                                 </a:xfrm>
                                 <a:prstGeom prst="rect">
                                   <a:avLst/>
@@ -5890,24 +5881,24 @@
                 </mc:Choice>
                 <mc:Fallback>
                   <w:pict>
-                    <v:group id="_x0000_s1026" o:spid="_x0000_s1026" o:spt="203" style="position:absolute;left:0pt;margin-left:2.45pt;margin-top:-43.1pt;height:113.5pt;width:248.85pt;z-index:251660288;mso-width-relative:page;mso-height-relative:page;" coordorigin="10964,3809" coordsize="4977,2270" o:gfxdata="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">
+                    <v:group id="_x0000_s1026" o:spid="_x0000_s1026" o:spt="203" style="position:absolute;left:0pt;margin-left:0pt;margin-top:-36.25pt;height:113.6pt;width:242.55pt;z-index:251660288;mso-width-relative:page;mso-height-relative:page;" coordorigin="17956,37747" coordsize="4851,2272" o:gfxdata="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">
                       <o:lock v:ext="edit" aspectratio="f"/>
-                      <v:group id="组合 6" o:spid="_x0000_s1026" o:spt="203" style="position:absolute;left:10964;top:4438;height:734;width:4577;" coordorigin="10964,4438" coordsize="4577,734" o:gfxdata="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">
+                      <v:group id="组合 16" o:spid="_x0000_s1026" o:spt="203" style="position:absolute;left:17956;top:38313;height:646;width:4049;" coordorigin="17956,38313" coordsize="4049,646" o:gfxdata="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">
                         <o:lock v:ext="edit" aspectratio="f"/>
-                        <v:shape id="图片 30" o:spid="_x0000_s1026" o:spt="75" alt="微信图片_20220215110121" type="#_x0000_t75" style="position:absolute;left:10964;top:4458;height:715;width:1234;" filled="f" o:preferrelative="t" stroked="f" coordsize="21600,21600" o:gfxdata="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">
+                        <v:shape id="图片 29" o:spid="_x0000_s1026" o:spt="75" alt="IMG_256" type="#_x0000_t75" style="position:absolute;left:21031;top:38313;height:570;width:975;" filled="f" o:preferrelative="t" stroked="f" coordsize="21600,21600" o:gfxdata="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">
                           <v:fill on="f" focussize="0,0"/>
                           <v:stroke on="f"/>
-                          <v:imagedata r:id="rId8" grayscale="t" bilevel="t" chromakey="#A09D98" o:title=""/>
+                          <v:imagedata r:id="rId8" chromakey="#FFFFFF" o:title=""/>
                           <o:lock v:ext="edit" aspectratio="t"/>
                         </v:shape>
-                        <v:shape id="图片 34" o:spid="_x0000_s1026" o:spt="75" alt="晓敏" type="#_x0000_t75" style="position:absolute;left:14524;top:3981;height:1475;width:560;rotation:-5898240f;" filled="f" o:preferrelative="t" stroked="f" coordsize="21600,21600" o:gfxdata="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">
+                        <v:shape id="_x0000_s1026" o:spid="_x0000_s1026" o:spt="75" alt="c9514d16fd70679bf0495aeebb03c72d_compress" type="#_x0000_t75" style="position:absolute;left:17956;top:38485;height:475;width:1550;" filled="f" o:preferrelative="t" stroked="f" coordsize="21600,21600" o:gfxdata="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">
                           <v:fill on="f" focussize="0,0"/>
                           <v:stroke on="f"/>
-                          <v:imagedata r:id="rId9" cropleft="22323f" croptop="17331f" cropright="22346f" cropbottom="6111f" chromakey="#949FA1" o:title=""/>
+                          <v:imagedata r:id="rId9" cropleft="13765f" croptop="37299f" cropright="17810f" cropbottom="17292f" o:title=""/>
                           <o:lock v:ext="edit" aspectratio="t"/>
                         </v:shape>
                       </v:group>
-                      <v:shape id="图片 8" o:spid="_x0000_s1026" o:spt="75" type="#_x0000_t75" style="position:absolute;left:13671;top:3809;height:2271;width:2271;" filled="f" o:preferrelative="t" stroked="f" coordsize="21600,21600" o:gfxdata="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">
+                      <v:shape id="图片 25" o:spid="_x0000_s1026" o:spt="75" type="#_x0000_t75" style="position:absolute;left:20535;top:37747;height:2273;width:2273;" filled="f" o:preferrelative="t" stroked="f" coordsize="21600,21600" o:gfxdata="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">
                         <v:fill on="f" focussize="0,0"/>
                         <v:stroke on="f"/>
                         <v:imagedata r:id="rId10" o:title=""/>
@@ -6204,8 +6195,9 @@
     <w:p>
       <w:pPr>
         <w:rPr>
+          <w:rFonts w:hint="default"/>
           <w:sz w:val="24"/>
-          <w:lang w:eastAsia="zh-CN"/>
+          <w:lang w:val="en-US" w:eastAsia="zh-CN"/>
         </w:rPr>
       </w:pPr>
     </w:p>
@@ -6296,21 +6288,24 @@
               </w:rPr>
             </w:pPr>
             <w:r>
+              <w:rPr>
+                <w:sz w:val="22"/>
+              </w:rPr>
               <mc:AlternateContent>
                 <mc:Choice Requires="wpg">
                   <w:drawing>
                     <wp:anchor distT="0" distB="0" distL="114300" distR="114300" simplePos="0" relativeHeight="251661312" behindDoc="0" locked="0" layoutInCell="1" allowOverlap="1">
                       <wp:simplePos x="0" y="0"/>
                       <wp:positionH relativeFrom="column">
-                        <wp:posOffset>-8255</wp:posOffset>
+                        <wp:posOffset>0</wp:posOffset>
                       </wp:positionH>
                       <wp:positionV relativeFrom="paragraph">
-                        <wp:posOffset>-472440</wp:posOffset>
+                        <wp:posOffset>-490855</wp:posOffset>
                       </wp:positionV>
-                      <wp:extent cx="3210560" cy="1443355"/>
-                      <wp:effectExtent l="0" t="0" r="5080" b="4445"/>
+                      <wp:extent cx="3135630" cy="1442720"/>
+                      <wp:effectExtent l="0" t="0" r="3810" b="5080"/>
                       <wp:wrapNone/>
-                      <wp:docPr id="55" name="组合 55"/>
+                      <wp:docPr id="36" name="组合 36"/>
                       <wp:cNvGraphicFramePr/>
                       <a:graphic xmlns:a="http://schemas.openxmlformats.org/drawingml/2006/main">
                         <a:graphicData uri="http://schemas.microsoft.com/office/word/2010/wordprocessingGroup">
@@ -6319,64 +6314,49 @@
                             <wpg:grpSpPr>
                               <a:xfrm>
                                 <a:off x="0" y="0"/>
-                                <a:ext cx="3210560" cy="1443355"/>
-                                <a:chOff x="7101" y="5724"/>
-                                <a:chExt cx="5056" cy="2273"/>
+                                <a:ext cx="3135630" cy="1442720"/>
+                                <a:chOff x="17956" y="39496"/>
+                                <a:chExt cx="4938" cy="2272"/>
                               </a:xfrm>
                             </wpg:grpSpPr>
                             <wpg:grpSp>
-                              <wpg:cNvPr id="56" name="组合 1"/>
+                              <wpg:cNvPr id="37" name="组合 30"/>
                               <wpg:cNvGrpSpPr/>
                               <wpg:grpSpPr>
                                 <a:xfrm>
-                                  <a:off x="7101" y="6197"/>
-                                  <a:ext cx="4377" cy="714"/>
-                                  <a:chOff x="7101" y="6197"/>
-                                  <a:chExt cx="4377" cy="714"/>
+                                  <a:off x="17956" y="40098"/>
+                                  <a:ext cx="4213" cy="570"/>
+                                  <a:chOff x="17956" y="40098"/>
+                                  <a:chExt cx="4213" cy="570"/>
                                 </a:xfrm>
                               </wpg:grpSpPr>
                               <pic:pic xmlns:pic="http://schemas.openxmlformats.org/drawingml/2006/picture">
                                 <pic:nvPicPr>
-                                  <pic:cNvPr id="59" name="图片 34" descr="晓敏"/>
+                                  <pic:cNvPr id="1" name="图片 1" descr="24f613a0-66be-430b-9e80-270d3393fac5"/>
                                   <pic:cNvPicPr>
                                     <a:picLocks noChangeAspect="1"/>
                                   </pic:cNvPicPr>
                                 </pic:nvPicPr>
                                 <pic:blipFill>
-                                  <a:blip r:embed="rId9">
-                                    <a:clrChange>
-                                      <a:clrFrom>
-                                        <a:srgbClr val="949FA1"/>
-                                      </a:clrFrom>
-                                      <a:clrTo>
-                                        <a:srgbClr val="949FA1">
-                                          <a:alpha val="0"/>
-                                        </a:srgbClr>
-                                      </a:clrTo>
-                                    </a:clrChange>
-                                  </a:blip>
-                                  <a:srcRect l="34062" t="26445" r="34097" b="9325"/>
+                                  <a:blip r:embed="rId11"/>
+                                  <a:srcRect l="43292" t="26660" r="21693" b="24394"/>
                                   <a:stretch>
                                     <a:fillRect/>
                                   </a:stretch>
                                 </pic:blipFill>
                                 <pic:spPr>
                                   <a:xfrm rot="16200000">
-                                    <a:off x="7558" y="5850"/>
-                                    <a:ext cx="560" cy="1475"/>
+                                    <a:off x="18366" y="39740"/>
+                                    <a:ext cx="506" cy="1327"/>
                                   </a:xfrm>
                                   <a:prstGeom prst="rect">
                                     <a:avLst/>
                                   </a:prstGeom>
-                                  <a:noFill/>
-                                  <a:ln>
-                                    <a:noFill/>
-                                  </a:ln>
                                 </pic:spPr>
                               </pic:pic>
                               <pic:pic xmlns:pic="http://schemas.openxmlformats.org/drawingml/2006/picture">
                                 <pic:nvPicPr>
-                                  <pic:cNvPr id="45" name="图片 45" descr="微信图片_20220215110121"/>
+                                  <pic:cNvPr id="29" name="图片 29" descr="IMG_256"/>
                                   <pic:cNvPicPr>
                                     <a:picLocks noChangeAspect="1"/>
                                   </pic:cNvPicPr>
@@ -6385,18 +6365,17 @@
                                   <a:blip r:embed="rId8">
                                     <a:clrChange>
                                       <a:clrFrom>
-                                        <a:srgbClr val="A09D98">
+                                        <a:srgbClr val="FFFFFF">
                                           <a:alpha val="100000"/>
                                         </a:srgbClr>
                                       </a:clrFrom>
                                       <a:clrTo>
-                                        <a:srgbClr val="A09D98">
+                                        <a:srgbClr val="FFFFFF">
                                           <a:alpha val="100000"/>
                                           <a:alpha val="0"/>
                                         </a:srgbClr>
                                       </a:clrTo>
                                     </a:clrChange>
-                                    <a:biLevel thresh="50000"/>
                                   </a:blip>
                                   <a:stretch>
                                     <a:fillRect/>
@@ -6404,18 +6383,22 @@
                                 </pic:blipFill>
                                 <pic:spPr>
                                   <a:xfrm>
-                                    <a:off x="10244" y="6197"/>
-                                    <a:ext cx="1234" cy="715"/>
+                                    <a:off x="21195" y="40098"/>
+                                    <a:ext cx="975" cy="570"/>
                                   </a:xfrm>
                                   <a:prstGeom prst="rect">
                                     <a:avLst/>
                                   </a:prstGeom>
+                                  <a:noFill/>
+                                  <a:ln w="9525">
+                                    <a:noFill/>
+                                  </a:ln>
                                 </pic:spPr>
                               </pic:pic>
                             </wpg:grpSp>
                             <pic:pic xmlns:pic="http://schemas.openxmlformats.org/drawingml/2006/picture">
                               <pic:nvPicPr>
-                                <pic:cNvPr id="5" name="图片 4"/>
+                                <pic:cNvPr id="31" name="图片 25"/>
                                 <pic:cNvPicPr>
                                   <a:picLocks noChangeAspect="1" noChangeArrowheads="1"/>
                                 </pic:cNvPicPr>
@@ -6435,7 +6418,7 @@
                               </pic:blipFill>
                               <pic:spPr>
                                 <a:xfrm>
-                                  <a:off x="9884" y="5724"/>
+                                  <a:off x="20622" y="39496"/>
                                   <a:ext cx="2273" cy="2273"/>
                                 </a:xfrm>
                                 <a:prstGeom prst="rect">
@@ -6455,24 +6438,24 @@
                 </mc:Choice>
                 <mc:Fallback>
                   <w:pict>
-                    <v:group id="_x0000_s1026" o:spid="_x0000_s1026" o:spt="203" style="position:absolute;left:0pt;margin-left:-0.65pt;margin-top:-37.2pt;height:113.65pt;width:252.8pt;z-index:251661312;mso-width-relative:page;mso-height-relative:page;" coordorigin="7101,5724" coordsize="5056,2273" o:gfxdata="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">
+                    <v:group id="_x0000_s1026" o:spid="_x0000_s1026" o:spt="203" style="position:absolute;left:0pt;margin-left:0pt;margin-top:-38.65pt;height:113.6pt;width:246.9pt;z-index:251661312;mso-width-relative:page;mso-height-relative:page;" coordorigin="17956,39496" coordsize="4938,2272" o:gfxdata="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">
                       <o:lock v:ext="edit" aspectratio="f"/>
-                      <v:group id="组合 1" o:spid="_x0000_s1026" o:spt="203" style="position:absolute;left:7101;top:6197;height:714;width:4377;" coordorigin="7101,6197" coordsize="4377,714" o:gfxdata="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">
+                      <v:group id="组合 30" o:spid="_x0000_s1026" o:spt="203" style="position:absolute;left:17956;top:40098;height:570;width:4213;" coordorigin="17956,40098" coordsize="4213,570" o:gfxdata="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">
                         <o:lock v:ext="edit" aspectratio="f"/>
-                        <v:shape id="图片 34" o:spid="_x0000_s1026" o:spt="75" alt="晓敏" type="#_x0000_t75" style="position:absolute;left:7558;top:5850;height:1475;width:560;rotation:-5898240f;" filled="f" o:preferrelative="t" stroked="f" coordsize="21600,21600" o:gfxdata="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">
+                        <v:shape id="_x0000_s1026" o:spid="_x0000_s1026" o:spt="75" alt="24f613a0-66be-430b-9e80-270d3393fac5" type="#_x0000_t75" style="position:absolute;left:18366;top:39740;height:1327;width:506;rotation:-5898240f;" filled="f" o:preferrelative="t" stroked="f" coordsize="21600,21600" o:gfxdata="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">
                           <v:fill on="f" focussize="0,0"/>
                           <v:stroke on="f"/>
-                          <v:imagedata r:id="rId9" cropleft="22323f" croptop="17331f" cropright="22346f" cropbottom="6111f" chromakey="#949FA1" o:title=""/>
+                          <v:imagedata r:id="rId11" cropleft="28372f" croptop="17472f" cropright="14217f" cropbottom="15987f" o:title=""/>
                           <o:lock v:ext="edit" aspectratio="t"/>
                         </v:shape>
-                        <v:shape id="_x0000_s1026" o:spid="_x0000_s1026" o:spt="75" alt="微信图片_20220215110121" type="#_x0000_t75" style="position:absolute;left:10244;top:6197;height:715;width:1234;" filled="f" o:preferrelative="t" stroked="f" coordsize="21600,21600" o:gfxdata="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">
+                        <v:shape id="_x0000_s1026" o:spid="_x0000_s1026" o:spt="75" alt="IMG_256" type="#_x0000_t75" style="position:absolute;left:21195;top:40098;height:570;width:975;" filled="f" o:preferrelative="t" stroked="f" coordsize="21600,21600" o:gfxdata="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">
                           <v:fill on="f" focussize="0,0"/>
                           <v:stroke on="f"/>
-                          <v:imagedata r:id="rId8" grayscale="t" bilevel="t" chromakey="#A09D98" o:title=""/>
+                          <v:imagedata r:id="rId8" chromakey="#FFFFFF" o:title=""/>
                           <o:lock v:ext="edit" aspectratio="t"/>
                         </v:shape>
                       </v:group>
-                      <v:shape id="图片 4" o:spid="_x0000_s1026" o:spt="75" type="#_x0000_t75" style="position:absolute;left:9884;top:5724;height:2273;width:2273;" filled="f" o:preferrelative="t" stroked="f" coordsize="21600,21600" o:gfxdata="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">
+                      <v:shape id="图片 25" o:spid="_x0000_s1026" o:spt="75" type="#_x0000_t75" style="position:absolute;left:20622;top:39496;height:2273;width:2273;" filled="f" o:preferrelative="t" stroked="f" coordsize="21600,21600" o:gfxdata="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">
                         <v:fill on="f" focussize="0,0"/>
                         <v:stroke on="f"/>
                         <v:imagedata r:id="rId10" o:title=""/>
@@ -6863,21 +6846,24 @@
               </w:rPr>
             </w:pPr>
             <w:r>
+              <w:rPr>
+                <w:sz w:val="24"/>
+              </w:rPr>
               <mc:AlternateContent>
                 <mc:Choice Requires="wpg">
                   <w:drawing>
                     <wp:anchor distT="0" distB="0" distL="114300" distR="114300" simplePos="0" relativeHeight="251662336" behindDoc="0" locked="0" layoutInCell="1" allowOverlap="1">
                       <wp:simplePos x="0" y="0"/>
                       <wp:positionH relativeFrom="column">
-                        <wp:posOffset>-17780</wp:posOffset>
+                        <wp:posOffset>-59690</wp:posOffset>
                       </wp:positionH>
                       <wp:positionV relativeFrom="paragraph">
-                        <wp:posOffset>-485775</wp:posOffset>
+                        <wp:posOffset>-527685</wp:posOffset>
                       </wp:positionV>
-                      <wp:extent cx="3196590" cy="1442720"/>
-                      <wp:effectExtent l="0" t="0" r="3810" b="5080"/>
+                      <wp:extent cx="3114040" cy="1442720"/>
+                      <wp:effectExtent l="0" t="0" r="10160" b="5080"/>
                       <wp:wrapNone/>
-                      <wp:docPr id="66" name="组合 66"/>
+                      <wp:docPr id="38" name="组合 38"/>
                       <wp:cNvGraphicFramePr/>
                       <a:graphic xmlns:a="http://schemas.openxmlformats.org/drawingml/2006/main">
                         <a:graphicData uri="http://schemas.microsoft.com/office/word/2010/wordprocessingGroup">
@@ -6886,91 +6872,14 @@
                             <wpg:grpSpPr>
                               <a:xfrm>
                                 <a:off x="0" y="0"/>
-                                <a:ext cx="3196590" cy="1442720"/>
-                                <a:chOff x="19087" y="960"/>
-                                <a:chExt cx="5034" cy="2272"/>
+                                <a:ext cx="3114040" cy="1442720"/>
+                                <a:chOff x="17862" y="41199"/>
+                                <a:chExt cx="4904" cy="2272"/>
                               </a:xfrm>
                             </wpg:grpSpPr>
-                            <wpg:grpSp>
-                              <wpg:cNvPr id="67" name="组合 15"/>
-                              <wpg:cNvGrpSpPr/>
-                              <wpg:grpSpPr>
-                                <a:xfrm>
-                                  <a:off x="19087" y="1459"/>
-                                  <a:ext cx="4523" cy="714"/>
-                                  <a:chOff x="12357" y="7666"/>
-                                  <a:chExt cx="4523" cy="714"/>
-                                </a:xfrm>
-                              </wpg:grpSpPr>
-                              <pic:pic xmlns:pic="http://schemas.openxmlformats.org/drawingml/2006/picture">
-                                <pic:nvPicPr>
-                                  <pic:cNvPr id="22" name="图片 59" descr="图片1"/>
-                                  <pic:cNvPicPr>
-                                    <a:picLocks noChangeAspect="1"/>
-                                  </pic:cNvPicPr>
-                                </pic:nvPicPr>
-                                <pic:blipFill>
-                                  <a:blip r:embed="rId11">
-                                    <a:biLevel thresh="50000"/>
-                                  </a:blip>
-                                  <a:srcRect l="7865" t="11797" r="5322" b="19074"/>
-                                  <a:stretch>
-                                    <a:fillRect/>
-                                  </a:stretch>
-                                </pic:blipFill>
-                                <pic:spPr>
-                                  <a:xfrm>
-                                    <a:off x="12357" y="7738"/>
-                                    <a:ext cx="1468" cy="627"/>
-                                  </a:xfrm>
-                                  <a:prstGeom prst="rect">
-                                    <a:avLst/>
-                                  </a:prstGeom>
-                                  <a:noFill/>
-                                </pic:spPr>
-                              </pic:pic>
-                              <pic:pic xmlns:pic="http://schemas.openxmlformats.org/drawingml/2006/picture">
-                                <pic:nvPicPr>
-                                  <pic:cNvPr id="6" name="图片 14" descr="微信图片_20220215110121"/>
-                                  <pic:cNvPicPr>
-                                    <a:picLocks noChangeAspect="1"/>
-                                  </pic:cNvPicPr>
-                                </pic:nvPicPr>
-                                <pic:blipFill>
-                                  <a:blip r:embed="rId8">
-                                    <a:clrChange>
-                                      <a:clrFrom>
-                                        <a:srgbClr val="A09D98">
-                                          <a:alpha val="100000"/>
-                                        </a:srgbClr>
-                                      </a:clrFrom>
-                                      <a:clrTo>
-                                        <a:srgbClr val="A09D98">
-                                          <a:alpha val="100000"/>
-                                          <a:alpha val="0"/>
-                                        </a:srgbClr>
-                                      </a:clrTo>
-                                    </a:clrChange>
-                                    <a:biLevel thresh="50000"/>
-                                  </a:blip>
-                                  <a:stretch>
-                                    <a:fillRect/>
-                                  </a:stretch>
-                                </pic:blipFill>
-                                <pic:spPr>
-                                  <a:xfrm>
-                                    <a:off x="15646" y="7666"/>
-                                    <a:ext cx="1234" cy="715"/>
-                                  </a:xfrm>
-                                  <a:prstGeom prst="rect">
-                                    <a:avLst/>
-                                  </a:prstGeom>
-                                </pic:spPr>
-                              </pic:pic>
-                            </wpg:grpSp>
                             <pic:pic xmlns:pic="http://schemas.openxmlformats.org/drawingml/2006/picture">
                               <pic:nvPicPr>
-                                <pic:cNvPr id="24" name="图片 23"/>
+                                <pic:cNvPr id="6" name="图片 23"/>
                                 <pic:cNvPicPr>
                                   <a:picLocks noChangeAspect="1" noChangeArrowheads="1"/>
                                 </pic:cNvPicPr>
@@ -6990,7 +6899,7 @@
                               </pic:blipFill>
                               <pic:spPr>
                                 <a:xfrm>
-                                  <a:off x="21849" y="960"/>
+                                  <a:off x="20494" y="41199"/>
                                   <a:ext cx="2273" cy="2273"/>
                                 </a:xfrm>
                                 <a:prstGeom prst="rect">
@@ -7002,6 +6911,86 @@
                                 </a:ln>
                               </pic:spPr>
                             </pic:pic>
+                            <wpg:grpSp>
+                              <wpg:cNvPr id="39" name="组合 23"/>
+                              <wpg:cNvGrpSpPr/>
+                              <wpg:grpSpPr>
+                                <a:xfrm>
+                                  <a:off x="17862" y="41843"/>
+                                  <a:ext cx="4208" cy="652"/>
+                                  <a:chOff x="17862" y="41843"/>
+                                  <a:chExt cx="4208" cy="652"/>
+                                </a:xfrm>
+                              </wpg:grpSpPr>
+                              <pic:pic xmlns:pic="http://schemas.openxmlformats.org/drawingml/2006/picture">
+                                <pic:nvPicPr>
+                                  <pic:cNvPr id="22" name="图片 59" descr="图片1"/>
+                                  <pic:cNvPicPr>
+                                    <a:picLocks noChangeAspect="1"/>
+                                  </pic:cNvPicPr>
+                                </pic:nvPicPr>
+                                <pic:blipFill>
+                                  <a:blip r:embed="rId12">
+                                    <a:biLevel thresh="50000"/>
+                                  </a:blip>
+                                  <a:srcRect l="7865" t="11797" r="5322" b="19074"/>
+                                  <a:stretch>
+                                    <a:fillRect/>
+                                  </a:stretch>
+                                </pic:blipFill>
+                                <pic:spPr>
+                                  <a:xfrm>
+                                    <a:off x="17862" y="41869"/>
+                                    <a:ext cx="1468" cy="627"/>
+                                  </a:xfrm>
+                                  <a:prstGeom prst="rect">
+                                    <a:avLst/>
+                                  </a:prstGeom>
+                                  <a:noFill/>
+                                </pic:spPr>
+                              </pic:pic>
+                              <pic:pic xmlns:pic="http://schemas.openxmlformats.org/drawingml/2006/picture">
+                                <pic:nvPicPr>
+                                  <pic:cNvPr id="8" name="图片 29" descr="IMG_256"/>
+                                  <pic:cNvPicPr>
+                                    <a:picLocks noChangeAspect="1"/>
+                                  </pic:cNvPicPr>
+                                </pic:nvPicPr>
+                                <pic:blipFill>
+                                  <a:blip r:embed="rId8">
+                                    <a:clrChange>
+                                      <a:clrFrom>
+                                        <a:srgbClr val="FFFFFF">
+                                          <a:alpha val="100000"/>
+                                        </a:srgbClr>
+                                      </a:clrFrom>
+                                      <a:clrTo>
+                                        <a:srgbClr val="FFFFFF">
+                                          <a:alpha val="100000"/>
+                                          <a:alpha val="0"/>
+                                        </a:srgbClr>
+                                      </a:clrTo>
+                                    </a:clrChange>
+                                  </a:blip>
+                                  <a:stretch>
+                                    <a:fillRect/>
+                                  </a:stretch>
+                                </pic:blipFill>
+                                <pic:spPr>
+                                  <a:xfrm>
+                                    <a:off x="21096" y="41843"/>
+                                    <a:ext cx="975" cy="570"/>
+                                  </a:xfrm>
+                                  <a:prstGeom prst="rect">
+                                    <a:avLst/>
+                                  </a:prstGeom>
+                                  <a:noFill/>
+                                  <a:ln w="9525">
+                                    <a:noFill/>
+                                  </a:ln>
+                                </pic:spPr>
+                              </pic:pic>
+                            </wpg:grpSp>
                           </wpg:wgp>
                         </a:graphicData>
                       </a:graphic>
@@ -7010,29 +6999,29 @@
                 </mc:Choice>
                 <mc:Fallback>
                   <w:pict>
-                    <v:group id="_x0000_s1026" o:spid="_x0000_s1026" o:spt="203" style="position:absolute;left:0pt;margin-left:-1.4pt;margin-top:-38.25pt;height:113.6pt;width:251.7pt;z-index:251662336;mso-width-relative:page;mso-height-relative:page;" coordorigin="19087,960" coordsize="5034,2272" o:gfxdata="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">
+                    <v:group id="_x0000_s1026" o:spid="_x0000_s1026" o:spt="203" style="position:absolute;left:0pt;margin-left:-4.7pt;margin-top:-41.55pt;height:113.6pt;width:245.2pt;z-index:251662336;mso-width-relative:page;mso-height-relative:page;" coordorigin="17862,41199" coordsize="4904,2272" o:gfxdata="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">
                       <o:lock v:ext="edit" aspectratio="f"/>
-                      <v:group id="组合 15" o:spid="_x0000_s1026" o:spt="203" style="position:absolute;left:19087;top:1459;height:714;width:4523;" coordorigin="12357,7666" coordsize="4523,714" o:gfxdata="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">
-                        <o:lock v:ext="edit" aspectratio="f"/>
-                        <v:shape id="图片 59" o:spid="_x0000_s1026" o:spt="75" alt="图片1" type="#_x0000_t75" style="position:absolute;left:12357;top:7738;height:627;width:1468;" filled="f" o:preferrelative="t" stroked="f" coordsize="21600,21600" o:gfxdata="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">
-                          <v:fill on="f" focussize="0,0"/>
-                          <v:stroke on="f"/>
-                          <v:imagedata r:id="rId11" cropleft="5154f" croptop="7731f" cropright="3488f" cropbottom="12500f" grayscale="t" bilevel="t" o:title=""/>
-                          <o:lock v:ext="edit" aspectratio="t"/>
-                        </v:shape>
-                        <v:shape id="图片 14" o:spid="_x0000_s1026" o:spt="75" alt="微信图片_20220215110121" type="#_x0000_t75" style="position:absolute;left:15646;top:7666;height:715;width:1234;" filled="f" o:preferrelative="t" stroked="f" coordsize="21600,21600" o:gfxdata="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">
-                          <v:fill on="f" focussize="0,0"/>
-                          <v:stroke on="f"/>
-                          <v:imagedata r:id="rId8" grayscale="t" bilevel="t" chromakey="#A09D98" o:title=""/>
-                          <o:lock v:ext="edit" aspectratio="t"/>
-                        </v:shape>
-                      </v:group>
-                      <v:shape id="图片 23" o:spid="_x0000_s1026" o:spt="75" type="#_x0000_t75" style="position:absolute;left:21849;top:960;height:2273;width:2273;" filled="f" o:preferrelative="t" stroked="f" coordsize="21600,21600" o:gfxdata="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">
+                      <v:shape id="图片 23" o:spid="_x0000_s1026" o:spt="75" type="#_x0000_t75" style="position:absolute;left:20494;top:41199;height:2273;width:2273;" filled="f" o:preferrelative="t" stroked="f" coordsize="21600,21600" o:gfxdata="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">
                         <v:fill on="f" focussize="0,0"/>
                         <v:stroke on="f"/>
                         <v:imagedata r:id="rId10" o:title=""/>
                         <o:lock v:ext="edit" aspectratio="t"/>
                       </v:shape>
+                      <v:group id="组合 23" o:spid="_x0000_s1026" o:spt="203" style="position:absolute;left:17862;top:41843;height:652;width:4208;" coordorigin="17862,41843" coordsize="4208,652" o:gfxdata="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">
+                        <o:lock v:ext="edit" aspectratio="f"/>
+                        <v:shape id="图片 59" o:spid="_x0000_s1026" o:spt="75" alt="图片1" type="#_x0000_t75" style="position:absolute;left:17862;top:41869;height:627;width:1468;" filled="f" o:preferrelative="t" stroked="f" coordsize="21600,21600" o:gfxdata="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">
+                          <v:fill on="f" focussize="0,0"/>
+                          <v:stroke on="f"/>
+                          <v:imagedata r:id="rId12" cropleft="5154f" croptop="7731f" cropright="3488f" cropbottom="12500f" grayscale="t" bilevel="t" o:title=""/>
+                          <o:lock v:ext="edit" aspectratio="t"/>
+                        </v:shape>
+                        <v:shape id="图片 29" o:spid="_x0000_s1026" o:spt="75" alt="IMG_256" type="#_x0000_t75" style="position:absolute;left:21096;top:41843;height:570;width:975;" filled="f" o:preferrelative="t" stroked="f" coordsize="21600,21600" o:gfxdata="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">
+                          <v:fill on="f" focussize="0,0"/>
+                          <v:stroke on="f"/>
+                          <v:imagedata r:id="rId8" chromakey="#FFFFFF" o:title=""/>
+                          <o:lock v:ext="edit" aspectratio="t"/>
+                        </v:shape>
+                      </v:group>
                     </v:group>
                   </w:pict>
                 </mc:Fallback>
@@ -7420,6 +7409,9 @@
               </w:rPr>
             </w:pPr>
             <w:r>
+              <w:rPr>
+                <w:sz w:val="24"/>
+              </w:rPr>
               <mc:AlternateContent>
                 <mc:Choice Requires="wpg">
                   <w:drawing>
@@ -7431,10 +7423,10 @@
                       <wp:positionV relativeFrom="paragraph">
                         <wp:posOffset>-514985</wp:posOffset>
                       </wp:positionV>
-                      <wp:extent cx="3143250" cy="1442720"/>
-                      <wp:effectExtent l="0" t="0" r="11430" b="5080"/>
+                      <wp:extent cx="3150235" cy="1442720"/>
+                      <wp:effectExtent l="0" t="0" r="4445" b="5080"/>
                       <wp:wrapNone/>
-                      <wp:docPr id="68" name="组合 68"/>
+                      <wp:docPr id="40" name="组合 40"/>
                       <wp:cNvGraphicFramePr/>
                       <a:graphic xmlns:a="http://schemas.openxmlformats.org/drawingml/2006/main">
                         <a:graphicData uri="http://schemas.microsoft.com/office/word/2010/wordprocessingGroup">
@@ -7443,31 +7435,65 @@
                             <wpg:grpSpPr>
                               <a:xfrm>
                                 <a:off x="0" y="0"/>
-                                <a:ext cx="3143250" cy="1442720"/>
-                                <a:chOff x="19315" y="2640"/>
-                                <a:chExt cx="4950" cy="2272"/>
+                                <a:ext cx="3150235" cy="1442720"/>
+                                <a:chOff x="17976" y="42945"/>
+                                <a:chExt cx="4961" cy="2272"/>
                               </a:xfrm>
                             </wpg:grpSpPr>
+                            <pic:pic xmlns:pic="http://schemas.openxmlformats.org/drawingml/2006/picture">
+                              <pic:nvPicPr>
+                                <pic:cNvPr id="9" name="图片 25"/>
+                                <pic:cNvPicPr>
+                                  <a:picLocks noChangeAspect="1" noChangeArrowheads="1"/>
+                                </pic:cNvPicPr>
+                              </pic:nvPicPr>
+                              <pic:blipFill>
+                                <a:blip r:embed="rId10">
+                                  <a:extLst>
+                                    <a:ext uri="{28A0092B-C50C-407E-A947-70E740481C1C}">
+                                      <a14:useLocalDpi xmlns:a14="http://schemas.microsoft.com/office/drawing/2010/main" val="0"/>
+                                    </a:ext>
+                                  </a:extLst>
+                                </a:blip>
+                                <a:srcRect/>
+                                <a:stretch>
+                                  <a:fillRect/>
+                                </a:stretch>
+                              </pic:blipFill>
+                              <pic:spPr>
+                                <a:xfrm>
+                                  <a:off x="20665" y="42945"/>
+                                  <a:ext cx="2273" cy="2273"/>
+                                </a:xfrm>
+                                <a:prstGeom prst="rect">
+                                  <a:avLst/>
+                                </a:prstGeom>
+                                <a:noFill/>
+                                <a:ln>
+                                  <a:noFill/>
+                                </a:ln>
+                              </pic:spPr>
+                            </pic:pic>
                             <wpg:grpSp>
-                              <wpg:cNvPr id="73" name="组合 22"/>
+                              <wpg:cNvPr id="41" name="组合 27"/>
                               <wpg:cNvGrpSpPr/>
                               <wpg:grpSpPr>
                                 <a:xfrm>
-                                  <a:off x="19315" y="3174"/>
-                                  <a:ext cx="4415" cy="714"/>
-                                  <a:chOff x="12525" y="9562"/>
-                                  <a:chExt cx="4415" cy="714"/>
+                                  <a:off x="17976" y="43614"/>
+                                  <a:ext cx="4551" cy="626"/>
+                                  <a:chOff x="17976" y="43614"/>
+                                  <a:chExt cx="4551" cy="626"/>
                                 </a:xfrm>
                               </wpg:grpSpPr>
                               <pic:pic xmlns:pic="http://schemas.openxmlformats.org/drawingml/2006/picture">
                                 <pic:nvPicPr>
-                                  <pic:cNvPr id="25" name="图片 29" descr="IMG_256"/>
+                                  <pic:cNvPr id="10" name="图片 29" descr="IMG_256"/>
                                   <pic:cNvPicPr>
                                     <a:picLocks noChangeAspect="1"/>
                                   </pic:cNvPicPr>
                                 </pic:nvPicPr>
                                 <pic:blipFill>
-                                  <a:blip r:embed="rId12">
+                                  <a:blip r:embed="rId8">
                                     <a:clrChange>
                                       <a:clrFrom>
                                         <a:srgbClr val="FFFFFF">
@@ -7488,7 +7514,7 @@
                                 </pic:blipFill>
                                 <pic:spPr>
                                   <a:xfrm>
-                                    <a:off x="12525" y="9698"/>
+                                    <a:off x="17976" y="43615"/>
                                     <a:ext cx="975" cy="570"/>
                                   </a:xfrm>
                                   <a:prstGeom prst="rect">
@@ -7502,77 +7528,32 @@
                               </pic:pic>
                               <pic:pic xmlns:pic="http://schemas.openxmlformats.org/drawingml/2006/picture">
                                 <pic:nvPicPr>
-                                  <pic:cNvPr id="4" name="图片 20" descr="微信图片_20220215110121"/>
+                                  <pic:cNvPr id="11" name="图片 59" descr="图片1"/>
                                   <pic:cNvPicPr>
                                     <a:picLocks noChangeAspect="1"/>
                                   </pic:cNvPicPr>
                                 </pic:nvPicPr>
                                 <pic:blipFill>
-                                  <a:blip r:embed="rId8">
-                                    <a:clrChange>
-                                      <a:clrFrom>
-                                        <a:srgbClr val="A09D98">
-                                          <a:alpha val="100000"/>
-                                        </a:srgbClr>
-                                      </a:clrFrom>
-                                      <a:clrTo>
-                                        <a:srgbClr val="A09D98">
-                                          <a:alpha val="100000"/>
-                                          <a:alpha val="0"/>
-                                        </a:srgbClr>
-                                      </a:clrTo>
-                                    </a:clrChange>
+                                  <a:blip r:embed="rId12">
                                     <a:biLevel thresh="50000"/>
                                   </a:blip>
+                                  <a:srcRect l="7865" t="11797" r="5322" b="19074"/>
                                   <a:stretch>
                                     <a:fillRect/>
                                   </a:stretch>
                                 </pic:blipFill>
                                 <pic:spPr>
                                   <a:xfrm>
-                                    <a:off x="15706" y="9562"/>
-                                    <a:ext cx="1234" cy="715"/>
+                                    <a:off x="21059" y="43614"/>
+                                    <a:ext cx="1468" cy="627"/>
                                   </a:xfrm>
                                   <a:prstGeom prst="rect">
                                     <a:avLst/>
                                   </a:prstGeom>
+                                  <a:noFill/>
                                 </pic:spPr>
                               </pic:pic>
                             </wpg:grpSp>
-                            <pic:pic xmlns:pic="http://schemas.openxmlformats.org/drawingml/2006/picture">
-                              <pic:nvPicPr>
-                                <pic:cNvPr id="31" name="图片 25"/>
-                                <pic:cNvPicPr>
-                                  <a:picLocks noChangeAspect="1" noChangeArrowheads="1"/>
-                                </pic:cNvPicPr>
-                              </pic:nvPicPr>
-                              <pic:blipFill>
-                                <a:blip r:embed="rId10">
-                                  <a:extLst>
-                                    <a:ext uri="{28A0092B-C50C-407E-A947-70E740481C1C}">
-                                      <a14:useLocalDpi xmlns:a14="http://schemas.microsoft.com/office/drawing/2010/main" val="0"/>
-                                    </a:ext>
-                                  </a:extLst>
-                                </a:blip>
-                                <a:srcRect/>
-                                <a:stretch>
-                                  <a:fillRect/>
-                                </a:stretch>
-                              </pic:blipFill>
-                              <pic:spPr>
-                                <a:xfrm>
-                                  <a:off x="21993" y="2640"/>
-                                  <a:ext cx="2273" cy="2273"/>
-                                </a:xfrm>
-                                <a:prstGeom prst="rect">
-                                  <a:avLst/>
-                                </a:prstGeom>
-                                <a:noFill/>
-                                <a:ln>
-                                  <a:noFill/>
-                                </a:ln>
-                              </pic:spPr>
-                            </pic:pic>
                           </wpg:wgp>
                         </a:graphicData>
                       </a:graphic>
@@ -7581,29 +7562,29 @@
                 </mc:Choice>
                 <mc:Fallback>
                   <w:pict>
-                    <v:group id="_x0000_s1026" o:spid="_x0000_s1026" o:spt="203" style="position:absolute;left:0pt;margin-left:1pt;margin-top:-40.55pt;height:113.6pt;width:247.5pt;z-index:251663360;mso-width-relative:page;mso-height-relative:page;" coordorigin="19315,2640" coordsize="4950,2272" o:gfxdata="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">
+                    <v:group id="_x0000_s1026" o:spid="_x0000_s1026" o:spt="203" style="position:absolute;left:0pt;margin-left:1pt;margin-top:-40.55pt;height:113.6pt;width:248.05pt;z-index:251663360;mso-width-relative:page;mso-height-relative:page;" coordorigin="17976,42945" coordsize="4961,2272" o:gfxdata="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">
                       <o:lock v:ext="edit" aspectratio="f"/>
-                      <v:group id="组合 22" o:spid="_x0000_s1026" o:spt="203" style="position:absolute;left:19315;top:3174;height:714;width:4415;" coordorigin="12525,9562" coordsize="4415,714" o:gfxdata="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">
-                        <o:lock v:ext="edit" aspectratio="f"/>
-                        <v:shape id="图片 29" o:spid="_x0000_s1026" o:spt="75" alt="IMG_256" type="#_x0000_t75" style="position:absolute;left:12525;top:9698;height:570;width:975;" filled="f" o:preferrelative="t" stroked="f" coordsize="21600,21600" o:gfxdata="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">
-                          <v:fill on="f" focussize="0,0"/>
-                          <v:stroke on="f"/>
-                          <v:imagedata r:id="rId12" chromakey="#FFFFFF" o:title=""/>
-                          <o:lock v:ext="edit" aspectratio="t"/>
-                        </v:shape>
-                        <v:shape id="图片 20" o:spid="_x0000_s1026" o:spt="75" alt="微信图片_20220215110121" type="#_x0000_t75" style="position:absolute;left:15706;top:9562;height:715;width:1234;" filled="f" o:preferrelative="t" stroked="f" coordsize="21600,21600" o:gfxdata="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">
-                          <v:fill on="f" focussize="0,0"/>
-                          <v:stroke on="f"/>
-                          <v:imagedata r:id="rId8" grayscale="t" bilevel="t" chromakey="#A09D98" o:title=""/>
-                          <o:lock v:ext="edit" aspectratio="t"/>
-                        </v:shape>
-                      </v:group>
-                      <v:shape id="图片 25" o:spid="_x0000_s1026" o:spt="75" type="#_x0000_t75" style="position:absolute;left:21993;top:2640;height:2273;width:2273;" filled="f" o:preferrelative="t" stroked="f" coordsize="21600,21600" o:gfxdata="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">
+                      <v:shape id="图片 25" o:spid="_x0000_s1026" o:spt="75" type="#_x0000_t75" style="position:absolute;left:20665;top:42945;height:2273;width:2273;" filled="f" o:preferrelative="t" stroked="f" coordsize="21600,21600" o:gfxdata="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">
                         <v:fill on="f" focussize="0,0"/>
                         <v:stroke on="f"/>
                         <v:imagedata r:id="rId10" o:title=""/>
                         <o:lock v:ext="edit" aspectratio="t"/>
                       </v:shape>
+                      <v:group id="组合 27" o:spid="_x0000_s1026" o:spt="203" style="position:absolute;left:17976;top:43614;height:626;width:4551;" coordorigin="17976,43614" coordsize="4551,626" o:gfxdata="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">
+                        <o:lock v:ext="edit" aspectratio="f"/>
+                        <v:shape id="图片 29" o:spid="_x0000_s1026" o:spt="75" alt="IMG_256" type="#_x0000_t75" style="position:absolute;left:17976;top:43615;height:570;width:975;" filled="f" o:preferrelative="t" stroked="f" coordsize="21600,21600" o:gfxdata="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">
+                          <v:fill on="f" focussize="0,0"/>
+                          <v:stroke on="f"/>
+                          <v:imagedata r:id="rId8" chromakey="#FFFFFF" o:title=""/>
+                          <o:lock v:ext="edit" aspectratio="t"/>
+                        </v:shape>
+                        <v:shape id="图片 59" o:spid="_x0000_s1026" o:spt="75" alt="图片1" type="#_x0000_t75" style="position:absolute;left:21059;top:43614;height:627;width:1468;" filled="f" o:preferrelative="t" stroked="f" coordsize="21600,21600" o:gfxdata="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">
+                          <v:fill on="f" focussize="0,0"/>
+                          <v:stroke on="f"/>
+                          <v:imagedata r:id="rId12" cropleft="5154f" croptop="7731f" cropright="3488f" cropbottom="12500f" grayscale="t" bilevel="t" o:title=""/>
+                          <o:lock v:ext="edit" aspectratio="t"/>
+                        </v:shape>
+                      </v:group>
                     </v:group>
                   </w:pict>
                 </mc:Fallback>
@@ -7984,193 +7965,6 @@
                 <w:szCs w:val="24"/>
               </w:rPr>
             </w:pPr>
-            <w:r>
-              <mc:AlternateContent>
-                <mc:Choice Requires="wpg">
-                  <w:drawing>
-                    <wp:anchor distT="0" distB="0" distL="114300" distR="114300" simplePos="0" relativeHeight="251664384" behindDoc="0" locked="0" layoutInCell="1" allowOverlap="1">
-                      <wp:simplePos x="0" y="0"/>
-                      <wp:positionH relativeFrom="column">
-                        <wp:posOffset>-66675</wp:posOffset>
-                      </wp:positionH>
-                      <wp:positionV relativeFrom="paragraph">
-                        <wp:posOffset>-510540</wp:posOffset>
-                      </wp:positionV>
-                      <wp:extent cx="3268345" cy="1442720"/>
-                      <wp:effectExtent l="0" t="0" r="8255" b="5080"/>
-                      <wp:wrapNone/>
-                      <wp:docPr id="74" name="组合 74"/>
-                      <wp:cNvGraphicFramePr/>
-                      <a:graphic xmlns:a="http://schemas.openxmlformats.org/drawingml/2006/main">
-                        <a:graphicData uri="http://schemas.microsoft.com/office/word/2010/wordprocessingGroup">
-                          <wpg:wgp>
-                            <wpg:cNvGrpSpPr/>
-                            <wpg:grpSpPr>
-                              <a:xfrm>
-                                <a:off x="0" y="0"/>
-                                <a:ext cx="3268345" cy="1442720"/>
-                                <a:chOff x="18998" y="4392"/>
-                                <a:chExt cx="5147" cy="2272"/>
-                              </a:xfrm>
-                            </wpg:grpSpPr>
-                            <wpg:grpSp>
-                              <wpg:cNvPr id="75" name="组合 42"/>
-                              <wpg:cNvGrpSpPr/>
-                              <wpg:grpSpPr>
-                                <a:xfrm>
-                                  <a:off x="18998" y="4887"/>
-                                  <a:ext cx="4576" cy="797"/>
-                                  <a:chOff x="12268" y="11374"/>
-                                  <a:chExt cx="4576" cy="797"/>
-                                </a:xfrm>
-                              </wpg:grpSpPr>
-                              <pic:pic xmlns:pic="http://schemas.openxmlformats.org/drawingml/2006/picture">
-                                <pic:nvPicPr>
-                                  <pic:cNvPr id="32" name="图片 48" descr="d6eaf1bc4e33dd49c55ac9b185f6f5b"/>
-                                  <pic:cNvPicPr>
-                                    <a:picLocks noChangeAspect="1"/>
-                                  </pic:cNvPicPr>
-                                </pic:nvPicPr>
-                                <pic:blipFill>
-                                  <a:blip r:embed="rId13">
-                                    <a:clrChange>
-                                      <a:clrFrom>
-                                        <a:srgbClr val="FFFDFF">
-                                          <a:alpha val="100000"/>
-                                        </a:srgbClr>
-                                      </a:clrFrom>
-                                      <a:clrTo>
-                                        <a:srgbClr val="FFFDFF">
-                                          <a:alpha val="100000"/>
-                                          <a:alpha val="0"/>
-                                        </a:srgbClr>
-                                      </a:clrTo>
-                                    </a:clrChange>
-                                  </a:blip>
-                                  <a:srcRect l="5435" t="13377" r="6271" b="18114"/>
-                                  <a:stretch>
-                                    <a:fillRect/>
-                                  </a:stretch>
-                                </pic:blipFill>
-                                <pic:spPr>
-                                  <a:xfrm>
-                                    <a:off x="12268" y="11459"/>
-                                    <a:ext cx="1630" cy="712"/>
-                                  </a:xfrm>
-                                  <a:prstGeom prst="rect">
-                                    <a:avLst/>
-                                  </a:prstGeom>
-                                </pic:spPr>
-                              </pic:pic>
-                              <pic:pic xmlns:pic="http://schemas.openxmlformats.org/drawingml/2006/picture">
-                                <pic:nvPicPr>
-                                  <pic:cNvPr id="49" name="图片 41" descr="微信图片_20220215110121"/>
-                                  <pic:cNvPicPr>
-                                    <a:picLocks noChangeAspect="1"/>
-                                  </pic:cNvPicPr>
-                                </pic:nvPicPr>
-                                <pic:blipFill>
-                                  <a:blip r:embed="rId8">
-                                    <a:clrChange>
-                                      <a:clrFrom>
-                                        <a:srgbClr val="A09D98">
-                                          <a:alpha val="100000"/>
-                                        </a:srgbClr>
-                                      </a:clrFrom>
-                                      <a:clrTo>
-                                        <a:srgbClr val="A09D98">
-                                          <a:alpha val="100000"/>
-                                          <a:alpha val="0"/>
-                                        </a:srgbClr>
-                                      </a:clrTo>
-                                    </a:clrChange>
-                                    <a:biLevel thresh="50000"/>
-                                  </a:blip>
-                                  <a:stretch>
-                                    <a:fillRect/>
-                                  </a:stretch>
-                                </pic:blipFill>
-                                <pic:spPr>
-                                  <a:xfrm>
-                                    <a:off x="15610" y="11374"/>
-                                    <a:ext cx="1234" cy="715"/>
-                                  </a:xfrm>
-                                  <a:prstGeom prst="rect">
-                                    <a:avLst/>
-                                  </a:prstGeom>
-                                </pic:spPr>
-                              </pic:pic>
-                            </wpg:grpSp>
-                            <pic:pic xmlns:pic="http://schemas.openxmlformats.org/drawingml/2006/picture">
-                              <pic:nvPicPr>
-                                <pic:cNvPr id="33" name="图片 27"/>
-                                <pic:cNvPicPr>
-                                  <a:picLocks noChangeAspect="1" noChangeArrowheads="1"/>
-                                </pic:cNvPicPr>
-                              </pic:nvPicPr>
-                              <pic:blipFill>
-                                <a:blip r:embed="rId10">
-                                  <a:extLst>
-                                    <a:ext uri="{28A0092B-C50C-407E-A947-70E740481C1C}">
-                                      <a14:useLocalDpi xmlns:a14="http://schemas.microsoft.com/office/drawing/2010/main" val="0"/>
-                                    </a:ext>
-                                  </a:extLst>
-                                </a:blip>
-                                <a:srcRect/>
-                                <a:stretch>
-                                  <a:fillRect/>
-                                </a:stretch>
-                              </pic:blipFill>
-                              <pic:spPr>
-                                <a:xfrm>
-                                  <a:off x="21873" y="4392"/>
-                                  <a:ext cx="2273" cy="2273"/>
-                                </a:xfrm>
-                                <a:prstGeom prst="rect">
-                                  <a:avLst/>
-                                </a:prstGeom>
-                                <a:noFill/>
-                                <a:ln>
-                                  <a:noFill/>
-                                </a:ln>
-                              </pic:spPr>
-                            </pic:pic>
-                          </wpg:wgp>
-                        </a:graphicData>
-                      </a:graphic>
-                    </wp:anchor>
-                  </w:drawing>
-                </mc:Choice>
-                <mc:Fallback>
-                  <w:pict>
-                    <v:group id="_x0000_s1026" o:spid="_x0000_s1026" o:spt="203" style="position:absolute;left:0pt;margin-left:-5.25pt;margin-top:-40.2pt;height:113.6pt;width:257.35pt;z-index:251664384;mso-width-relative:page;mso-height-relative:page;" coordorigin="18998,4392" coordsize="5147,2272" o:gfxdata="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">
-                      <o:lock v:ext="edit" aspectratio="f"/>
-                      <v:group id="组合 42" o:spid="_x0000_s1026" o:spt="203" style="position:absolute;left:18998;top:4887;height:797;width:4576;" coordorigin="12268,11374" coordsize="4576,797" o:gfxdata="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">
-                        <o:lock v:ext="edit" aspectratio="f"/>
-                        <v:shape id="图片 48" o:spid="_x0000_s1026" o:spt="75" alt="d6eaf1bc4e33dd49c55ac9b185f6f5b" type="#_x0000_t75" style="position:absolute;left:12268;top:11459;height:712;width:1630;" filled="f" o:preferrelative="t" stroked="f" coordsize="21600,21600" o:gfxdata="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">
-                          <v:fill on="f" focussize="0,0"/>
-                          <v:stroke on="f"/>
-                          <v:imagedata r:id="rId13" cropleft="3562f" croptop="8767f" cropright="4110f" cropbottom="11871f" chromakey="#FFFDFF" o:title=""/>
-                          <o:lock v:ext="edit" aspectratio="t"/>
-                        </v:shape>
-                        <v:shape id="图片 41" o:spid="_x0000_s1026" o:spt="75" alt="微信图片_20220215110121" type="#_x0000_t75" style="position:absolute;left:15610;top:11374;height:715;width:1234;" filled="f" o:preferrelative="t" stroked="f" coordsize="21600,21600" o:gfxdata="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">
-                          <v:fill on="f" focussize="0,0"/>
-                          <v:stroke on="f"/>
-                          <v:imagedata r:id="rId8" grayscale="t" bilevel="t" chromakey="#A09D98" o:title=""/>
-                          <o:lock v:ext="edit" aspectratio="t"/>
-                        </v:shape>
-                      </v:group>
-                      <v:shape id="图片 27" o:spid="_x0000_s1026" o:spt="75" type="#_x0000_t75" style="position:absolute;left:21873;top:4392;height:2273;width:2273;" filled="f" o:preferrelative="t" stroked="f" coordsize="21600,21600" o:gfxdata="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">
-                        <v:fill on="f" focussize="0,0"/>
-                        <v:stroke on="f"/>
-                        <v:imagedata r:id="rId10" o:title=""/>
-                        <o:lock v:ext="edit" aspectratio="t"/>
-                      </v:shape>
-                    </v:group>
-                  </w:pict>
-                </mc:Fallback>
-              </mc:AlternateContent>
-            </w:r>
           </w:p>
         </w:tc>
         <w:tc>
@@ -8552,197 +8346,6 @@
                 <w:szCs w:val="24"/>
               </w:rPr>
             </w:pPr>
-            <w:r>
-              <mc:AlternateContent>
-                <mc:Choice Requires="wpg">
-                  <w:drawing>
-                    <wp:anchor distT="0" distB="0" distL="114300" distR="114300" simplePos="0" relativeHeight="251665408" behindDoc="0" locked="0" layoutInCell="1" allowOverlap="1">
-                      <wp:simplePos x="0" y="0"/>
-                      <wp:positionH relativeFrom="column">
-                        <wp:posOffset>111760</wp:posOffset>
-                      </wp:positionH>
-                      <wp:positionV relativeFrom="paragraph">
-                        <wp:posOffset>-577215</wp:posOffset>
-                      </wp:positionV>
-                      <wp:extent cx="3059430" cy="1442720"/>
-                      <wp:effectExtent l="0" t="0" r="3810" b="5080"/>
-                      <wp:wrapNone/>
-                      <wp:docPr id="76" name="组合 76"/>
-                      <wp:cNvGraphicFramePr/>
-                      <a:graphic xmlns:a="http://schemas.openxmlformats.org/drawingml/2006/main">
-                        <a:graphicData uri="http://schemas.microsoft.com/office/word/2010/wordprocessingGroup">
-                          <wpg:wgp>
-                            <wpg:cNvGrpSpPr/>
-                            <wpg:grpSpPr>
-                              <a:xfrm>
-                                <a:off x="0" y="0"/>
-                                <a:ext cx="3059430" cy="1442720"/>
-                                <a:chOff x="19399" y="6180"/>
-                                <a:chExt cx="4818" cy="2272"/>
-                              </a:xfrm>
-                            </wpg:grpSpPr>
-                            <wpg:grpSp>
-                              <wpg:cNvPr id="77" name="组合 34"/>
-                              <wpg:cNvGrpSpPr/>
-                              <wpg:grpSpPr>
-                                <a:xfrm>
-                                  <a:off x="19399" y="6701"/>
-                                  <a:ext cx="4343" cy="988"/>
-                                  <a:chOff x="12609" y="13215"/>
-                                  <a:chExt cx="4343" cy="988"/>
-                                </a:xfrm>
-                              </wpg:grpSpPr>
-                              <pic:pic xmlns:pic="http://schemas.openxmlformats.org/drawingml/2006/picture">
-                                <pic:nvPicPr>
-                                  <pic:cNvPr id="48" name="图片 1" descr="IMG_256"/>
-                                  <pic:cNvPicPr>
-                                    <a:picLocks noChangeAspect="1"/>
-                                  </pic:cNvPicPr>
-                                </pic:nvPicPr>
-                                <pic:blipFill>
-                                  <a:blip r:embed="rId14">
-                                    <a:clrChange>
-                                      <a:clrFrom>
-                                        <a:srgbClr val="AAA9A5">
-                                          <a:alpha val="100000"/>
-                                        </a:srgbClr>
-                                      </a:clrFrom>
-                                      <a:clrTo>
-                                        <a:srgbClr val="AAA9A5">
-                                          <a:alpha val="100000"/>
-                                          <a:alpha val="0"/>
-                                        </a:srgbClr>
-                                      </a:clrTo>
-                                    </a:clrChange>
-                                  </a:blip>
-                                  <a:srcRect l="27431" t="30452" r="31962" b="18126"/>
-                                  <a:stretch>
-                                    <a:fillRect/>
-                                  </a:stretch>
-                                </pic:blipFill>
-                                <pic:spPr>
-                                  <a:xfrm>
-                                    <a:off x="12609" y="13215"/>
-                                    <a:ext cx="781" cy="989"/>
-                                  </a:xfrm>
-                                  <a:prstGeom prst="rect">
-                                    <a:avLst/>
-                                  </a:prstGeom>
-                                  <a:noFill/>
-                                  <a:ln w="9525">
-                                    <a:noFill/>
-                                  </a:ln>
-                                </pic:spPr>
-                              </pic:pic>
-                              <pic:pic xmlns:pic="http://schemas.openxmlformats.org/drawingml/2006/picture">
-                                <pic:nvPicPr>
-                                  <pic:cNvPr id="54" name="图片 31" descr="微信图片_20220215110121"/>
-                                  <pic:cNvPicPr>
-                                    <a:picLocks noChangeAspect="1"/>
-                                  </pic:cNvPicPr>
-                                </pic:nvPicPr>
-                                <pic:blipFill>
-                                  <a:blip r:embed="rId8">
-                                    <a:clrChange>
-                                      <a:clrFrom>
-                                        <a:srgbClr val="A09D98">
-                                          <a:alpha val="100000"/>
-                                        </a:srgbClr>
-                                      </a:clrFrom>
-                                      <a:clrTo>
-                                        <a:srgbClr val="A09D98">
-                                          <a:alpha val="100000"/>
-                                          <a:alpha val="0"/>
-                                        </a:srgbClr>
-                                      </a:clrTo>
-                                    </a:clrChange>
-                                    <a:biLevel thresh="50000"/>
-                                  </a:blip>
-                                  <a:stretch>
-                                    <a:fillRect/>
-                                  </a:stretch>
-                                </pic:blipFill>
-                                <pic:spPr>
-                                  <a:xfrm>
-                                    <a:off x="15718" y="13246"/>
-                                    <a:ext cx="1234" cy="715"/>
-                                  </a:xfrm>
-                                  <a:prstGeom prst="rect">
-                                    <a:avLst/>
-                                  </a:prstGeom>
-                                </pic:spPr>
-                              </pic:pic>
-                            </wpg:grpSp>
-                            <pic:pic xmlns:pic="http://schemas.openxmlformats.org/drawingml/2006/picture">
-                              <pic:nvPicPr>
-                                <pic:cNvPr id="51" name="图片 32"/>
-                                <pic:cNvPicPr>
-                                  <a:picLocks noChangeAspect="1" noChangeArrowheads="1"/>
-                                </pic:cNvPicPr>
-                              </pic:nvPicPr>
-                              <pic:blipFill>
-                                <a:blip r:embed="rId10">
-                                  <a:extLst>
-                                    <a:ext uri="{28A0092B-C50C-407E-A947-70E740481C1C}">
-                                      <a14:useLocalDpi xmlns:a14="http://schemas.microsoft.com/office/drawing/2010/main" val="0"/>
-                                    </a:ext>
-                                  </a:extLst>
-                                </a:blip>
-                                <a:srcRect/>
-                                <a:stretch>
-                                  <a:fillRect/>
-                                </a:stretch>
-                              </pic:blipFill>
-                              <pic:spPr>
-                                <a:xfrm>
-                                  <a:off x="21945" y="6180"/>
-                                  <a:ext cx="2273" cy="2273"/>
-                                </a:xfrm>
-                                <a:prstGeom prst="rect">
-                                  <a:avLst/>
-                                </a:prstGeom>
-                                <a:noFill/>
-                                <a:ln>
-                                  <a:noFill/>
-                                </a:ln>
-                              </pic:spPr>
-                            </pic:pic>
-                          </wpg:wgp>
-                        </a:graphicData>
-                      </a:graphic>
-                    </wp:anchor>
-                  </w:drawing>
-                </mc:Choice>
-                <mc:Fallback>
-                  <w:pict>
-                    <v:group id="_x0000_s1026" o:spid="_x0000_s1026" o:spt="203" style="position:absolute;left:0pt;margin-left:8.8pt;margin-top:-45.45pt;height:113.6pt;width:240.9pt;z-index:251665408;mso-width-relative:page;mso-height-relative:page;" coordorigin="19399,6180" coordsize="4818,2272" o:gfxdata="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">
-                      <o:lock v:ext="edit" aspectratio="f"/>
-                      <v:group id="组合 34" o:spid="_x0000_s1026" o:spt="203" style="position:absolute;left:19399;top:6701;height:988;width:4343;" coordorigin="12609,13215" coordsize="4343,988" o:gfxdata="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">
-                        <o:lock v:ext="edit" aspectratio="f"/>
-                        <v:shape id="图片 1" o:spid="_x0000_s1026" o:spt="75" alt="IMG_256" type="#_x0000_t75" style="position:absolute;left:12609;top:13215;height:989;width:781;" filled="f" o:preferrelative="t" stroked="f" coordsize="21600,21600" o:gfxdata="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">
-                          <v:fill on="f" focussize="0,0"/>
-                          <v:stroke on="f"/>
-                          <v:imagedata r:id="rId14" cropleft="17977f" croptop="19957f" cropright="20947f" cropbottom="11879f" chromakey="#AAA9A5" o:title=""/>
-                          <o:lock v:ext="edit" aspectratio="t"/>
-                        </v:shape>
-                        <v:shape id="图片 31" o:spid="_x0000_s1026" o:spt="75" alt="微信图片_20220215110121" type="#_x0000_t75" style="position:absolute;left:15718;top:13246;height:715;width:1234;" filled="f" o:preferrelative="t" stroked="f" coordsize="21600,21600" o:gfxdata="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">
-                          <v:fill on="f" focussize="0,0"/>
-                          <v:stroke on="f"/>
-                          <v:imagedata r:id="rId8" grayscale="t" bilevel="t" chromakey="#A09D98" o:title=""/>
-                          <o:lock v:ext="edit" aspectratio="t"/>
-                        </v:shape>
-                      </v:group>
-                      <v:shape id="图片 32" o:spid="_x0000_s1026" o:spt="75" type="#_x0000_t75" style="position:absolute;left:21945;top:6180;height:2273;width:2273;" filled="f" o:preferrelative="t" stroked="f" coordsize="21600,21600" o:gfxdata="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">
-                        <v:fill on="f" focussize="0,0"/>
-                        <v:stroke on="f"/>
-                        <v:imagedata r:id="rId10" o:title=""/>
-                        <o:lock v:ext="edit" aspectratio="t"/>
-                      </v:shape>
-                    </v:group>
-                  </w:pict>
-                </mc:Fallback>
-              </mc:AlternateContent>
-            </w:r>
           </w:p>
         </w:tc>
         <w:tc>
@@ -8992,6 +8595,8 @@
         </w:rPr>
         <w:t>{% endif %}</w:t>
       </w:r>
+      <w:bookmarkStart w:id="166" w:name="_GoBack"/>
+      <w:bookmarkEnd w:id="166"/>
       <w:r>
         <w:rPr>
           <w:rFonts w:ascii="Times New Roman" w:hAnsi="Times New Roman" w:eastAsia="微软雅黑" w:cs="黑体"/>
@@ -10787,8 +10392,8 @@
           <w:lang w:eastAsia="zh-CN"/>
         </w:rPr>
       </w:pPr>
-      <w:bookmarkStart w:id="48" w:name="_Toc22504"/>
-      <w:bookmarkStart w:id="49" w:name="_Toc19920"/>
+      <w:bookmarkStart w:id="48" w:name="_Toc19920"/>
+      <w:bookmarkStart w:id="49" w:name="_Toc22504"/>
       <w:r>
         <w:rPr>
           <w:rStyle w:val="37"/>
@@ -10848,16 +10453,16 @@
           <w:sz w:val="30"/>
         </w:rPr>
       </w:pPr>
-      <w:bookmarkStart w:id="50" w:name="_Toc32551"/>
-      <w:bookmarkStart w:id="51" w:name="_Toc27379"/>
-      <w:bookmarkStart w:id="52" w:name="_Toc5728"/>
-      <w:bookmarkStart w:id="53" w:name="_Toc107825552"/>
+      <w:bookmarkStart w:id="50" w:name="_Toc27379"/>
+      <w:bookmarkStart w:id="51" w:name="_Toc5728"/>
+      <w:bookmarkStart w:id="52" w:name="_Toc107825552"/>
+      <w:bookmarkStart w:id="53" w:name="_Toc32551"/>
       <w:bookmarkStart w:id="54" w:name="_Toc11015_WPSOffice_Level2"/>
-      <w:bookmarkStart w:id="55" w:name="_Toc6338"/>
-      <w:bookmarkStart w:id="56" w:name="_Toc15063"/>
-      <w:bookmarkStart w:id="57" w:name="_Toc23375"/>
-      <w:bookmarkStart w:id="58" w:name="_Toc18062_WPSOffice_Level2"/>
-      <w:bookmarkStart w:id="59" w:name="_Toc9088"/>
+      <w:bookmarkStart w:id="55" w:name="_Toc23375"/>
+      <w:bookmarkStart w:id="56" w:name="_Toc6338"/>
+      <w:bookmarkStart w:id="57" w:name="_Toc9088"/>
+      <w:bookmarkStart w:id="58" w:name="_Toc15063"/>
+      <w:bookmarkStart w:id="59" w:name="_Toc18062_WPSOffice_Level2"/>
       <w:r>
         <w:rPr>
           <w:rFonts w:ascii="Times New Roman" w:hAnsi="Times New Roman"/>
@@ -11112,12 +10717,6 @@
             <w:insideH w:val="single" w:color="A4A4A4" w:sz="4" w:space="0"/>
             <w:insideV w:val="single" w:color="A4A4A4" w:sz="4" w:space="0"/>
           </w:tblBorders>
-          <w:tblCellMar>
-            <w:top w:w="0" w:type="dxa"/>
-            <w:left w:w="0" w:type="dxa"/>
-            <w:bottom w:w="0" w:type="dxa"/>
-            <w:right w:w="0" w:type="dxa"/>
-          </w:tblCellMar>
         </w:tblPrEx>
         <w:trPr>
           <w:trHeight w:val="510" w:hRule="atLeast"/>
@@ -15809,15 +15408,15 @@
       <w:bookmarkStart w:id="61" w:name="_Toc22117"/>
       <w:bookmarkStart w:id="62" w:name="_Toc149826009"/>
       <w:bookmarkStart w:id="63" w:name="_Toc149832733"/>
-      <w:bookmarkStart w:id="64" w:name="_Toc32443_WPSOffice_Level1"/>
-      <w:bookmarkStart w:id="65" w:name="_Toc180"/>
-      <w:bookmarkStart w:id="66" w:name="_Toc29372"/>
-      <w:bookmarkStart w:id="67" w:name="_Toc107825555"/>
-      <w:bookmarkStart w:id="68" w:name="_Toc23903"/>
-      <w:bookmarkStart w:id="69" w:name="_Toc23846_WPSOffice_Level1"/>
-      <w:bookmarkStart w:id="70" w:name="_Toc24960"/>
-      <w:bookmarkStart w:id="71" w:name="_Toc25727"/>
-      <w:bookmarkStart w:id="72" w:name="_Toc4331_WPSOffice_Level1"/>
+      <w:bookmarkStart w:id="64" w:name="_Toc107825555"/>
+      <w:bookmarkStart w:id="65" w:name="_Toc23846_WPSOffice_Level1"/>
+      <w:bookmarkStart w:id="66" w:name="_Toc24960"/>
+      <w:bookmarkStart w:id="67" w:name="_Toc25727"/>
+      <w:bookmarkStart w:id="68" w:name="_Toc4331_WPSOffice_Level1"/>
+      <w:bookmarkStart w:id="69" w:name="_Toc23903"/>
+      <w:bookmarkStart w:id="70" w:name="_Toc180"/>
+      <w:bookmarkStart w:id="71" w:name="_Toc29372"/>
+      <w:bookmarkStart w:id="72" w:name="_Toc32443_WPSOffice_Level1"/>
       <w:r>
         <w:rPr>
           <w:rFonts w:hint="default" w:ascii="Times New Roman" w:hAnsi="Times New Roman" w:eastAsia="微软雅黑" w:cs="Times New Roman"/>
@@ -16436,11 +16035,11 @@
           <w:lang w:eastAsia="zh-CN"/>
         </w:rPr>
       </w:pPr>
-      <w:bookmarkStart w:id="74" w:name="_Toc149832735"/>
-      <w:bookmarkStart w:id="75" w:name="_Toc149826011"/>
+      <w:bookmarkStart w:id="74" w:name="_Toc8496"/>
+      <w:bookmarkStart w:id="75" w:name="_Toc149832735"/>
       <w:bookmarkStart w:id="76" w:name="_Toc19989"/>
       <w:bookmarkStart w:id="77" w:name="_Toc16158"/>
-      <w:bookmarkStart w:id="78" w:name="_Toc8496"/>
+      <w:bookmarkStart w:id="78" w:name="_Toc149826011"/>
       <w:r>
         <w:rPr>
           <w:rFonts w:hint="eastAsia"/>
@@ -19607,8 +19206,8 @@
           <w:lang w:eastAsia="zh-CN"/>
         </w:rPr>
       </w:pPr>
-      <w:bookmarkStart w:id="79" w:name="_Toc26760"/>
-      <w:bookmarkStart w:id="80" w:name="_Toc7510"/>
+      <w:bookmarkStart w:id="79" w:name="_Toc7510"/>
+      <w:bookmarkStart w:id="80" w:name="_Toc26760"/>
       <w:r>
         <w:rPr>
           <w:rFonts w:hint="eastAsia"/>
@@ -21088,8 +20687,6 @@
           <w:lang w:eastAsia="zh-CN"/>
         </w:rPr>
       </w:pPr>
-      <w:bookmarkStart w:id="166" w:name="_GoBack"/>
-      <w:bookmarkEnd w:id="166"/>
     </w:p>
     <w:p>
       <w:pPr>
@@ -21219,20 +20816,20 @@
           <w:lang w:eastAsia="zh-CN"/>
         </w:rPr>
       </w:pPr>
-      <w:bookmarkStart w:id="83" w:name="_Toc23822"/>
-      <w:bookmarkStart w:id="84" w:name="_Toc32302"/>
+      <w:bookmarkStart w:id="83" w:name="_Toc32302"/>
+      <w:bookmarkStart w:id="84" w:name="_Toc23822"/>
       <w:bookmarkStart w:id="85" w:name="_Toc8516"/>
       <w:bookmarkStart w:id="86" w:name="_Toc149832737"/>
       <w:bookmarkStart w:id="87" w:name="_Toc149826013"/>
       <w:bookmarkStart w:id="88" w:name="_Toc6997"/>
       <w:bookmarkStart w:id="89" w:name="_Toc28240"/>
-      <w:bookmarkStart w:id="90" w:name="_Toc27302"/>
-      <w:bookmarkStart w:id="91" w:name="_Toc13196_WPSOffice_Level1"/>
-      <w:bookmarkStart w:id="92" w:name="_Toc1707_WPSOffice_Level1"/>
-      <w:bookmarkStart w:id="93" w:name="_Toc107825561"/>
-      <w:bookmarkStart w:id="94" w:name="_Toc21764_WPSOffice_Level1"/>
-      <w:bookmarkStart w:id="95" w:name="_Toc13698"/>
-      <w:bookmarkStart w:id="96" w:name="_Toc11294"/>
+      <w:bookmarkStart w:id="90" w:name="_Toc107825561"/>
+      <w:bookmarkStart w:id="91" w:name="_Toc13698"/>
+      <w:bookmarkStart w:id="92" w:name="_Toc11294"/>
+      <w:bookmarkStart w:id="93" w:name="_Toc21764_WPSOffice_Level1"/>
+      <w:bookmarkStart w:id="94" w:name="_Toc13196_WPSOffice_Level1"/>
+      <w:bookmarkStart w:id="95" w:name="_Toc27302"/>
+      <w:bookmarkStart w:id="96" w:name="_Toc1707_WPSOffice_Level1"/>
       <w:bookmarkStart w:id="97" w:name="_Toc16835"/>
       <w:r>
         <w:rPr>
@@ -30377,16 +29974,16 @@
           <w:lang w:eastAsia="zh-CN"/>
         </w:rPr>
       </w:pPr>
-      <w:bookmarkStart w:id="100" w:name="_Toc32150"/>
-      <w:bookmarkStart w:id="101" w:name="_Toc9066"/>
-      <w:bookmarkStart w:id="102" w:name="_Toc4882"/>
-      <w:bookmarkStart w:id="103" w:name="_Toc3674"/>
-      <w:bookmarkStart w:id="104" w:name="_Toc8676"/>
+      <w:bookmarkStart w:id="100" w:name="_Toc9066"/>
+      <w:bookmarkStart w:id="101" w:name="_Toc3674"/>
+      <w:bookmarkStart w:id="102" w:name="_Toc8676"/>
+      <w:bookmarkStart w:id="103" w:name="_Toc24085_WPSOffice_Level1"/>
+      <w:bookmarkStart w:id="104" w:name="_Toc28605"/>
       <w:bookmarkStart w:id="105" w:name="_Toc27230"/>
-      <w:bookmarkStart w:id="106" w:name="_Toc28605"/>
-      <w:bookmarkStart w:id="107" w:name="_Toc24085_WPSOffice_Level1"/>
+      <w:bookmarkStart w:id="106" w:name="_Toc14255_WPSOffice_Level1"/>
+      <w:bookmarkStart w:id="107" w:name="_Toc4882"/>
       <w:bookmarkStart w:id="108" w:name="_Toc15840_WPSOffice_Level1"/>
-      <w:bookmarkStart w:id="109" w:name="_Toc14255_WPSOffice_Level1"/>
+      <w:bookmarkStart w:id="109" w:name="_Toc32150"/>
       <w:bookmarkStart w:id="110" w:name="_Toc23688"/>
       <w:bookmarkStart w:id="111" w:name="_Toc11896_WPSOffice_Level1"/>
       <w:bookmarkStart w:id="112" w:name="_Toc28810_WPSOffice_Level1"/>
@@ -32622,8 +32219,8 @@
           <w:lang w:eastAsia="zh-CN"/>
         </w:rPr>
       </w:pPr>
-      <w:bookmarkStart w:id="114" w:name="_Toc4303"/>
-      <w:bookmarkStart w:id="115" w:name="_Hlk33190413"/>
+      <w:bookmarkStart w:id="114" w:name="_Hlk33190413"/>
+      <w:bookmarkStart w:id="115" w:name="_Toc4303"/>
       <w:bookmarkStart w:id="116" w:name="_Toc107330130"/>
       <w:bookmarkStart w:id="117" w:name="_Toc31843"/>
       <w:bookmarkStart w:id="118" w:name="_Toc24780"/>
@@ -33129,11 +32726,11 @@
           <w:lang w:eastAsia="zh-CN"/>
         </w:rPr>
       </w:pPr>
-      <w:bookmarkStart w:id="119" w:name="_Toc4640"/>
-      <w:bookmarkStart w:id="120" w:name="_Toc31498"/>
-      <w:bookmarkStart w:id="121" w:name="_Toc28435"/>
-      <w:bookmarkStart w:id="122" w:name="_Toc107825567"/>
-      <w:bookmarkStart w:id="123" w:name="_Toc771"/>
+      <w:bookmarkStart w:id="119" w:name="_Toc31498"/>
+      <w:bookmarkStart w:id="120" w:name="_Toc107825567"/>
+      <w:bookmarkStart w:id="121" w:name="_Toc771"/>
+      <w:bookmarkStart w:id="122" w:name="_Toc4640"/>
+      <w:bookmarkStart w:id="123" w:name="_Toc28435"/>
       <w:r>
         <w:rPr>
           <w:rFonts w:hint="eastAsia" w:ascii="Times New Roman" w:hAnsi="Times New Roman"/>
@@ -33233,18 +32830,18 @@
                 </w14:textFill>
               </w:rPr>
             </w:pPr>
-            <w:bookmarkStart w:id="124" w:name="_Toc14645_WPSOffice_Level1"/>
-            <w:bookmarkStart w:id="125" w:name="_Toc15690"/>
-            <w:bookmarkStart w:id="126" w:name="_Toc22381"/>
-            <w:bookmarkStart w:id="127" w:name="_Toc13557_WPSOffice_Level1"/>
-            <w:bookmarkStart w:id="128" w:name="_Toc25415_WPSOffice_Level1"/>
-            <w:bookmarkStart w:id="129" w:name="_Toc107825568"/>
-            <w:bookmarkStart w:id="130" w:name="_Toc11823"/>
-            <w:bookmarkStart w:id="131" w:name="_Toc32730"/>
+            <w:bookmarkStart w:id="124" w:name="_Toc107825568"/>
+            <w:bookmarkStart w:id="125" w:name="_Toc11823"/>
+            <w:bookmarkStart w:id="126" w:name="_Toc32730"/>
+            <w:bookmarkStart w:id="127" w:name="_Toc15690"/>
+            <w:bookmarkStart w:id="128" w:name="_Toc13557_WPSOffice_Level1"/>
+            <w:bookmarkStart w:id="129" w:name="_Toc25415_WPSOffice_Level1"/>
+            <w:bookmarkStart w:id="130" w:name="_Toc22381"/>
+            <w:bookmarkStart w:id="131" w:name="_Toc14645_WPSOffice_Level1"/>
             <w:bookmarkStart w:id="132" w:name="_Toc28454_WPSOffice_Level1"/>
-            <w:bookmarkStart w:id="133" w:name="_Toc20170_WPSOffice_Level1"/>
-            <w:bookmarkStart w:id="134" w:name="_Toc26985_WPSOffice_Level1"/>
-            <w:bookmarkStart w:id="135" w:name="_Toc5476"/>
+            <w:bookmarkStart w:id="133" w:name="_Toc5476"/>
+            <w:bookmarkStart w:id="134" w:name="_Toc20170_WPSOffice_Level1"/>
+            <w:bookmarkStart w:id="135" w:name="_Toc26985_WPSOffice_Level1"/>
             <w:r>
               <w:rPr>
                 <w:rFonts w:hint="default" w:ascii="Times New Roman" w:hAnsi="Times New Roman" w:eastAsia="微软雅黑" w:cs="Times New Roman"/>
@@ -33844,17 +33441,17 @@
           <w:lang w:eastAsia="zh-CN"/>
         </w:rPr>
       </w:pPr>
-      <w:bookmarkStart w:id="136" w:name="_Toc19099"/>
-      <w:bookmarkStart w:id="137" w:name="_Toc28910_WPSOffice_Level1"/>
-      <w:bookmarkStart w:id="138" w:name="_Toc5711"/>
-      <w:bookmarkStart w:id="139" w:name="_Toc7549"/>
-      <w:bookmarkStart w:id="140" w:name="_Toc107825569"/>
-      <w:bookmarkStart w:id="141" w:name="_Toc10119"/>
-      <w:bookmarkStart w:id="142" w:name="_Toc14772"/>
-      <w:bookmarkStart w:id="143" w:name="_Toc16368_WPSOffice_Level1"/>
-      <w:bookmarkStart w:id="144" w:name="_Toc11722"/>
-      <w:bookmarkStart w:id="145" w:name="_Toc29696"/>
-      <w:bookmarkStart w:id="146" w:name="_Toc22484_WPSOffice_Level1"/>
+      <w:bookmarkStart w:id="136" w:name="_Toc5711"/>
+      <w:bookmarkStart w:id="137" w:name="_Toc7549"/>
+      <w:bookmarkStart w:id="138" w:name="_Toc16368_WPSOffice_Level1"/>
+      <w:bookmarkStart w:id="139" w:name="_Toc22484_WPSOffice_Level1"/>
+      <w:bookmarkStart w:id="140" w:name="_Toc29696"/>
+      <w:bookmarkStart w:id="141" w:name="_Toc28910_WPSOffice_Level1"/>
+      <w:bookmarkStart w:id="142" w:name="_Toc19099"/>
+      <w:bookmarkStart w:id="143" w:name="_Toc11722"/>
+      <w:bookmarkStart w:id="144" w:name="_Toc14772"/>
+      <w:bookmarkStart w:id="145" w:name="_Toc10119"/>
+      <w:bookmarkStart w:id="146" w:name="_Toc107825569"/>
       <w:r>
         <w:rPr>
           <w:rFonts w:hint="eastAsia" w:ascii="Times New Roman" w:hAnsi="Times New Roman"/>
@@ -34320,9 +33917,9 @@
           <w:lang w:eastAsia="zh-CN"/>
         </w:rPr>
       </w:pPr>
-      <w:bookmarkStart w:id="147" w:name="_Toc107825570"/>
-      <w:bookmarkStart w:id="148" w:name="_Toc27034"/>
-      <w:bookmarkStart w:id="149" w:name="_Toc8911"/>
+      <w:bookmarkStart w:id="147" w:name="_Toc8911"/>
+      <w:bookmarkStart w:id="148" w:name="_Toc107825570"/>
+      <w:bookmarkStart w:id="149" w:name="_Toc27034"/>
       <w:r>
         <w:rPr>
           <w:rFonts w:ascii="Times New Roman" w:hAnsi="Times New Roman" w:eastAsia="微软雅黑" w:cs="Times New Roman"/>
@@ -34664,14 +34261,14 @@
       <w:bookmarkStart w:id="155" w:name="_Toc9662"/>
       <w:bookmarkStart w:id="156" w:name="_Toc21361"/>
       <w:bookmarkStart w:id="157" w:name="_Toc30837"/>
-      <w:bookmarkStart w:id="158" w:name="_Toc16927"/>
-      <w:bookmarkStart w:id="159" w:name="_Toc107825571"/>
-      <w:bookmarkStart w:id="160" w:name="_Toc19584_WPSOffice_Level1"/>
-      <w:bookmarkStart w:id="161" w:name="_Toc22162_WPSOffice_Level1"/>
+      <w:bookmarkStart w:id="158" w:name="_Toc107825571"/>
+      <w:bookmarkStart w:id="159" w:name="_Toc16927"/>
+      <w:bookmarkStart w:id="160" w:name="_Toc17792_WPSOffice_Level2"/>
+      <w:bookmarkStart w:id="161" w:name="_Toc19584_WPSOffice_Level1"/>
       <w:bookmarkStart w:id="162" w:name="_Toc22623"/>
-      <w:bookmarkStart w:id="163" w:name="_Toc14611_WPSOffice_Level1"/>
-      <w:bookmarkStart w:id="164" w:name="_Toc13275"/>
-      <w:bookmarkStart w:id="165" w:name="_Toc17792_WPSOffice_Level2"/>
+      <w:bookmarkStart w:id="163" w:name="_Toc22162_WPSOffice_Level1"/>
+      <w:bookmarkStart w:id="164" w:name="_Toc14611_WPSOffice_Level1"/>
+      <w:bookmarkStart w:id="165" w:name="_Toc13275"/>
       <w:r>
         <w:rPr>
           <w:rFonts w:hint="eastAsia" w:ascii="Times New Roman" w:hAnsi="Times New Roman"/>
@@ -40354,16 +39951,11 @@
   <customSectProps>
     <customSectPr/>
     <customSectPr/>
-    <customSectPr/>
   </customSectProps>
   <customShpExts>
     <customShpInfo spid="_x0000_s1026" textRotate="1"/>
   </customShpExts>
 </s:customData>
-</file>
-
-<file path=customXml/item2.xml><?xml version="1.0" encoding="utf-8"?>
-<b:Sources xmlns:b="http://schemas.openxmlformats.org/officeDocument/2006/bibliography" xmlns="http://schemas.openxmlformats.org/officeDocument/2006/bibliography" SelectedStyle="\APA.XSL" StyleName="APA"/>
 </file>
 
 <file path=customXml/itemProps1.xml><?xml version="1.0" encoding="utf-8"?>
@@ -40372,10 +39964,4 @@
     <ds:schemaRef ds:uri="http://www.wps.cn/officeDocument/2013/wpsCustomData"/>
   </ds:schemaRefs>
 </ds:datastoreItem>
-</file>
-
-<file path=customXml/itemProps2.xml><?xml version="1.0" encoding="utf-8"?>
-<ds:datastoreItem xmlns:ds="http://schemas.openxmlformats.org/officeDocument/2006/customXml" ds:itemID="{AF0FCD33-2FD2-40CF-9CDF-F2193CE32997}">
-  <ds:schemaRefs/>
-</ds:datastoreItem>
 </file>
--- a/WebContent/docx/肺癌49报告-苏州九院.docx
+++ b/WebContent/docx/肺癌49报告-苏州九院.docx
@@ -3340,16 +3340,16 @@
           </w14:shadow>
         </w:rPr>
       </w:pPr>
-      <w:bookmarkStart w:id="2" w:name="_Toc21009_WPSOffice_Level1"/>
-      <w:bookmarkStart w:id="3" w:name="_Toc21669"/>
-      <w:bookmarkStart w:id="4" w:name="_Toc3619"/>
-      <w:bookmarkStart w:id="5" w:name="_Toc13806"/>
-      <w:bookmarkStart w:id="6" w:name="_Toc14123"/>
-      <w:bookmarkStart w:id="7" w:name="_Toc23629"/>
-      <w:bookmarkStart w:id="8" w:name="_Toc17837"/>
-      <w:bookmarkStart w:id="9" w:name="_Toc24178_WPSOffice_Level1"/>
-      <w:bookmarkStart w:id="10" w:name="_Toc107825547"/>
-      <w:bookmarkStart w:id="11" w:name="_Toc30143_WPSOffice_Level1"/>
+      <w:bookmarkStart w:id="2" w:name="_Toc17837"/>
+      <w:bookmarkStart w:id="3" w:name="_Toc24178_WPSOffice_Level1"/>
+      <w:bookmarkStart w:id="4" w:name="_Toc21009_WPSOffice_Level1"/>
+      <w:bookmarkStart w:id="5" w:name="_Toc3619"/>
+      <w:bookmarkStart w:id="6" w:name="_Toc13806"/>
+      <w:bookmarkStart w:id="7" w:name="_Toc21669"/>
+      <w:bookmarkStart w:id="8" w:name="_Toc23629"/>
+      <w:bookmarkStart w:id="9" w:name="_Toc14123"/>
+      <w:bookmarkStart w:id="10" w:name="_Toc30143_WPSOffice_Level1"/>
+      <w:bookmarkStart w:id="11" w:name="_Toc107825547"/>
       <w:r>
         <w:rPr>
           <w:rFonts w:ascii="Times New Roman" w:hAnsi="Times New Roman"/>
@@ -4226,13 +4226,13 @@
           </w14:shadow>
         </w:rPr>
       </w:pPr>
-      <w:bookmarkStart w:id="12" w:name="_Toc18062_WPSOffice_Level1"/>
-      <w:bookmarkStart w:id="13" w:name="_Toc11015_WPSOffice_Level1"/>
-      <w:bookmarkStart w:id="14" w:name="_Toc107825548"/>
-      <w:bookmarkStart w:id="15" w:name="_Toc1775"/>
-      <w:bookmarkStart w:id="16" w:name="_Toc7021_WPSOffice_Level1"/>
-      <w:bookmarkStart w:id="17" w:name="_Toc17451"/>
-      <w:bookmarkStart w:id="18" w:name="_Toc13210"/>
+      <w:bookmarkStart w:id="12" w:name="_Toc13210"/>
+      <w:bookmarkStart w:id="13" w:name="_Toc18062_WPSOffice_Level1"/>
+      <w:bookmarkStart w:id="14" w:name="_Toc11015_WPSOffice_Level1"/>
+      <w:bookmarkStart w:id="15" w:name="_Toc107825548"/>
+      <w:bookmarkStart w:id="16" w:name="_Toc1775"/>
+      <w:bookmarkStart w:id="17" w:name="_Toc7021_WPSOffice_Level1"/>
+      <w:bookmarkStart w:id="18" w:name="_Toc17451"/>
       <w:bookmarkStart w:id="19" w:name="_Toc26731"/>
       <w:bookmarkStart w:id="20" w:name="_Toc29272"/>
       <w:bookmarkStart w:id="21" w:name="_Toc3823"/>
@@ -4482,13 +4482,13 @@
       </w:pPr>
       <w:bookmarkStart w:id="23" w:name="_Toc6221_WPSOffice_Level1"/>
       <w:bookmarkStart w:id="24" w:name="_Toc18058"/>
-      <w:bookmarkStart w:id="25" w:name="_Toc25920"/>
-      <w:bookmarkStart w:id="26" w:name="_Toc23369_WPSOffice_Level1"/>
-      <w:bookmarkStart w:id="27" w:name="_Toc12582"/>
-      <w:bookmarkStart w:id="28" w:name="_Toc107825549"/>
+      <w:bookmarkStart w:id="25" w:name="_Toc23369_WPSOffice_Level1"/>
+      <w:bookmarkStart w:id="26" w:name="_Toc25920"/>
+      <w:bookmarkStart w:id="27" w:name="_Toc107825549"/>
+      <w:bookmarkStart w:id="28" w:name="_Toc12582"/>
       <w:bookmarkStart w:id="29" w:name="_Toc16576"/>
-      <w:bookmarkStart w:id="30" w:name="_Toc23690"/>
-      <w:bookmarkStart w:id="31" w:name="_Toc14855"/>
+      <w:bookmarkStart w:id="30" w:name="_Toc14855"/>
+      <w:bookmarkStart w:id="31" w:name="_Toc23690"/>
       <w:r>
         <w:rPr>
           <w:rStyle w:val="37"/>
@@ -4564,9 +4564,9 @@
           <w:lang w:eastAsia="zh-CN" w:bidi="ar"/>
         </w:rPr>
       </w:pPr>
-      <w:bookmarkStart w:id="32" w:name="_Toc28333"/>
+      <w:bookmarkStart w:id="32" w:name="_Toc20741"/>
       <w:bookmarkStart w:id="33" w:name="_Toc149837254"/>
-      <w:bookmarkStart w:id="34" w:name="_Toc20741"/>
+      <w:bookmarkStart w:id="34" w:name="_Toc28333"/>
       <w:r>
         <w:rPr>
           <w:rFonts w:hint="eastAsia"/>
@@ -5482,15 +5482,15 @@
           <w:szCs w:val="18"/>
         </w:rPr>
       </w:pPr>
-      <w:bookmarkStart w:id="35" w:name="_Toc14270"/>
-      <w:bookmarkStart w:id="36" w:name="_Toc21059"/>
+      <w:bookmarkStart w:id="35" w:name="_Toc21059"/>
+      <w:bookmarkStart w:id="36" w:name="_Toc14270"/>
       <w:bookmarkStart w:id="37" w:name="_Toc19898_WPSOffice_Level1"/>
-      <w:bookmarkStart w:id="38" w:name="_Toc2866"/>
+      <w:bookmarkStart w:id="38" w:name="_Toc20136_WPSOffice_Level1"/>
       <w:bookmarkStart w:id="39" w:name="_Toc24235"/>
-      <w:bookmarkStart w:id="40" w:name="_Toc20136_WPSOffice_Level1"/>
-      <w:bookmarkStart w:id="41" w:name="_Toc107825550"/>
-      <w:bookmarkStart w:id="42" w:name="_Toc22132"/>
-      <w:bookmarkStart w:id="43" w:name="_Toc2781"/>
+      <w:bookmarkStart w:id="40" w:name="_Toc22132"/>
+      <w:bookmarkStart w:id="41" w:name="_Toc2866"/>
+      <w:bookmarkStart w:id="42" w:name="_Toc2781"/>
+      <w:bookmarkStart w:id="43" w:name="_Toc107825550"/>
       <w:r>
         <w:rPr>
           <w:rFonts w:hint="eastAsia" w:ascii="微软雅黑" w:hAnsi="微软雅黑" w:eastAsia="微软雅黑" w:cs="微软雅黑"/>
@@ -5582,10 +5582,10 @@
     <w:p>
       <w:pPr>
         <w:rPr>
-          <w:rFonts w:hint="default" w:ascii="Times New Roman" w:hAnsi="Times New Roman" w:eastAsia="微软雅黑" w:cs="Times New Roman"/>
+          <w:rFonts w:ascii="Times New Roman" w:hAnsi="Times New Roman" w:eastAsia="微软雅黑" w:cs="Times New Roman"/>
           <w:sz w:val="24"/>
           <w:szCs w:val="24"/>
-          <w:lang w:val="en-US" w:eastAsia="zh-CN"/>
+          <w:lang w:eastAsia="zh-CN"/>
         </w:rPr>
       </w:pPr>
       <w:bookmarkStart w:id="44" w:name="_Toc149832729"/>
@@ -5731,24 +5731,21 @@
               </w:rPr>
             </w:pPr>
             <w:r>
-              <w:rPr>
-                <w:sz w:val="22"/>
-              </w:rPr>
               <mc:AlternateContent>
                 <mc:Choice Requires="wpg">
                   <w:drawing>
                     <wp:anchor distT="0" distB="0" distL="114300" distR="114300" simplePos="0" relativeHeight="251660288" behindDoc="0" locked="0" layoutInCell="1" allowOverlap="1">
                       <wp:simplePos x="0" y="0"/>
                       <wp:positionH relativeFrom="column">
-                        <wp:posOffset>0</wp:posOffset>
+                        <wp:posOffset>31115</wp:posOffset>
                       </wp:positionH>
                       <wp:positionV relativeFrom="paragraph">
-                        <wp:posOffset>-460375</wp:posOffset>
+                        <wp:posOffset>-547370</wp:posOffset>
                       </wp:positionV>
-                      <wp:extent cx="3080385" cy="1442720"/>
-                      <wp:effectExtent l="0" t="0" r="13335" b="5080"/>
+                      <wp:extent cx="3160395" cy="1441450"/>
+                      <wp:effectExtent l="0" t="0" r="9525" b="6350"/>
                       <wp:wrapNone/>
-                      <wp:docPr id="34" name="组合 34"/>
+                      <wp:docPr id="52" name="组合 52"/>
                       <wp:cNvGraphicFramePr/>
                       <a:graphic xmlns:a="http://schemas.openxmlformats.org/drawingml/2006/main">
                         <a:graphicData uri="http://schemas.microsoft.com/office/word/2010/wordprocessingGroup">
@@ -5757,25 +5754,25 @@
                             <wpg:grpSpPr>
                               <a:xfrm>
                                 <a:off x="0" y="0"/>
-                                <a:ext cx="3080385" cy="1442720"/>
-                                <a:chOff x="17956" y="37747"/>
-                                <a:chExt cx="4851" cy="2272"/>
+                                <a:ext cx="3160395" cy="1441450"/>
+                                <a:chOff x="10964" y="3809"/>
+                                <a:chExt cx="4977" cy="2270"/>
                               </a:xfrm>
                             </wpg:grpSpPr>
                             <wpg:grpSp>
-                              <wpg:cNvPr id="35" name="组合 16"/>
+                              <wpg:cNvPr id="53" name="组合 6"/>
                               <wpg:cNvGrpSpPr/>
                               <wpg:grpSpPr>
                                 <a:xfrm>
-                                  <a:off x="17956" y="38313"/>
-                                  <a:ext cx="4049" cy="646"/>
-                                  <a:chOff x="17956" y="38313"/>
-                                  <a:chExt cx="4049" cy="646"/>
+                                  <a:off x="10964" y="4438"/>
+                                  <a:ext cx="4577" cy="734"/>
+                                  <a:chOff x="10964" y="4438"/>
+                                  <a:chExt cx="4577" cy="734"/>
                                 </a:xfrm>
                               </wpg:grpSpPr>
                               <pic:pic xmlns:pic="http://schemas.openxmlformats.org/drawingml/2006/picture">
                                 <pic:nvPicPr>
-                                  <pic:cNvPr id="12" name="图片 29" descr="IMG_256"/>
+                                  <pic:cNvPr id="1" name="图片 30" descr="微信图片_20220215110121"/>
                                   <pic:cNvPicPr>
                                     <a:picLocks noChangeAspect="1"/>
                                   </pic:cNvPicPr>
@@ -5784,17 +5781,18 @@
                                   <a:blip r:embed="rId8">
                                     <a:clrChange>
                                       <a:clrFrom>
-                                        <a:srgbClr val="FFFFFF">
+                                        <a:srgbClr val="A09D98">
                                           <a:alpha val="100000"/>
                                         </a:srgbClr>
                                       </a:clrFrom>
                                       <a:clrTo>
-                                        <a:srgbClr val="FFFFFF">
+                                        <a:srgbClr val="A09D98">
                                           <a:alpha val="100000"/>
                                           <a:alpha val="0"/>
                                         </a:srgbClr>
                                       </a:clrTo>
                                     </a:clrChange>
+                                    <a:biLevel thresh="50000"/>
                                   </a:blip>
                                   <a:stretch>
                                     <a:fillRect/>
@@ -5802,46 +5800,57 @@
                                 </pic:blipFill>
                                 <pic:spPr>
                                   <a:xfrm>
-                                    <a:off x="21031" y="38313"/>
-                                    <a:ext cx="975" cy="570"/>
-                                  </a:xfrm>
-                                  <a:prstGeom prst="rect">
-                                    <a:avLst/>
-                                  </a:prstGeom>
-                                  <a:noFill/>
-                                  <a:ln w="9525">
-                                    <a:noFill/>
-                                  </a:ln>
-                                </pic:spPr>
-                              </pic:pic>
-                              <pic:pic xmlns:pic="http://schemas.openxmlformats.org/drawingml/2006/picture">
-                                <pic:nvPicPr>
-                                  <pic:cNvPr id="15" name="图片 15" descr="c9514d16fd70679bf0495aeebb03c72d_compress"/>
-                                  <pic:cNvPicPr>
-                                    <a:picLocks noChangeAspect="1"/>
-                                  </pic:cNvPicPr>
-                                </pic:nvPicPr>
-                                <pic:blipFill>
-                                  <a:blip r:embed="rId9"/>
-                                  <a:srcRect l="21003" t="56913" r="27176" b="26386"/>
-                                  <a:stretch>
-                                    <a:fillRect/>
-                                  </a:stretch>
-                                </pic:blipFill>
-                                <pic:spPr>
-                                  <a:xfrm>
-                                    <a:off x="17956" y="38485"/>
-                                    <a:ext cx="1550" cy="475"/>
+                                    <a:off x="10964" y="4458"/>
+                                    <a:ext cx="1234" cy="715"/>
                                   </a:xfrm>
                                   <a:prstGeom prst="rect">
                                     <a:avLst/>
                                   </a:prstGeom>
                                 </pic:spPr>
                               </pic:pic>
+                              <pic:pic xmlns:pic="http://schemas.openxmlformats.org/drawingml/2006/picture">
+                                <pic:nvPicPr>
+                                  <pic:cNvPr id="2" name="图片 34" descr="晓敏"/>
+                                  <pic:cNvPicPr>
+                                    <a:picLocks noChangeAspect="1"/>
+                                  </pic:cNvPicPr>
+                                </pic:nvPicPr>
+                                <pic:blipFill>
+                                  <a:blip r:embed="rId9">
+                                    <a:clrChange>
+                                      <a:clrFrom>
+                                        <a:srgbClr val="949FA1"/>
+                                      </a:clrFrom>
+                                      <a:clrTo>
+                                        <a:srgbClr val="949FA1">
+                                          <a:alpha val="0"/>
+                                        </a:srgbClr>
+                                      </a:clrTo>
+                                    </a:clrChange>
+                                  </a:blip>
+                                  <a:srcRect l="34062" t="26445" r="34097" b="9325"/>
+                                  <a:stretch>
+                                    <a:fillRect/>
+                                  </a:stretch>
+                                </pic:blipFill>
+                                <pic:spPr>
+                                  <a:xfrm rot="16200000">
+                                    <a:off x="14524" y="3981"/>
+                                    <a:ext cx="560" cy="1475"/>
+                                  </a:xfrm>
+                                  <a:prstGeom prst="rect">
+                                    <a:avLst/>
+                                  </a:prstGeom>
+                                  <a:noFill/>
+                                  <a:ln>
+                                    <a:noFill/>
+                                  </a:ln>
+                                </pic:spPr>
+                              </pic:pic>
                             </wpg:grpSp>
                             <pic:pic xmlns:pic="http://schemas.openxmlformats.org/drawingml/2006/picture">
                               <pic:nvPicPr>
-                                <pic:cNvPr id="18" name="图片 25"/>
+                                <pic:cNvPr id="3" name="图片 8"/>
                                 <pic:cNvPicPr>
                                   <a:picLocks noChangeAspect="1" noChangeArrowheads="1"/>
                                 </pic:cNvPicPr>
@@ -5861,8 +5870,8 @@
                               </pic:blipFill>
                               <pic:spPr>
                                 <a:xfrm>
-                                  <a:off x="20535" y="37747"/>
-                                  <a:ext cx="2273" cy="2273"/>
+                                  <a:off x="13671" y="3809"/>
+                                  <a:ext cx="2271" cy="2271"/>
                                 </a:xfrm>
                                 <a:prstGeom prst="rect">
                                   <a:avLst/>
@@ -5881,24 +5890,24 @@
                 </mc:Choice>
                 <mc:Fallback>
                   <w:pict>
-                    <v:group id="_x0000_s1026" o:spid="_x0000_s1026" o:spt="203" style="position:absolute;left:0pt;margin-left:0pt;margin-top:-36.25pt;height:113.6pt;width:242.55pt;z-index:251660288;mso-width-relative:page;mso-height-relative:page;" coordorigin="17956,37747" coordsize="4851,2272" o:gfxdata="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">
+                    <v:group id="_x0000_s1026" o:spid="_x0000_s1026" o:spt="203" style="position:absolute;left:0pt;margin-left:2.45pt;margin-top:-43.1pt;height:113.5pt;width:248.85pt;z-index:251660288;mso-width-relative:page;mso-height-relative:page;" coordorigin="10964,3809" coordsize="4977,2270" o:gfxdata="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">
                       <o:lock v:ext="edit" aspectratio="f"/>
-                      <v:group id="组合 16" o:spid="_x0000_s1026" o:spt="203" style="position:absolute;left:17956;top:38313;height:646;width:4049;" coordorigin="17956,38313" coordsize="4049,646" o:gfxdata="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">
+                      <v:group id="组合 6" o:spid="_x0000_s1026" o:spt="203" style="position:absolute;left:10964;top:4438;height:734;width:4577;" coordorigin="10964,4438" coordsize="4577,734" o:gfxdata="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">
                         <o:lock v:ext="edit" aspectratio="f"/>
-                        <v:shape id="图片 29" o:spid="_x0000_s1026" o:spt="75" alt="IMG_256" type="#_x0000_t75" style="position:absolute;left:21031;top:38313;height:570;width:975;" filled="f" o:preferrelative="t" stroked="f" coordsize="21600,21600" o:gfxdata="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">
+                        <v:shape id="图片 30" o:spid="_x0000_s1026" o:spt="75" alt="微信图片_20220215110121" type="#_x0000_t75" style="position:absolute;left:10964;top:4458;height:715;width:1234;" filled="f" o:preferrelative="t" stroked="f" coordsize="21600,21600" o:gfxdata="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">
                           <v:fill on="f" focussize="0,0"/>
                           <v:stroke on="f"/>
-                          <v:imagedata r:id="rId8" chromakey="#FFFFFF" o:title=""/>
+                          <v:imagedata r:id="rId8" grayscale="t" bilevel="t" chromakey="#A09D98" o:title=""/>
                           <o:lock v:ext="edit" aspectratio="t"/>
                         </v:shape>
-                        <v:shape id="_x0000_s1026" o:spid="_x0000_s1026" o:spt="75" alt="c9514d16fd70679bf0495aeebb03c72d_compress" type="#_x0000_t75" style="position:absolute;left:17956;top:38485;height:475;width:1550;" filled="f" o:preferrelative="t" stroked="f" coordsize="21600,21600" o:gfxdata="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">
+                        <v:shape id="图片 34" o:spid="_x0000_s1026" o:spt="75" alt="晓敏" type="#_x0000_t75" style="position:absolute;left:14524;top:3981;height:1475;width:560;rotation:-5898240f;" filled="f" o:preferrelative="t" stroked="f" coordsize="21600,21600" o:gfxdata="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">
                           <v:fill on="f" focussize="0,0"/>
                           <v:stroke on="f"/>
-                          <v:imagedata r:id="rId9" cropleft="13765f" croptop="37299f" cropright="17810f" cropbottom="17292f" o:title=""/>
+                          <v:imagedata r:id="rId9" cropleft="22323f" croptop="17331f" cropright="22346f" cropbottom="6111f" chromakey="#949FA1" o:title=""/>
                           <o:lock v:ext="edit" aspectratio="t"/>
                         </v:shape>
                       </v:group>
-                      <v:shape id="图片 25" o:spid="_x0000_s1026" o:spt="75" type="#_x0000_t75" style="position:absolute;left:20535;top:37747;height:2273;width:2273;" filled="f" o:preferrelative="t" stroked="f" coordsize="21600,21600" o:gfxdata="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">
+                      <v:shape id="图片 8" o:spid="_x0000_s1026" o:spt="75" type="#_x0000_t75" style="position:absolute;left:13671;top:3809;height:2271;width:2271;" filled="f" o:preferrelative="t" stroked="f" coordsize="21600,21600" o:gfxdata="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">
                         <v:fill on="f" focussize="0,0"/>
                         <v:stroke on="f"/>
                         <v:imagedata r:id="rId10" o:title=""/>
@@ -6195,9 +6204,8 @@
     <w:p>
       <w:pPr>
         <w:rPr>
-          <w:rFonts w:hint="default"/>
           <w:sz w:val="24"/>
-          <w:lang w:val="en-US" w:eastAsia="zh-CN"/>
+          <w:lang w:eastAsia="zh-CN"/>
         </w:rPr>
       </w:pPr>
     </w:p>
@@ -6288,24 +6296,21 @@
               </w:rPr>
             </w:pPr>
             <w:r>
-              <w:rPr>
-                <w:sz w:val="22"/>
-              </w:rPr>
               <mc:AlternateContent>
                 <mc:Choice Requires="wpg">
                   <w:drawing>
                     <wp:anchor distT="0" distB="0" distL="114300" distR="114300" simplePos="0" relativeHeight="251661312" behindDoc="0" locked="0" layoutInCell="1" allowOverlap="1">
                       <wp:simplePos x="0" y="0"/>
                       <wp:positionH relativeFrom="column">
-                        <wp:posOffset>0</wp:posOffset>
+                        <wp:posOffset>-8255</wp:posOffset>
                       </wp:positionH>
                       <wp:positionV relativeFrom="paragraph">
-                        <wp:posOffset>-490855</wp:posOffset>
+                        <wp:posOffset>-472440</wp:posOffset>
                       </wp:positionV>
-                      <wp:extent cx="3135630" cy="1442720"/>
-                      <wp:effectExtent l="0" t="0" r="3810" b="5080"/>
+                      <wp:extent cx="3210560" cy="1443355"/>
+                      <wp:effectExtent l="0" t="0" r="5080" b="4445"/>
                       <wp:wrapNone/>
-                      <wp:docPr id="36" name="组合 36"/>
+                      <wp:docPr id="55" name="组合 55"/>
                       <wp:cNvGraphicFramePr/>
                       <a:graphic xmlns:a="http://schemas.openxmlformats.org/drawingml/2006/main">
                         <a:graphicData uri="http://schemas.microsoft.com/office/word/2010/wordprocessingGroup">
@@ -6314,49 +6319,64 @@
                             <wpg:grpSpPr>
                               <a:xfrm>
                                 <a:off x="0" y="0"/>
-                                <a:ext cx="3135630" cy="1442720"/>
-                                <a:chOff x="17956" y="39496"/>
-                                <a:chExt cx="4938" cy="2272"/>
+                                <a:ext cx="3210560" cy="1443355"/>
+                                <a:chOff x="7101" y="5724"/>
+                                <a:chExt cx="5056" cy="2273"/>
                               </a:xfrm>
                             </wpg:grpSpPr>
                             <wpg:grpSp>
-                              <wpg:cNvPr id="37" name="组合 30"/>
+                              <wpg:cNvPr id="56" name="组合 1"/>
                               <wpg:cNvGrpSpPr/>
                               <wpg:grpSpPr>
                                 <a:xfrm>
-                                  <a:off x="17956" y="40098"/>
-                                  <a:ext cx="4213" cy="570"/>
-                                  <a:chOff x="17956" y="40098"/>
-                                  <a:chExt cx="4213" cy="570"/>
+                                  <a:off x="7101" y="6197"/>
+                                  <a:ext cx="4377" cy="714"/>
+                                  <a:chOff x="7101" y="6197"/>
+                                  <a:chExt cx="4377" cy="714"/>
                                 </a:xfrm>
                               </wpg:grpSpPr>
                               <pic:pic xmlns:pic="http://schemas.openxmlformats.org/drawingml/2006/picture">
                                 <pic:nvPicPr>
-                                  <pic:cNvPr id="1" name="图片 1" descr="24f613a0-66be-430b-9e80-270d3393fac5"/>
+                                  <pic:cNvPr id="59" name="图片 34" descr="晓敏"/>
                                   <pic:cNvPicPr>
                                     <a:picLocks noChangeAspect="1"/>
                                   </pic:cNvPicPr>
                                 </pic:nvPicPr>
                                 <pic:blipFill>
-                                  <a:blip r:embed="rId11"/>
-                                  <a:srcRect l="43292" t="26660" r="21693" b="24394"/>
+                                  <a:blip r:embed="rId9">
+                                    <a:clrChange>
+                                      <a:clrFrom>
+                                        <a:srgbClr val="949FA1"/>
+                                      </a:clrFrom>
+                                      <a:clrTo>
+                                        <a:srgbClr val="949FA1">
+                                          <a:alpha val="0"/>
+                                        </a:srgbClr>
+                                      </a:clrTo>
+                                    </a:clrChange>
+                                  </a:blip>
+                                  <a:srcRect l="34062" t="26445" r="34097" b="9325"/>
                                   <a:stretch>
                                     <a:fillRect/>
                                   </a:stretch>
                                 </pic:blipFill>
                                 <pic:spPr>
                                   <a:xfrm rot="16200000">
-                                    <a:off x="18366" y="39740"/>
-                                    <a:ext cx="506" cy="1327"/>
+                                    <a:off x="7558" y="5850"/>
+                                    <a:ext cx="560" cy="1475"/>
                                   </a:xfrm>
                                   <a:prstGeom prst="rect">
                                     <a:avLst/>
                                   </a:prstGeom>
+                                  <a:noFill/>
+                                  <a:ln>
+                                    <a:noFill/>
+                                  </a:ln>
                                 </pic:spPr>
                               </pic:pic>
                               <pic:pic xmlns:pic="http://schemas.openxmlformats.org/drawingml/2006/picture">
                                 <pic:nvPicPr>
-                                  <pic:cNvPr id="29" name="图片 29" descr="IMG_256"/>
+                                  <pic:cNvPr id="45" name="图片 45" descr="微信图片_20220215110121"/>
                                   <pic:cNvPicPr>
                                     <a:picLocks noChangeAspect="1"/>
                                   </pic:cNvPicPr>
@@ -6365,17 +6385,18 @@
                                   <a:blip r:embed="rId8">
                                     <a:clrChange>
                                       <a:clrFrom>
-                                        <a:srgbClr val="FFFFFF">
+                                        <a:srgbClr val="A09D98">
                                           <a:alpha val="100000"/>
                                         </a:srgbClr>
                                       </a:clrFrom>
                                       <a:clrTo>
-                                        <a:srgbClr val="FFFFFF">
+                                        <a:srgbClr val="A09D98">
                                           <a:alpha val="100000"/>
                                           <a:alpha val="0"/>
                                         </a:srgbClr>
                                       </a:clrTo>
                                     </a:clrChange>
+                                    <a:biLevel thresh="50000"/>
                                   </a:blip>
                                   <a:stretch>
                                     <a:fillRect/>
@@ -6383,22 +6404,18 @@
                                 </pic:blipFill>
                                 <pic:spPr>
                                   <a:xfrm>
-                                    <a:off x="21195" y="40098"/>
-                                    <a:ext cx="975" cy="570"/>
+                                    <a:off x="10244" y="6197"/>
+                                    <a:ext cx="1234" cy="715"/>
                                   </a:xfrm>
                                   <a:prstGeom prst="rect">
                                     <a:avLst/>
                                   </a:prstGeom>
-                                  <a:noFill/>
-                                  <a:ln w="9525">
-                                    <a:noFill/>
-                                  </a:ln>
                                 </pic:spPr>
                               </pic:pic>
                             </wpg:grpSp>
                             <pic:pic xmlns:pic="http://schemas.openxmlformats.org/drawingml/2006/picture">
                               <pic:nvPicPr>
-                                <pic:cNvPr id="31" name="图片 25"/>
+                                <pic:cNvPr id="5" name="图片 4"/>
                                 <pic:cNvPicPr>
                                   <a:picLocks noChangeAspect="1" noChangeArrowheads="1"/>
                                 </pic:cNvPicPr>
@@ -6418,7 +6435,7 @@
                               </pic:blipFill>
                               <pic:spPr>
                                 <a:xfrm>
-                                  <a:off x="20622" y="39496"/>
+                                  <a:off x="9884" y="5724"/>
                                   <a:ext cx="2273" cy="2273"/>
                                 </a:xfrm>
                                 <a:prstGeom prst="rect">
@@ -6438,24 +6455,24 @@
                 </mc:Choice>
                 <mc:Fallback>
                   <w:pict>
-                    <v:group id="_x0000_s1026" o:spid="_x0000_s1026" o:spt="203" style="position:absolute;left:0pt;margin-left:0pt;margin-top:-38.65pt;height:113.6pt;width:246.9pt;z-index:251661312;mso-width-relative:page;mso-height-relative:page;" coordorigin="17956,39496" coordsize="4938,2272" o:gfxdata="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">
+                    <v:group id="_x0000_s1026" o:spid="_x0000_s1026" o:spt="203" style="position:absolute;left:0pt;margin-left:-0.65pt;margin-top:-37.2pt;height:113.65pt;width:252.8pt;z-index:251661312;mso-width-relative:page;mso-height-relative:page;" coordorigin="7101,5724" coordsize="5056,2273" o:gfxdata="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">
                       <o:lock v:ext="edit" aspectratio="f"/>
-                      <v:group id="组合 30" o:spid="_x0000_s1026" o:spt="203" style="position:absolute;left:17956;top:40098;height:570;width:4213;" coordorigin="17956,40098" coordsize="4213,570" o:gfxdata="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">
+                      <v:group id="组合 1" o:spid="_x0000_s1026" o:spt="203" style="position:absolute;left:7101;top:6197;height:714;width:4377;" coordorigin="7101,6197" coordsize="4377,714" o:gfxdata="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">
                         <o:lock v:ext="edit" aspectratio="f"/>
-                        <v:shape id="_x0000_s1026" o:spid="_x0000_s1026" o:spt="75" alt="24f613a0-66be-430b-9e80-270d3393fac5" type="#_x0000_t75" style="position:absolute;left:18366;top:39740;height:1327;width:506;rotation:-5898240f;" filled="f" o:preferrelative="t" stroked="f" coordsize="21600,21600" o:gfxdata="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">
+                        <v:shape id="图片 34" o:spid="_x0000_s1026" o:spt="75" alt="晓敏" type="#_x0000_t75" style="position:absolute;left:7558;top:5850;height:1475;width:560;rotation:-5898240f;" filled="f" o:preferrelative="t" stroked="f" coordsize="21600,21600" o:gfxdata="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">
                           <v:fill on="f" focussize="0,0"/>
                           <v:stroke on="f"/>
-                          <v:imagedata r:id="rId11" cropleft="28372f" croptop="17472f" cropright="14217f" cropbottom="15987f" o:title=""/>
+                          <v:imagedata r:id="rId9" cropleft="22323f" croptop="17331f" cropright="22346f" cropbottom="6111f" chromakey="#949FA1" o:title=""/>
                           <o:lock v:ext="edit" aspectratio="t"/>
                         </v:shape>
-                        <v:shape id="_x0000_s1026" o:spid="_x0000_s1026" o:spt="75" alt="IMG_256" type="#_x0000_t75" style="position:absolute;left:21195;top:40098;height:570;width:975;" filled="f" o:preferrelative="t" stroked="f" coordsize="21600,21600" o:gfxdata="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">
+                        <v:shape id="_x0000_s1026" o:spid="_x0000_s1026" o:spt="75" alt="微信图片_20220215110121" type="#_x0000_t75" style="position:absolute;left:10244;top:6197;height:715;width:1234;" filled="f" o:preferrelative="t" stroked="f" coordsize="21600,21600" o:gfxdata="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">
                           <v:fill on="f" focussize="0,0"/>
                           <v:stroke on="f"/>
-                          <v:imagedata r:id="rId8" chromakey="#FFFFFF" o:title=""/>
+                          <v:imagedata r:id="rId8" grayscale="t" bilevel="t" chromakey="#A09D98" o:title=""/>
                           <o:lock v:ext="edit" aspectratio="t"/>
                         </v:shape>
                       </v:group>
-                      <v:shape id="图片 25" o:spid="_x0000_s1026" o:spt="75" type="#_x0000_t75" style="position:absolute;left:20622;top:39496;height:2273;width:2273;" filled="f" o:preferrelative="t" stroked="f" coordsize="21600,21600" o:gfxdata="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">
+                      <v:shape id="图片 4" o:spid="_x0000_s1026" o:spt="75" type="#_x0000_t75" style="position:absolute;left:9884;top:5724;height:2273;width:2273;" filled="f" o:preferrelative="t" stroked="f" coordsize="21600,21600" o:gfxdata="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">
                         <v:fill on="f" focussize="0,0"/>
                         <v:stroke on="f"/>
                         <v:imagedata r:id="rId10" o:title=""/>
@@ -6846,24 +6863,21 @@
               </w:rPr>
             </w:pPr>
             <w:r>
-              <w:rPr>
-                <w:sz w:val="24"/>
-              </w:rPr>
               <mc:AlternateContent>
                 <mc:Choice Requires="wpg">
                   <w:drawing>
                     <wp:anchor distT="0" distB="0" distL="114300" distR="114300" simplePos="0" relativeHeight="251662336" behindDoc="0" locked="0" layoutInCell="1" allowOverlap="1">
                       <wp:simplePos x="0" y="0"/>
                       <wp:positionH relativeFrom="column">
-                        <wp:posOffset>-59690</wp:posOffset>
+                        <wp:posOffset>-17780</wp:posOffset>
                       </wp:positionH>
                       <wp:positionV relativeFrom="paragraph">
-                        <wp:posOffset>-527685</wp:posOffset>
+                        <wp:posOffset>-485775</wp:posOffset>
                       </wp:positionV>
-                      <wp:extent cx="3114040" cy="1442720"/>
-                      <wp:effectExtent l="0" t="0" r="10160" b="5080"/>
+                      <wp:extent cx="3196590" cy="1442720"/>
+                      <wp:effectExtent l="0" t="0" r="3810" b="5080"/>
                       <wp:wrapNone/>
-                      <wp:docPr id="38" name="组合 38"/>
+                      <wp:docPr id="66" name="组合 66"/>
                       <wp:cNvGraphicFramePr/>
                       <a:graphic xmlns:a="http://schemas.openxmlformats.org/drawingml/2006/main">
                         <a:graphicData uri="http://schemas.microsoft.com/office/word/2010/wordprocessingGroup">
@@ -6872,14 +6886,91 @@
                             <wpg:grpSpPr>
                               <a:xfrm>
                                 <a:off x="0" y="0"/>
-                                <a:ext cx="3114040" cy="1442720"/>
-                                <a:chOff x="17862" y="41199"/>
-                                <a:chExt cx="4904" cy="2272"/>
+                                <a:ext cx="3196590" cy="1442720"/>
+                                <a:chOff x="19087" y="960"/>
+                                <a:chExt cx="5034" cy="2272"/>
                               </a:xfrm>
                             </wpg:grpSpPr>
+                            <wpg:grpSp>
+                              <wpg:cNvPr id="67" name="组合 15"/>
+                              <wpg:cNvGrpSpPr/>
+                              <wpg:grpSpPr>
+                                <a:xfrm>
+                                  <a:off x="19087" y="1459"/>
+                                  <a:ext cx="4523" cy="714"/>
+                                  <a:chOff x="12357" y="7666"/>
+                                  <a:chExt cx="4523" cy="714"/>
+                                </a:xfrm>
+                              </wpg:grpSpPr>
+                              <pic:pic xmlns:pic="http://schemas.openxmlformats.org/drawingml/2006/picture">
+                                <pic:nvPicPr>
+                                  <pic:cNvPr id="22" name="图片 59" descr="图片1"/>
+                                  <pic:cNvPicPr>
+                                    <a:picLocks noChangeAspect="1"/>
+                                  </pic:cNvPicPr>
+                                </pic:nvPicPr>
+                                <pic:blipFill>
+                                  <a:blip r:embed="rId11">
+                                    <a:biLevel thresh="50000"/>
+                                  </a:blip>
+                                  <a:srcRect l="7865" t="11797" r="5322" b="19074"/>
+                                  <a:stretch>
+                                    <a:fillRect/>
+                                  </a:stretch>
+                                </pic:blipFill>
+                                <pic:spPr>
+                                  <a:xfrm>
+                                    <a:off x="12357" y="7738"/>
+                                    <a:ext cx="1468" cy="627"/>
+                                  </a:xfrm>
+                                  <a:prstGeom prst="rect">
+                                    <a:avLst/>
+                                  </a:prstGeom>
+                                  <a:noFill/>
+                                </pic:spPr>
+                              </pic:pic>
+                              <pic:pic xmlns:pic="http://schemas.openxmlformats.org/drawingml/2006/picture">
+                                <pic:nvPicPr>
+                                  <pic:cNvPr id="6" name="图片 14" descr="微信图片_20220215110121"/>
+                                  <pic:cNvPicPr>
+                                    <a:picLocks noChangeAspect="1"/>
+                                  </pic:cNvPicPr>
+                                </pic:nvPicPr>
+                                <pic:blipFill>
+                                  <a:blip r:embed="rId8">
+                                    <a:clrChange>
+                                      <a:clrFrom>
+                                        <a:srgbClr val="A09D98">
+                                          <a:alpha val="100000"/>
+                                        </a:srgbClr>
+                                      </a:clrFrom>
+                                      <a:clrTo>
+                                        <a:srgbClr val="A09D98">
+                                          <a:alpha val="100000"/>
+                                          <a:alpha val="0"/>
+                                        </a:srgbClr>
+                                      </a:clrTo>
+                                    </a:clrChange>
+                                    <a:biLevel thresh="50000"/>
+                                  </a:blip>
+                                  <a:stretch>
+                                    <a:fillRect/>
+                                  </a:stretch>
+                                </pic:blipFill>
+                                <pic:spPr>
+                                  <a:xfrm>
+                                    <a:off x="15646" y="7666"/>
+                                    <a:ext cx="1234" cy="715"/>
+                                  </a:xfrm>
+                                  <a:prstGeom prst="rect">
+                                    <a:avLst/>
+                                  </a:prstGeom>
+                                </pic:spPr>
+                              </pic:pic>
+                            </wpg:grpSp>
                             <pic:pic xmlns:pic="http://schemas.openxmlformats.org/drawingml/2006/picture">
                               <pic:nvPicPr>
-                                <pic:cNvPr id="6" name="图片 23"/>
+                                <pic:cNvPr id="24" name="图片 23"/>
                                 <pic:cNvPicPr>
                                   <a:picLocks noChangeAspect="1" noChangeArrowheads="1"/>
                                 </pic:cNvPicPr>
@@ -6899,7 +6990,7 @@
                               </pic:blipFill>
                               <pic:spPr>
                                 <a:xfrm>
-                                  <a:off x="20494" y="41199"/>
+                                  <a:off x="21849" y="960"/>
                                   <a:ext cx="2273" cy="2273"/>
                                 </a:xfrm>
                                 <a:prstGeom prst="rect">
@@ -6911,86 +7002,6 @@
                                 </a:ln>
                               </pic:spPr>
                             </pic:pic>
-                            <wpg:grpSp>
-                              <wpg:cNvPr id="39" name="组合 23"/>
-                              <wpg:cNvGrpSpPr/>
-                              <wpg:grpSpPr>
-                                <a:xfrm>
-                                  <a:off x="17862" y="41843"/>
-                                  <a:ext cx="4208" cy="652"/>
-                                  <a:chOff x="17862" y="41843"/>
-                                  <a:chExt cx="4208" cy="652"/>
-                                </a:xfrm>
-                              </wpg:grpSpPr>
-                              <pic:pic xmlns:pic="http://schemas.openxmlformats.org/drawingml/2006/picture">
-                                <pic:nvPicPr>
-                                  <pic:cNvPr id="22" name="图片 59" descr="图片1"/>
-                                  <pic:cNvPicPr>
-                                    <a:picLocks noChangeAspect="1"/>
-                                  </pic:cNvPicPr>
-                                </pic:nvPicPr>
-                                <pic:blipFill>
-                                  <a:blip r:embed="rId12">
-                                    <a:biLevel thresh="50000"/>
-                                  </a:blip>
-                                  <a:srcRect l="7865" t="11797" r="5322" b="19074"/>
-                                  <a:stretch>
-                                    <a:fillRect/>
-                                  </a:stretch>
-                                </pic:blipFill>
-                                <pic:spPr>
-                                  <a:xfrm>
-                                    <a:off x="17862" y="41869"/>
-                                    <a:ext cx="1468" cy="627"/>
-                                  </a:xfrm>
-                                  <a:prstGeom prst="rect">
-                                    <a:avLst/>
-                                  </a:prstGeom>
-                                  <a:noFill/>
-                                </pic:spPr>
-                              </pic:pic>
-                              <pic:pic xmlns:pic="http://schemas.openxmlformats.org/drawingml/2006/picture">
-                                <pic:nvPicPr>
-                                  <pic:cNvPr id="8" name="图片 29" descr="IMG_256"/>
-                                  <pic:cNvPicPr>
-                                    <a:picLocks noChangeAspect="1"/>
-                                  </pic:cNvPicPr>
-                                </pic:nvPicPr>
-                                <pic:blipFill>
-                                  <a:blip r:embed="rId8">
-                                    <a:clrChange>
-                                      <a:clrFrom>
-                                        <a:srgbClr val="FFFFFF">
-                                          <a:alpha val="100000"/>
-                                        </a:srgbClr>
-                                      </a:clrFrom>
-                                      <a:clrTo>
-                                        <a:srgbClr val="FFFFFF">
-                                          <a:alpha val="100000"/>
-                                          <a:alpha val="0"/>
-                                        </a:srgbClr>
-                                      </a:clrTo>
-                                    </a:clrChange>
-                                  </a:blip>
-                                  <a:stretch>
-                                    <a:fillRect/>
-                                  </a:stretch>
-                                </pic:blipFill>
-                                <pic:spPr>
-                                  <a:xfrm>
-                                    <a:off x="21096" y="41843"/>
-                                    <a:ext cx="975" cy="570"/>
-                                  </a:xfrm>
-                                  <a:prstGeom prst="rect">
-                                    <a:avLst/>
-                                  </a:prstGeom>
-                                  <a:noFill/>
-                                  <a:ln w="9525">
-                                    <a:noFill/>
-                                  </a:ln>
-                                </pic:spPr>
-                              </pic:pic>
-                            </wpg:grpSp>
                           </wpg:wgp>
                         </a:graphicData>
                       </a:graphic>
@@ -6999,29 +7010,29 @@
                 </mc:Choice>
                 <mc:Fallback>
                   <w:pict>
-                    <v:group id="_x0000_s1026" o:spid="_x0000_s1026" o:spt="203" style="position:absolute;left:0pt;margin-left:-4.7pt;margin-top:-41.55pt;height:113.6pt;width:245.2pt;z-index:251662336;mso-width-relative:page;mso-height-relative:page;" coordorigin="17862,41199" coordsize="4904,2272" o:gfxdata="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">
+                    <v:group id="_x0000_s1026" o:spid="_x0000_s1026" o:spt="203" style="position:absolute;left:0pt;margin-left:-1.4pt;margin-top:-38.25pt;height:113.6pt;width:251.7pt;z-index:251662336;mso-width-relative:page;mso-height-relative:page;" coordorigin="19087,960" coordsize="5034,2272" o:gfxdata="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">
                       <o:lock v:ext="edit" aspectratio="f"/>
-                      <v:shape id="图片 23" o:spid="_x0000_s1026" o:spt="75" type="#_x0000_t75" style="position:absolute;left:20494;top:41199;height:2273;width:2273;" filled="f" o:preferrelative="t" stroked="f" coordsize="21600,21600" o:gfxdata="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">
+                      <v:group id="组合 15" o:spid="_x0000_s1026" o:spt="203" style="position:absolute;left:19087;top:1459;height:714;width:4523;" coordorigin="12357,7666" coordsize="4523,714" o:gfxdata="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">
+                        <o:lock v:ext="edit" aspectratio="f"/>
+                        <v:shape id="图片 59" o:spid="_x0000_s1026" o:spt="75" alt="图片1" type="#_x0000_t75" style="position:absolute;left:12357;top:7738;height:627;width:1468;" filled="f" o:preferrelative="t" stroked="f" coordsize="21600,21600" o:gfxdata="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">
+                          <v:fill on="f" focussize="0,0"/>
+                          <v:stroke on="f"/>
+                          <v:imagedata r:id="rId11" cropleft="5154f" croptop="7731f" cropright="3488f" cropbottom="12500f" grayscale="t" bilevel="t" o:title=""/>
+                          <o:lock v:ext="edit" aspectratio="t"/>
+                        </v:shape>
+                        <v:shape id="图片 14" o:spid="_x0000_s1026" o:spt="75" alt="微信图片_20220215110121" type="#_x0000_t75" style="position:absolute;left:15646;top:7666;height:715;width:1234;" filled="f" o:preferrelative="t" stroked="f" coordsize="21600,21600" o:gfxdata="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">
+                          <v:fill on="f" focussize="0,0"/>
+                          <v:stroke on="f"/>
+                          <v:imagedata r:id="rId8" grayscale="t" bilevel="t" chromakey="#A09D98" o:title=""/>
+                          <o:lock v:ext="edit" aspectratio="t"/>
+                        </v:shape>
+                      </v:group>
+                      <v:shape id="图片 23" o:spid="_x0000_s1026" o:spt="75" type="#_x0000_t75" style="position:absolute;left:21849;top:960;height:2273;width:2273;" filled="f" o:preferrelative="t" stroked="f" coordsize="21600,21600" o:gfxdata="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">
                         <v:fill on="f" focussize="0,0"/>
                         <v:stroke on="f"/>
                         <v:imagedata r:id="rId10" o:title=""/>
                         <o:lock v:ext="edit" aspectratio="t"/>
                       </v:shape>
-                      <v:group id="组合 23" o:spid="_x0000_s1026" o:spt="203" style="position:absolute;left:17862;top:41843;height:652;width:4208;" coordorigin="17862,41843" coordsize="4208,652" o:gfxdata="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">
-                        <o:lock v:ext="edit" aspectratio="f"/>
-                        <v:shape id="图片 59" o:spid="_x0000_s1026" o:spt="75" alt="图片1" type="#_x0000_t75" style="position:absolute;left:17862;top:41869;height:627;width:1468;" filled="f" o:preferrelative="t" stroked="f" coordsize="21600,21600" o:gfxdata="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">
-                          <v:fill on="f" focussize="0,0"/>
-                          <v:stroke on="f"/>
-                          <v:imagedata r:id="rId12" cropleft="5154f" croptop="7731f" cropright="3488f" cropbottom="12500f" grayscale="t" bilevel="t" o:title=""/>
-                          <o:lock v:ext="edit" aspectratio="t"/>
-                        </v:shape>
-                        <v:shape id="图片 29" o:spid="_x0000_s1026" o:spt="75" alt="IMG_256" type="#_x0000_t75" style="position:absolute;left:21096;top:41843;height:570;width:975;" filled="f" o:preferrelative="t" stroked="f" coordsize="21600,21600" o:gfxdata="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">
-                          <v:fill on="f" focussize="0,0"/>
-                          <v:stroke on="f"/>
-                          <v:imagedata r:id="rId8" chromakey="#FFFFFF" o:title=""/>
-                          <o:lock v:ext="edit" aspectratio="t"/>
-                        </v:shape>
-                      </v:group>
                     </v:group>
                   </w:pict>
                 </mc:Fallback>
@@ -7409,9 +7420,6 @@
               </w:rPr>
             </w:pPr>
             <w:r>
-              <w:rPr>
-                <w:sz w:val="24"/>
-              </w:rPr>
               <mc:AlternateContent>
                 <mc:Choice Requires="wpg">
                   <w:drawing>
@@ -7423,10 +7431,10 @@
                       <wp:positionV relativeFrom="paragraph">
                         <wp:posOffset>-514985</wp:posOffset>
                       </wp:positionV>
-                      <wp:extent cx="3150235" cy="1442720"/>
-                      <wp:effectExtent l="0" t="0" r="4445" b="5080"/>
+                      <wp:extent cx="3143250" cy="1442720"/>
+                      <wp:effectExtent l="0" t="0" r="11430" b="5080"/>
                       <wp:wrapNone/>
-                      <wp:docPr id="40" name="组合 40"/>
+                      <wp:docPr id="68" name="组合 68"/>
                       <wp:cNvGraphicFramePr/>
                       <a:graphic xmlns:a="http://schemas.openxmlformats.org/drawingml/2006/main">
                         <a:graphicData uri="http://schemas.microsoft.com/office/word/2010/wordprocessingGroup">
@@ -7435,65 +7443,31 @@
                             <wpg:grpSpPr>
                               <a:xfrm>
                                 <a:off x="0" y="0"/>
-                                <a:ext cx="3150235" cy="1442720"/>
-                                <a:chOff x="17976" y="42945"/>
-                                <a:chExt cx="4961" cy="2272"/>
+                                <a:ext cx="3143250" cy="1442720"/>
+                                <a:chOff x="19315" y="2640"/>
+                                <a:chExt cx="4950" cy="2272"/>
                               </a:xfrm>
                             </wpg:grpSpPr>
-                            <pic:pic xmlns:pic="http://schemas.openxmlformats.org/drawingml/2006/picture">
-                              <pic:nvPicPr>
-                                <pic:cNvPr id="9" name="图片 25"/>
-                                <pic:cNvPicPr>
-                                  <a:picLocks noChangeAspect="1" noChangeArrowheads="1"/>
-                                </pic:cNvPicPr>
-                              </pic:nvPicPr>
-                              <pic:blipFill>
-                                <a:blip r:embed="rId10">
-                                  <a:extLst>
-                                    <a:ext uri="{28A0092B-C50C-407E-A947-70E740481C1C}">
-                                      <a14:useLocalDpi xmlns:a14="http://schemas.microsoft.com/office/drawing/2010/main" val="0"/>
-                                    </a:ext>
-                                  </a:extLst>
-                                </a:blip>
-                                <a:srcRect/>
-                                <a:stretch>
-                                  <a:fillRect/>
-                                </a:stretch>
-                              </pic:blipFill>
-                              <pic:spPr>
-                                <a:xfrm>
-                                  <a:off x="20665" y="42945"/>
-                                  <a:ext cx="2273" cy="2273"/>
-                                </a:xfrm>
-                                <a:prstGeom prst="rect">
-                                  <a:avLst/>
-                                </a:prstGeom>
-                                <a:noFill/>
-                                <a:ln>
-                                  <a:noFill/>
-                                </a:ln>
-                              </pic:spPr>
-                            </pic:pic>
                             <wpg:grpSp>
-                              <wpg:cNvPr id="41" name="组合 27"/>
+                              <wpg:cNvPr id="73" name="组合 22"/>
                               <wpg:cNvGrpSpPr/>
                               <wpg:grpSpPr>
                                 <a:xfrm>
-                                  <a:off x="17976" y="43614"/>
-                                  <a:ext cx="4551" cy="626"/>
-                                  <a:chOff x="17976" y="43614"/>
-                                  <a:chExt cx="4551" cy="626"/>
+                                  <a:off x="19315" y="3174"/>
+                                  <a:ext cx="4415" cy="714"/>
+                                  <a:chOff x="12525" y="9562"/>
+                                  <a:chExt cx="4415" cy="714"/>
                                 </a:xfrm>
                               </wpg:grpSpPr>
                               <pic:pic xmlns:pic="http://schemas.openxmlformats.org/drawingml/2006/picture">
                                 <pic:nvPicPr>
-                                  <pic:cNvPr id="10" name="图片 29" descr="IMG_256"/>
+                                  <pic:cNvPr id="25" name="图片 29" descr="IMG_256"/>
                                   <pic:cNvPicPr>
                                     <a:picLocks noChangeAspect="1"/>
                                   </pic:cNvPicPr>
                                 </pic:nvPicPr>
                                 <pic:blipFill>
-                                  <a:blip r:embed="rId8">
+                                  <a:blip r:embed="rId12">
                                     <a:clrChange>
                                       <a:clrFrom>
                                         <a:srgbClr val="FFFFFF">
@@ -7514,7 +7488,7 @@
                                 </pic:blipFill>
                                 <pic:spPr>
                                   <a:xfrm>
-                                    <a:off x="17976" y="43615"/>
+                                    <a:off x="12525" y="9698"/>
                                     <a:ext cx="975" cy="570"/>
                                   </a:xfrm>
                                   <a:prstGeom prst="rect">
@@ -7528,32 +7502,77 @@
                               </pic:pic>
                               <pic:pic xmlns:pic="http://schemas.openxmlformats.org/drawingml/2006/picture">
                                 <pic:nvPicPr>
-                                  <pic:cNvPr id="11" name="图片 59" descr="图片1"/>
+                                  <pic:cNvPr id="4" name="图片 20" descr="微信图片_20220215110121"/>
                                   <pic:cNvPicPr>
                                     <a:picLocks noChangeAspect="1"/>
                                   </pic:cNvPicPr>
                                 </pic:nvPicPr>
                                 <pic:blipFill>
-                                  <a:blip r:embed="rId12">
+                                  <a:blip r:embed="rId8">
+                                    <a:clrChange>
+                                      <a:clrFrom>
+                                        <a:srgbClr val="A09D98">
+                                          <a:alpha val="100000"/>
+                                        </a:srgbClr>
+                                      </a:clrFrom>
+                                      <a:clrTo>
+                                        <a:srgbClr val="A09D98">
+                                          <a:alpha val="100000"/>
+                                          <a:alpha val="0"/>
+                                        </a:srgbClr>
+                                      </a:clrTo>
+                                    </a:clrChange>
                                     <a:biLevel thresh="50000"/>
                                   </a:blip>
-                                  <a:srcRect l="7865" t="11797" r="5322" b="19074"/>
                                   <a:stretch>
                                     <a:fillRect/>
                                   </a:stretch>
                                 </pic:blipFill>
                                 <pic:spPr>
                                   <a:xfrm>
-                                    <a:off x="21059" y="43614"/>
-                                    <a:ext cx="1468" cy="627"/>
+                                    <a:off x="15706" y="9562"/>
+                                    <a:ext cx="1234" cy="715"/>
                                   </a:xfrm>
                                   <a:prstGeom prst="rect">
                                     <a:avLst/>
                                   </a:prstGeom>
-                                  <a:noFill/>
                                 </pic:spPr>
                               </pic:pic>
                             </wpg:grpSp>
+                            <pic:pic xmlns:pic="http://schemas.openxmlformats.org/drawingml/2006/picture">
+                              <pic:nvPicPr>
+                                <pic:cNvPr id="31" name="图片 25"/>
+                                <pic:cNvPicPr>
+                                  <a:picLocks noChangeAspect="1" noChangeArrowheads="1"/>
+                                </pic:cNvPicPr>
+                              </pic:nvPicPr>
+                              <pic:blipFill>
+                                <a:blip r:embed="rId10">
+                                  <a:extLst>
+                                    <a:ext uri="{28A0092B-C50C-407E-A947-70E740481C1C}">
+                                      <a14:useLocalDpi xmlns:a14="http://schemas.microsoft.com/office/drawing/2010/main" val="0"/>
+                                    </a:ext>
+                                  </a:extLst>
+                                </a:blip>
+                                <a:srcRect/>
+                                <a:stretch>
+                                  <a:fillRect/>
+                                </a:stretch>
+                              </pic:blipFill>
+                              <pic:spPr>
+                                <a:xfrm>
+                                  <a:off x="21993" y="2640"/>
+                                  <a:ext cx="2273" cy="2273"/>
+                                </a:xfrm>
+                                <a:prstGeom prst="rect">
+                                  <a:avLst/>
+                                </a:prstGeom>
+                                <a:noFill/>
+                                <a:ln>
+                                  <a:noFill/>
+                                </a:ln>
+                              </pic:spPr>
+                            </pic:pic>
                           </wpg:wgp>
                         </a:graphicData>
                       </a:graphic>
@@ -7562,29 +7581,29 @@
                 </mc:Choice>
                 <mc:Fallback>
                   <w:pict>
-                    <v:group id="_x0000_s1026" o:spid="_x0000_s1026" o:spt="203" style="position:absolute;left:0pt;margin-left:1pt;margin-top:-40.55pt;height:113.6pt;width:248.05pt;z-index:251663360;mso-width-relative:page;mso-height-relative:page;" coordorigin="17976,42945" coordsize="4961,2272" o:gfxdata="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">
+                    <v:group id="_x0000_s1026" o:spid="_x0000_s1026" o:spt="203" style="position:absolute;left:0pt;margin-left:1pt;margin-top:-40.55pt;height:113.6pt;width:247.5pt;z-index:251663360;mso-width-relative:page;mso-height-relative:page;" coordorigin="19315,2640" coordsize="4950,2272" o:gfxdata="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">
                       <o:lock v:ext="edit" aspectratio="f"/>
-                      <v:shape id="图片 25" o:spid="_x0000_s1026" o:spt="75" type="#_x0000_t75" style="position:absolute;left:20665;top:42945;height:2273;width:2273;" filled="f" o:preferrelative="t" stroked="f" coordsize="21600,21600" o:gfxdata="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">
+                      <v:group id="组合 22" o:spid="_x0000_s1026" o:spt="203" style="position:absolute;left:19315;top:3174;height:714;width:4415;" coordorigin="12525,9562" coordsize="4415,714" o:gfxdata="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">
+                        <o:lock v:ext="edit" aspectratio="f"/>
+                        <v:shape id="图片 29" o:spid="_x0000_s1026" o:spt="75" alt="IMG_256" type="#_x0000_t75" style="position:absolute;left:12525;top:9698;height:570;width:975;" filled="f" o:preferrelative="t" stroked="f" coordsize="21600,21600" o:gfxdata="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">
+                          <v:fill on="f" focussize="0,0"/>
+                          <v:stroke on="f"/>
+                          <v:imagedata r:id="rId12" chromakey="#FFFFFF" o:title=""/>
+                          <o:lock v:ext="edit" aspectratio="t"/>
+                        </v:shape>
+                        <v:shape id="图片 20" o:spid="_x0000_s1026" o:spt="75" alt="微信图片_20220215110121" type="#_x0000_t75" style="position:absolute;left:15706;top:9562;height:715;width:1234;" filled="f" o:preferrelative="t" stroked="f" coordsize="21600,21600" o:gfxdata="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">
+                          <v:fill on="f" focussize="0,0"/>
+                          <v:stroke on="f"/>
+                          <v:imagedata r:id="rId8" grayscale="t" bilevel="t" chromakey="#A09D98" o:title=""/>
+                          <o:lock v:ext="edit" aspectratio="t"/>
+                        </v:shape>
+                      </v:group>
+                      <v:shape id="图片 25" o:spid="_x0000_s1026" o:spt="75" type="#_x0000_t75" style="position:absolute;left:21993;top:2640;height:2273;width:2273;" filled="f" o:preferrelative="t" stroked="f" coordsize="21600,21600" o:gfxdata="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">
                         <v:fill on="f" focussize="0,0"/>
                         <v:stroke on="f"/>
                         <v:imagedata r:id="rId10" o:title=""/>
                         <o:lock v:ext="edit" aspectratio="t"/>
                       </v:shape>
-                      <v:group id="组合 27" o:spid="_x0000_s1026" o:spt="203" style="position:absolute;left:17976;top:43614;height:626;width:4551;" coordorigin="17976,43614" coordsize="4551,626" o:gfxdata="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">
-                        <o:lock v:ext="edit" aspectratio="f"/>
-                        <v:shape id="图片 29" o:spid="_x0000_s1026" o:spt="75" alt="IMG_256" type="#_x0000_t75" style="position:absolute;left:17976;top:43615;height:570;width:975;" filled="f" o:preferrelative="t" stroked="f" coordsize="21600,21600" o:gfxdata="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">
-                          <v:fill on="f" focussize="0,0"/>
-                          <v:stroke on="f"/>
-                          <v:imagedata r:id="rId8" chromakey="#FFFFFF" o:title=""/>
-                          <o:lock v:ext="edit" aspectratio="t"/>
-                        </v:shape>
-                        <v:shape id="图片 59" o:spid="_x0000_s1026" o:spt="75" alt="图片1" type="#_x0000_t75" style="position:absolute;left:21059;top:43614;height:627;width:1468;" filled="f" o:preferrelative="t" stroked="f" coordsize="21600,21600" o:gfxdata="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">
-                          <v:fill on="f" focussize="0,0"/>
-                          <v:stroke on="f"/>
-                          <v:imagedata r:id="rId12" cropleft="5154f" croptop="7731f" cropright="3488f" cropbottom="12500f" grayscale="t" bilevel="t" o:title=""/>
-                          <o:lock v:ext="edit" aspectratio="t"/>
-                        </v:shape>
-                      </v:group>
                     </v:group>
                   </w:pict>
                 </mc:Fallback>
@@ -7965,6 +7984,193 @@
                 <w:szCs w:val="24"/>
               </w:rPr>
             </w:pPr>
+            <w:r>
+              <mc:AlternateContent>
+                <mc:Choice Requires="wpg">
+                  <w:drawing>
+                    <wp:anchor distT="0" distB="0" distL="114300" distR="114300" simplePos="0" relativeHeight="251664384" behindDoc="0" locked="0" layoutInCell="1" allowOverlap="1">
+                      <wp:simplePos x="0" y="0"/>
+                      <wp:positionH relativeFrom="column">
+                        <wp:posOffset>-66675</wp:posOffset>
+                      </wp:positionH>
+                      <wp:positionV relativeFrom="paragraph">
+                        <wp:posOffset>-510540</wp:posOffset>
+                      </wp:positionV>
+                      <wp:extent cx="3268345" cy="1442720"/>
+                      <wp:effectExtent l="0" t="0" r="8255" b="5080"/>
+                      <wp:wrapNone/>
+                      <wp:docPr id="74" name="组合 74"/>
+                      <wp:cNvGraphicFramePr/>
+                      <a:graphic xmlns:a="http://schemas.openxmlformats.org/drawingml/2006/main">
+                        <a:graphicData uri="http://schemas.microsoft.com/office/word/2010/wordprocessingGroup">
+                          <wpg:wgp>
+                            <wpg:cNvGrpSpPr/>
+                            <wpg:grpSpPr>
+                              <a:xfrm>
+                                <a:off x="0" y="0"/>
+                                <a:ext cx="3268345" cy="1442720"/>
+                                <a:chOff x="18998" y="4392"/>
+                                <a:chExt cx="5147" cy="2272"/>
+                              </a:xfrm>
+                            </wpg:grpSpPr>
+                            <wpg:grpSp>
+                              <wpg:cNvPr id="75" name="组合 42"/>
+                              <wpg:cNvGrpSpPr/>
+                              <wpg:grpSpPr>
+                                <a:xfrm>
+                                  <a:off x="18998" y="4887"/>
+                                  <a:ext cx="4576" cy="797"/>
+                                  <a:chOff x="12268" y="11374"/>
+                                  <a:chExt cx="4576" cy="797"/>
+                                </a:xfrm>
+                              </wpg:grpSpPr>
+                              <pic:pic xmlns:pic="http://schemas.openxmlformats.org/drawingml/2006/picture">
+                                <pic:nvPicPr>
+                                  <pic:cNvPr id="32" name="图片 48" descr="d6eaf1bc4e33dd49c55ac9b185f6f5b"/>
+                                  <pic:cNvPicPr>
+                                    <a:picLocks noChangeAspect="1"/>
+                                  </pic:cNvPicPr>
+                                </pic:nvPicPr>
+                                <pic:blipFill>
+                                  <a:blip r:embed="rId13">
+                                    <a:clrChange>
+                                      <a:clrFrom>
+                                        <a:srgbClr val="FFFDFF">
+                                          <a:alpha val="100000"/>
+                                        </a:srgbClr>
+                                      </a:clrFrom>
+                                      <a:clrTo>
+                                        <a:srgbClr val="FFFDFF">
+                                          <a:alpha val="100000"/>
+                                          <a:alpha val="0"/>
+                                        </a:srgbClr>
+                                      </a:clrTo>
+                                    </a:clrChange>
+                                  </a:blip>
+                                  <a:srcRect l="5435" t="13377" r="6271" b="18114"/>
+                                  <a:stretch>
+                                    <a:fillRect/>
+                                  </a:stretch>
+                                </pic:blipFill>
+                                <pic:spPr>
+                                  <a:xfrm>
+                                    <a:off x="12268" y="11459"/>
+                                    <a:ext cx="1630" cy="712"/>
+                                  </a:xfrm>
+                                  <a:prstGeom prst="rect">
+                                    <a:avLst/>
+                                  </a:prstGeom>
+                                </pic:spPr>
+                              </pic:pic>
+                              <pic:pic xmlns:pic="http://schemas.openxmlformats.org/drawingml/2006/picture">
+                                <pic:nvPicPr>
+                                  <pic:cNvPr id="49" name="图片 41" descr="微信图片_20220215110121"/>
+                                  <pic:cNvPicPr>
+                                    <a:picLocks noChangeAspect="1"/>
+                                  </pic:cNvPicPr>
+                                </pic:nvPicPr>
+                                <pic:blipFill>
+                                  <a:blip r:embed="rId8">
+                                    <a:clrChange>
+                                      <a:clrFrom>
+                                        <a:srgbClr val="A09D98">
+                                          <a:alpha val="100000"/>
+                                        </a:srgbClr>
+                                      </a:clrFrom>
+                                      <a:clrTo>
+                                        <a:srgbClr val="A09D98">
+                                          <a:alpha val="100000"/>
+                                          <a:alpha val="0"/>
+                                        </a:srgbClr>
+                                      </a:clrTo>
+                                    </a:clrChange>
+                                    <a:biLevel thresh="50000"/>
+                                  </a:blip>
+                                  <a:stretch>
+                                    <a:fillRect/>
+                                  </a:stretch>
+                                </pic:blipFill>
+                                <pic:spPr>
+                                  <a:xfrm>
+                                    <a:off x="15610" y="11374"/>
+                                    <a:ext cx="1234" cy="715"/>
+                                  </a:xfrm>
+                                  <a:prstGeom prst="rect">
+                                    <a:avLst/>
+                                  </a:prstGeom>
+                                </pic:spPr>
+                              </pic:pic>
+                            </wpg:grpSp>
+                            <pic:pic xmlns:pic="http://schemas.openxmlformats.org/drawingml/2006/picture">
+                              <pic:nvPicPr>
+                                <pic:cNvPr id="33" name="图片 27"/>
+                                <pic:cNvPicPr>
+                                  <a:picLocks noChangeAspect="1" noChangeArrowheads="1"/>
+                                </pic:cNvPicPr>
+                              </pic:nvPicPr>
+                              <pic:blipFill>
+                                <a:blip r:embed="rId10">
+                                  <a:extLst>
+                                    <a:ext uri="{28A0092B-C50C-407E-A947-70E740481C1C}">
+                                      <a14:useLocalDpi xmlns:a14="http://schemas.microsoft.com/office/drawing/2010/main" val="0"/>
+                                    </a:ext>
+                                  </a:extLst>
+                                </a:blip>
+                                <a:srcRect/>
+                                <a:stretch>
+                                  <a:fillRect/>
+                                </a:stretch>
+                              </pic:blipFill>
+                              <pic:spPr>
+                                <a:xfrm>
+                                  <a:off x="21873" y="4392"/>
+                                  <a:ext cx="2273" cy="2273"/>
+                                </a:xfrm>
+                                <a:prstGeom prst="rect">
+                                  <a:avLst/>
+                                </a:prstGeom>
+                                <a:noFill/>
+                                <a:ln>
+                                  <a:noFill/>
+                                </a:ln>
+                              </pic:spPr>
+                            </pic:pic>
+                          </wpg:wgp>
+                        </a:graphicData>
+                      </a:graphic>
+                    </wp:anchor>
+                  </w:drawing>
+                </mc:Choice>
+                <mc:Fallback>
+                  <w:pict>
+                    <v:group id="_x0000_s1026" o:spid="_x0000_s1026" o:spt="203" style="position:absolute;left:0pt;margin-left:-5.25pt;margin-top:-40.2pt;height:113.6pt;width:257.35pt;z-index:251664384;mso-width-relative:page;mso-height-relative:page;" coordorigin="18998,4392" coordsize="5147,2272" o:gfxdata="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">
+                      <o:lock v:ext="edit" aspectratio="f"/>
+                      <v:group id="组合 42" o:spid="_x0000_s1026" o:spt="203" style="position:absolute;left:18998;top:4887;height:797;width:4576;" coordorigin="12268,11374" coordsize="4576,797" o:gfxdata="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">
+                        <o:lock v:ext="edit" aspectratio="f"/>
+                        <v:shape id="图片 48" o:spid="_x0000_s1026" o:spt="75" alt="d6eaf1bc4e33dd49c55ac9b185f6f5b" type="#_x0000_t75" style="position:absolute;left:12268;top:11459;height:712;width:1630;" filled="f" o:preferrelative="t" stroked="f" coordsize="21600,21600" o:gfxdata="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">
+                          <v:fill on="f" focussize="0,0"/>
+                          <v:stroke on="f"/>
+                          <v:imagedata r:id="rId13" cropleft="3562f" croptop="8767f" cropright="4110f" cropbottom="11871f" chromakey="#FFFDFF" o:title=""/>
+                          <o:lock v:ext="edit" aspectratio="t"/>
+                        </v:shape>
+                        <v:shape id="图片 41" o:spid="_x0000_s1026" o:spt="75" alt="微信图片_20220215110121" type="#_x0000_t75" style="position:absolute;left:15610;top:11374;height:715;width:1234;" filled="f" o:preferrelative="t" stroked="f" coordsize="21600,21600" o:gfxdata="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">
+                          <v:fill on="f" focussize="0,0"/>
+                          <v:stroke on="f"/>
+                          <v:imagedata r:id="rId8" grayscale="t" bilevel="t" chromakey="#A09D98" o:title=""/>
+                          <o:lock v:ext="edit" aspectratio="t"/>
+                        </v:shape>
+                      </v:group>
+                      <v:shape id="图片 27" o:spid="_x0000_s1026" o:spt="75" type="#_x0000_t75" style="position:absolute;left:21873;top:4392;height:2273;width:2273;" filled="f" o:preferrelative="t" stroked="f" coordsize="21600,21600" o:gfxdata="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">
+                        <v:fill on="f" focussize="0,0"/>
+                        <v:stroke on="f"/>
+                        <v:imagedata r:id="rId10" o:title=""/>
+                        <o:lock v:ext="edit" aspectratio="t"/>
+                      </v:shape>
+                    </v:group>
+                  </w:pict>
+                </mc:Fallback>
+              </mc:AlternateContent>
+            </w:r>
           </w:p>
         </w:tc>
         <w:tc>
@@ -8346,6 +8552,197 @@
                 <w:szCs w:val="24"/>
               </w:rPr>
             </w:pPr>
+            <w:r>
+              <mc:AlternateContent>
+                <mc:Choice Requires="wpg">
+                  <w:drawing>
+                    <wp:anchor distT="0" distB="0" distL="114300" distR="114300" simplePos="0" relativeHeight="251665408" behindDoc="0" locked="0" layoutInCell="1" allowOverlap="1">
+                      <wp:simplePos x="0" y="0"/>
+                      <wp:positionH relativeFrom="column">
+                        <wp:posOffset>111760</wp:posOffset>
+                      </wp:positionH>
+                      <wp:positionV relativeFrom="paragraph">
+                        <wp:posOffset>-577215</wp:posOffset>
+                      </wp:positionV>
+                      <wp:extent cx="3059430" cy="1442720"/>
+                      <wp:effectExtent l="0" t="0" r="3810" b="5080"/>
+                      <wp:wrapNone/>
+                      <wp:docPr id="76" name="组合 76"/>
+                      <wp:cNvGraphicFramePr/>
+                      <a:graphic xmlns:a="http://schemas.openxmlformats.org/drawingml/2006/main">
+                        <a:graphicData uri="http://schemas.microsoft.com/office/word/2010/wordprocessingGroup">
+                          <wpg:wgp>
+                            <wpg:cNvGrpSpPr/>
+                            <wpg:grpSpPr>
+                              <a:xfrm>
+                                <a:off x="0" y="0"/>
+                                <a:ext cx="3059430" cy="1442720"/>
+                                <a:chOff x="19399" y="6180"/>
+                                <a:chExt cx="4818" cy="2272"/>
+                              </a:xfrm>
+                            </wpg:grpSpPr>
+                            <wpg:grpSp>
+                              <wpg:cNvPr id="77" name="组合 34"/>
+                              <wpg:cNvGrpSpPr/>
+                              <wpg:grpSpPr>
+                                <a:xfrm>
+                                  <a:off x="19399" y="6701"/>
+                                  <a:ext cx="4343" cy="988"/>
+                                  <a:chOff x="12609" y="13215"/>
+                                  <a:chExt cx="4343" cy="988"/>
+                                </a:xfrm>
+                              </wpg:grpSpPr>
+                              <pic:pic xmlns:pic="http://schemas.openxmlformats.org/drawingml/2006/picture">
+                                <pic:nvPicPr>
+                                  <pic:cNvPr id="48" name="图片 1" descr="IMG_256"/>
+                                  <pic:cNvPicPr>
+                                    <a:picLocks noChangeAspect="1"/>
+                                  </pic:cNvPicPr>
+                                </pic:nvPicPr>
+                                <pic:blipFill>
+                                  <a:blip r:embed="rId14">
+                                    <a:clrChange>
+                                      <a:clrFrom>
+                                        <a:srgbClr val="AAA9A5">
+                                          <a:alpha val="100000"/>
+                                        </a:srgbClr>
+                                      </a:clrFrom>
+                                      <a:clrTo>
+                                        <a:srgbClr val="AAA9A5">
+                                          <a:alpha val="100000"/>
+                                          <a:alpha val="0"/>
+                                        </a:srgbClr>
+                                      </a:clrTo>
+                                    </a:clrChange>
+                                  </a:blip>
+                                  <a:srcRect l="27431" t="30452" r="31962" b="18126"/>
+                                  <a:stretch>
+                                    <a:fillRect/>
+                                  </a:stretch>
+                                </pic:blipFill>
+                                <pic:spPr>
+                                  <a:xfrm>
+                                    <a:off x="12609" y="13215"/>
+                                    <a:ext cx="781" cy="989"/>
+                                  </a:xfrm>
+                                  <a:prstGeom prst="rect">
+                                    <a:avLst/>
+                                  </a:prstGeom>
+                                  <a:noFill/>
+                                  <a:ln w="9525">
+                                    <a:noFill/>
+                                  </a:ln>
+                                </pic:spPr>
+                              </pic:pic>
+                              <pic:pic xmlns:pic="http://schemas.openxmlformats.org/drawingml/2006/picture">
+                                <pic:nvPicPr>
+                                  <pic:cNvPr id="54" name="图片 31" descr="微信图片_20220215110121"/>
+                                  <pic:cNvPicPr>
+                                    <a:picLocks noChangeAspect="1"/>
+                                  </pic:cNvPicPr>
+                                </pic:nvPicPr>
+                                <pic:blipFill>
+                                  <a:blip r:embed="rId8">
+                                    <a:clrChange>
+                                      <a:clrFrom>
+                                        <a:srgbClr val="A09D98">
+                                          <a:alpha val="100000"/>
+                                        </a:srgbClr>
+                                      </a:clrFrom>
+                                      <a:clrTo>
+                                        <a:srgbClr val="A09D98">
+                                          <a:alpha val="100000"/>
+                                          <a:alpha val="0"/>
+                                        </a:srgbClr>
+                                      </a:clrTo>
+                                    </a:clrChange>
+                                    <a:biLevel thresh="50000"/>
+                                  </a:blip>
+                                  <a:stretch>
+                                    <a:fillRect/>
+                                  </a:stretch>
+                                </pic:blipFill>
+                                <pic:spPr>
+                                  <a:xfrm>
+                                    <a:off x="15718" y="13246"/>
+                                    <a:ext cx="1234" cy="715"/>
+                                  </a:xfrm>
+                                  <a:prstGeom prst="rect">
+                                    <a:avLst/>
+                                  </a:prstGeom>
+                                </pic:spPr>
+                              </pic:pic>
+                            </wpg:grpSp>
+                            <pic:pic xmlns:pic="http://schemas.openxmlformats.org/drawingml/2006/picture">
+                              <pic:nvPicPr>
+                                <pic:cNvPr id="51" name="图片 32"/>
+                                <pic:cNvPicPr>
+                                  <a:picLocks noChangeAspect="1" noChangeArrowheads="1"/>
+                                </pic:cNvPicPr>
+                              </pic:nvPicPr>
+                              <pic:blipFill>
+                                <a:blip r:embed="rId10">
+                                  <a:extLst>
+                                    <a:ext uri="{28A0092B-C50C-407E-A947-70E740481C1C}">
+                                      <a14:useLocalDpi xmlns:a14="http://schemas.microsoft.com/office/drawing/2010/main" val="0"/>
+                                    </a:ext>
+                                  </a:extLst>
+                                </a:blip>
+                                <a:srcRect/>
+                                <a:stretch>
+                                  <a:fillRect/>
+                                </a:stretch>
+                              </pic:blipFill>
+                              <pic:spPr>
+                                <a:xfrm>
+                                  <a:off x="21945" y="6180"/>
+                                  <a:ext cx="2273" cy="2273"/>
+                                </a:xfrm>
+                                <a:prstGeom prst="rect">
+                                  <a:avLst/>
+                                </a:prstGeom>
+                                <a:noFill/>
+                                <a:ln>
+                                  <a:noFill/>
+                                </a:ln>
+                              </pic:spPr>
+                            </pic:pic>
+                          </wpg:wgp>
+                        </a:graphicData>
+                      </a:graphic>
+                    </wp:anchor>
+                  </w:drawing>
+                </mc:Choice>
+                <mc:Fallback>
+                  <w:pict>
+                    <v:group id="_x0000_s1026" o:spid="_x0000_s1026" o:spt="203" style="position:absolute;left:0pt;margin-left:8.8pt;margin-top:-45.45pt;height:113.6pt;width:240.9pt;z-index:251665408;mso-width-relative:page;mso-height-relative:page;" coordorigin="19399,6180" coordsize="4818,2272" o:gfxdata="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">
+                      <o:lock v:ext="edit" aspectratio="f"/>
+                      <v:group id="组合 34" o:spid="_x0000_s1026" o:spt="203" style="position:absolute;left:19399;top:6701;height:988;width:4343;" coordorigin="12609,13215" coordsize="4343,988" o:gfxdata="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">
+                        <o:lock v:ext="edit" aspectratio="f"/>
+                        <v:shape id="图片 1" o:spid="_x0000_s1026" o:spt="75" alt="IMG_256" type="#_x0000_t75" style="position:absolute;left:12609;top:13215;height:989;width:781;" filled="f" o:preferrelative="t" stroked="f" coordsize="21600,21600" o:gfxdata="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">
+                          <v:fill on="f" focussize="0,0"/>
+                          <v:stroke on="f"/>
+                          <v:imagedata r:id="rId14" cropleft="17977f" croptop="19957f" cropright="20947f" cropbottom="11879f" chromakey="#AAA9A5" o:title=""/>
+                          <o:lock v:ext="edit" aspectratio="t"/>
+                        </v:shape>
+                        <v:shape id="图片 31" o:spid="_x0000_s1026" o:spt="75" alt="微信图片_20220215110121" type="#_x0000_t75" style="position:absolute;left:15718;top:13246;height:715;width:1234;" filled="f" o:preferrelative="t" stroked="f" coordsize="21600,21600" o:gfxdata="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">
+                          <v:fill on="f" focussize="0,0"/>
+                          <v:stroke on="f"/>
+                          <v:imagedata r:id="rId8" grayscale="t" bilevel="t" chromakey="#A09D98" o:title=""/>
+                          <o:lock v:ext="edit" aspectratio="t"/>
+                        </v:shape>
+                      </v:group>
+                      <v:shape id="图片 32" o:spid="_x0000_s1026" o:spt="75" type="#_x0000_t75" style="position:absolute;left:21945;top:6180;height:2273;width:2273;" filled="f" o:preferrelative="t" stroked="f" coordsize="21600,21600" o:gfxdata="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">
+                        <v:fill on="f" focussize="0,0"/>
+                        <v:stroke on="f"/>
+                        <v:imagedata r:id="rId10" o:title=""/>
+                        <o:lock v:ext="edit" aspectratio="t"/>
+                      </v:shape>
+                    </v:group>
+                  </w:pict>
+                </mc:Fallback>
+              </mc:AlternateContent>
+            </w:r>
           </w:p>
         </w:tc>
         <w:tc>
@@ -8595,8 +8992,6 @@
         </w:rPr>
         <w:t>{% endif %}</w:t>
       </w:r>
-      <w:bookmarkStart w:id="166" w:name="_GoBack"/>
-      <w:bookmarkEnd w:id="166"/>
       <w:r>
         <w:rPr>
           <w:rFonts w:ascii="Times New Roman" w:hAnsi="Times New Roman" w:eastAsia="微软雅黑" w:cs="黑体"/>
@@ -10392,8 +10787,8 @@
           <w:lang w:eastAsia="zh-CN"/>
         </w:rPr>
       </w:pPr>
-      <w:bookmarkStart w:id="48" w:name="_Toc19920"/>
-      <w:bookmarkStart w:id="49" w:name="_Toc22504"/>
+      <w:bookmarkStart w:id="48" w:name="_Toc22504"/>
+      <w:bookmarkStart w:id="49" w:name="_Toc19920"/>
       <w:r>
         <w:rPr>
           <w:rStyle w:val="37"/>
@@ -10453,16 +10848,16 @@
           <w:sz w:val="30"/>
         </w:rPr>
       </w:pPr>
-      <w:bookmarkStart w:id="50" w:name="_Toc27379"/>
-      <w:bookmarkStart w:id="51" w:name="_Toc5728"/>
-      <w:bookmarkStart w:id="52" w:name="_Toc107825552"/>
-      <w:bookmarkStart w:id="53" w:name="_Toc32551"/>
+      <w:bookmarkStart w:id="50" w:name="_Toc32551"/>
+      <w:bookmarkStart w:id="51" w:name="_Toc27379"/>
+      <w:bookmarkStart w:id="52" w:name="_Toc5728"/>
+      <w:bookmarkStart w:id="53" w:name="_Toc107825552"/>
       <w:bookmarkStart w:id="54" w:name="_Toc11015_WPSOffice_Level2"/>
-      <w:bookmarkStart w:id="55" w:name="_Toc23375"/>
-      <w:bookmarkStart w:id="56" w:name="_Toc6338"/>
-      <w:bookmarkStart w:id="57" w:name="_Toc9088"/>
-      <w:bookmarkStart w:id="58" w:name="_Toc15063"/>
-      <w:bookmarkStart w:id="59" w:name="_Toc18062_WPSOffice_Level2"/>
+      <w:bookmarkStart w:id="55" w:name="_Toc6338"/>
+      <w:bookmarkStart w:id="56" w:name="_Toc15063"/>
+      <w:bookmarkStart w:id="57" w:name="_Toc23375"/>
+      <w:bookmarkStart w:id="58" w:name="_Toc18062_WPSOffice_Level2"/>
+      <w:bookmarkStart w:id="59" w:name="_Toc9088"/>
       <w:r>
         <w:rPr>
           <w:rFonts w:ascii="Times New Roman" w:hAnsi="Times New Roman"/>
@@ -10717,6 +11112,12 @@
             <w:insideH w:val="single" w:color="A4A4A4" w:sz="4" w:space="0"/>
             <w:insideV w:val="single" w:color="A4A4A4" w:sz="4" w:space="0"/>
           </w:tblBorders>
+          <w:tblCellMar>
+            <w:top w:w="0" w:type="dxa"/>
+            <w:left w:w="0" w:type="dxa"/>
+            <w:bottom w:w="0" w:type="dxa"/>
+            <w:right w:w="0" w:type="dxa"/>
+          </w:tblCellMar>
         </w:tblPrEx>
         <w:trPr>
           <w:trHeight w:val="510" w:hRule="atLeast"/>
@@ -15408,15 +15809,15 @@
       <w:bookmarkStart w:id="61" w:name="_Toc22117"/>
       <w:bookmarkStart w:id="62" w:name="_Toc149826009"/>
       <w:bookmarkStart w:id="63" w:name="_Toc149832733"/>
-      <w:bookmarkStart w:id="64" w:name="_Toc107825555"/>
-      <w:bookmarkStart w:id="65" w:name="_Toc23846_WPSOffice_Level1"/>
-      <w:bookmarkStart w:id="66" w:name="_Toc24960"/>
-      <w:bookmarkStart w:id="67" w:name="_Toc25727"/>
-      <w:bookmarkStart w:id="68" w:name="_Toc4331_WPSOffice_Level1"/>
-      <w:bookmarkStart w:id="69" w:name="_Toc23903"/>
-      <w:bookmarkStart w:id="70" w:name="_Toc180"/>
-      <w:bookmarkStart w:id="71" w:name="_Toc29372"/>
-      <w:bookmarkStart w:id="72" w:name="_Toc32443_WPSOffice_Level1"/>
+      <w:bookmarkStart w:id="64" w:name="_Toc32443_WPSOffice_Level1"/>
+      <w:bookmarkStart w:id="65" w:name="_Toc180"/>
+      <w:bookmarkStart w:id="66" w:name="_Toc29372"/>
+      <w:bookmarkStart w:id="67" w:name="_Toc107825555"/>
+      <w:bookmarkStart w:id="68" w:name="_Toc23903"/>
+      <w:bookmarkStart w:id="69" w:name="_Toc23846_WPSOffice_Level1"/>
+      <w:bookmarkStart w:id="70" w:name="_Toc24960"/>
+      <w:bookmarkStart w:id="71" w:name="_Toc25727"/>
+      <w:bookmarkStart w:id="72" w:name="_Toc4331_WPSOffice_Level1"/>
       <w:r>
         <w:rPr>
           <w:rFonts w:hint="default" w:ascii="Times New Roman" w:hAnsi="Times New Roman" w:eastAsia="微软雅黑" w:cs="Times New Roman"/>
@@ -16035,11 +16436,11 @@
           <w:lang w:eastAsia="zh-CN"/>
         </w:rPr>
       </w:pPr>
-      <w:bookmarkStart w:id="74" w:name="_Toc8496"/>
-      <w:bookmarkStart w:id="75" w:name="_Toc149832735"/>
+      <w:bookmarkStart w:id="74" w:name="_Toc149832735"/>
+      <w:bookmarkStart w:id="75" w:name="_Toc149826011"/>
       <w:bookmarkStart w:id="76" w:name="_Toc19989"/>
       <w:bookmarkStart w:id="77" w:name="_Toc16158"/>
-      <w:bookmarkStart w:id="78" w:name="_Toc149826011"/>
+      <w:bookmarkStart w:id="78" w:name="_Toc8496"/>
       <w:r>
         <w:rPr>
           <w:rFonts w:hint="eastAsia"/>
@@ -19206,8 +19607,8 @@
           <w:lang w:eastAsia="zh-CN"/>
         </w:rPr>
       </w:pPr>
-      <w:bookmarkStart w:id="79" w:name="_Toc7510"/>
-      <w:bookmarkStart w:id="80" w:name="_Toc26760"/>
+      <w:bookmarkStart w:id="79" w:name="_Toc26760"/>
+      <w:bookmarkStart w:id="80" w:name="_Toc7510"/>
       <w:r>
         <w:rPr>
           <w:rFonts w:hint="eastAsia"/>
@@ -20687,6 +21088,8 @@
           <w:lang w:eastAsia="zh-CN"/>
         </w:rPr>
       </w:pPr>
+      <w:bookmarkStart w:id="166" w:name="_GoBack"/>
+      <w:bookmarkEnd w:id="166"/>
     </w:p>
     <w:p>
       <w:pPr>
@@ -20816,20 +21219,20 @@
           <w:lang w:eastAsia="zh-CN"/>
         </w:rPr>
       </w:pPr>
-      <w:bookmarkStart w:id="83" w:name="_Toc32302"/>
-      <w:bookmarkStart w:id="84" w:name="_Toc23822"/>
+      <w:bookmarkStart w:id="83" w:name="_Toc23822"/>
+      <w:bookmarkStart w:id="84" w:name="_Toc32302"/>
       <w:bookmarkStart w:id="85" w:name="_Toc8516"/>
       <w:bookmarkStart w:id="86" w:name="_Toc149832737"/>
       <w:bookmarkStart w:id="87" w:name="_Toc149826013"/>
       <w:bookmarkStart w:id="88" w:name="_Toc6997"/>
       <w:bookmarkStart w:id="89" w:name="_Toc28240"/>
-      <w:bookmarkStart w:id="90" w:name="_Toc107825561"/>
-      <w:bookmarkStart w:id="91" w:name="_Toc13698"/>
-      <w:bookmarkStart w:id="92" w:name="_Toc11294"/>
-      <w:bookmarkStart w:id="93" w:name="_Toc21764_WPSOffice_Level1"/>
-      <w:bookmarkStart w:id="94" w:name="_Toc13196_WPSOffice_Level1"/>
-      <w:bookmarkStart w:id="95" w:name="_Toc27302"/>
-      <w:bookmarkStart w:id="96" w:name="_Toc1707_WPSOffice_Level1"/>
+      <w:bookmarkStart w:id="90" w:name="_Toc27302"/>
+      <w:bookmarkStart w:id="91" w:name="_Toc13196_WPSOffice_Level1"/>
+      <w:bookmarkStart w:id="92" w:name="_Toc1707_WPSOffice_Level1"/>
+      <w:bookmarkStart w:id="93" w:name="_Toc107825561"/>
+      <w:bookmarkStart w:id="94" w:name="_Toc21764_WPSOffice_Level1"/>
+      <w:bookmarkStart w:id="95" w:name="_Toc13698"/>
+      <w:bookmarkStart w:id="96" w:name="_Toc11294"/>
       <w:bookmarkStart w:id="97" w:name="_Toc16835"/>
       <w:r>
         <w:rPr>
@@ -29974,16 +30377,16 @@
           <w:lang w:eastAsia="zh-CN"/>
         </w:rPr>
       </w:pPr>
-      <w:bookmarkStart w:id="100" w:name="_Toc9066"/>
-      <w:bookmarkStart w:id="101" w:name="_Toc3674"/>
-      <w:bookmarkStart w:id="102" w:name="_Toc8676"/>
-      <w:bookmarkStart w:id="103" w:name="_Toc24085_WPSOffice_Level1"/>
-      <w:bookmarkStart w:id="104" w:name="_Toc28605"/>
+      <w:bookmarkStart w:id="100" w:name="_Toc32150"/>
+      <w:bookmarkStart w:id="101" w:name="_Toc9066"/>
+      <w:bookmarkStart w:id="102" w:name="_Toc4882"/>
+      <w:bookmarkStart w:id="103" w:name="_Toc3674"/>
+      <w:bookmarkStart w:id="104" w:name="_Toc8676"/>
       <w:bookmarkStart w:id="105" w:name="_Toc27230"/>
-      <w:bookmarkStart w:id="106" w:name="_Toc14255_WPSOffice_Level1"/>
-      <w:bookmarkStart w:id="107" w:name="_Toc4882"/>
+      <w:bookmarkStart w:id="106" w:name="_Toc28605"/>
+      <w:bookmarkStart w:id="107" w:name="_Toc24085_WPSOffice_Level1"/>
       <w:bookmarkStart w:id="108" w:name="_Toc15840_WPSOffice_Level1"/>
-      <w:bookmarkStart w:id="109" w:name="_Toc32150"/>
+      <w:bookmarkStart w:id="109" w:name="_Toc14255_WPSOffice_Level1"/>
       <w:bookmarkStart w:id="110" w:name="_Toc23688"/>
       <w:bookmarkStart w:id="111" w:name="_Toc11896_WPSOffice_Level1"/>
       <w:bookmarkStart w:id="112" w:name="_Toc28810_WPSOffice_Level1"/>
@@ -32219,8 +32622,8 @@
           <w:lang w:eastAsia="zh-CN"/>
         </w:rPr>
       </w:pPr>
-      <w:bookmarkStart w:id="114" w:name="_Hlk33190413"/>
-      <w:bookmarkStart w:id="115" w:name="_Toc4303"/>
+      <w:bookmarkStart w:id="114" w:name="_Toc4303"/>
+      <w:bookmarkStart w:id="115" w:name="_Hlk33190413"/>
       <w:bookmarkStart w:id="116" w:name="_Toc107330130"/>
       <w:bookmarkStart w:id="117" w:name="_Toc31843"/>
       <w:bookmarkStart w:id="118" w:name="_Toc24780"/>
@@ -32726,11 +33129,11 @@
           <w:lang w:eastAsia="zh-CN"/>
         </w:rPr>
       </w:pPr>
-      <w:bookmarkStart w:id="119" w:name="_Toc31498"/>
-      <w:bookmarkStart w:id="120" w:name="_Toc107825567"/>
-      <w:bookmarkStart w:id="121" w:name="_Toc771"/>
-      <w:bookmarkStart w:id="122" w:name="_Toc4640"/>
-      <w:bookmarkStart w:id="123" w:name="_Toc28435"/>
+      <w:bookmarkStart w:id="119" w:name="_Toc4640"/>
+      <w:bookmarkStart w:id="120" w:name="_Toc31498"/>
+      <w:bookmarkStart w:id="121" w:name="_Toc28435"/>
+      <w:bookmarkStart w:id="122" w:name="_Toc107825567"/>
+      <w:bookmarkStart w:id="123" w:name="_Toc771"/>
       <w:r>
         <w:rPr>
           <w:rFonts w:hint="eastAsia" w:ascii="Times New Roman" w:hAnsi="Times New Roman"/>
@@ -32830,18 +33233,18 @@
                 </w14:textFill>
               </w:rPr>
             </w:pPr>
-            <w:bookmarkStart w:id="124" w:name="_Toc107825568"/>
-            <w:bookmarkStart w:id="125" w:name="_Toc11823"/>
-            <w:bookmarkStart w:id="126" w:name="_Toc32730"/>
-            <w:bookmarkStart w:id="127" w:name="_Toc15690"/>
-            <w:bookmarkStart w:id="128" w:name="_Toc13557_WPSOffice_Level1"/>
-            <w:bookmarkStart w:id="129" w:name="_Toc25415_WPSOffice_Level1"/>
-            <w:bookmarkStart w:id="130" w:name="_Toc22381"/>
-            <w:bookmarkStart w:id="131" w:name="_Toc14645_WPSOffice_Level1"/>
+            <w:bookmarkStart w:id="124" w:name="_Toc14645_WPSOffice_Level1"/>
+            <w:bookmarkStart w:id="125" w:name="_Toc15690"/>
+            <w:bookmarkStart w:id="126" w:name="_Toc22381"/>
+            <w:bookmarkStart w:id="127" w:name="_Toc13557_WPSOffice_Level1"/>
+            <w:bookmarkStart w:id="128" w:name="_Toc25415_WPSOffice_Level1"/>
+            <w:bookmarkStart w:id="129" w:name="_Toc107825568"/>
+            <w:bookmarkStart w:id="130" w:name="_Toc11823"/>
+            <w:bookmarkStart w:id="131" w:name="_Toc32730"/>
             <w:bookmarkStart w:id="132" w:name="_Toc28454_WPSOffice_Level1"/>
-            <w:bookmarkStart w:id="133" w:name="_Toc5476"/>
-            <w:bookmarkStart w:id="134" w:name="_Toc20170_WPSOffice_Level1"/>
-            <w:bookmarkStart w:id="135" w:name="_Toc26985_WPSOffice_Level1"/>
+            <w:bookmarkStart w:id="133" w:name="_Toc20170_WPSOffice_Level1"/>
+            <w:bookmarkStart w:id="134" w:name="_Toc26985_WPSOffice_Level1"/>
+            <w:bookmarkStart w:id="135" w:name="_Toc5476"/>
             <w:r>
               <w:rPr>
                 <w:rFonts w:hint="default" w:ascii="Times New Roman" w:hAnsi="Times New Roman" w:eastAsia="微软雅黑" w:cs="Times New Roman"/>
@@ -33441,17 +33844,17 @@
           <w:lang w:eastAsia="zh-CN"/>
         </w:rPr>
       </w:pPr>
-      <w:bookmarkStart w:id="136" w:name="_Toc5711"/>
-      <w:bookmarkStart w:id="137" w:name="_Toc7549"/>
-      <w:bookmarkStart w:id="138" w:name="_Toc16368_WPSOffice_Level1"/>
-      <w:bookmarkStart w:id="139" w:name="_Toc22484_WPSOffice_Level1"/>
-      <w:bookmarkStart w:id="140" w:name="_Toc29696"/>
-      <w:bookmarkStart w:id="141" w:name="_Toc28910_WPSOffice_Level1"/>
-      <w:bookmarkStart w:id="142" w:name="_Toc19099"/>
-      <w:bookmarkStart w:id="143" w:name="_Toc11722"/>
-      <w:bookmarkStart w:id="144" w:name="_Toc14772"/>
-      <w:bookmarkStart w:id="145" w:name="_Toc10119"/>
-      <w:bookmarkStart w:id="146" w:name="_Toc107825569"/>
+      <w:bookmarkStart w:id="136" w:name="_Toc19099"/>
+      <w:bookmarkStart w:id="137" w:name="_Toc28910_WPSOffice_Level1"/>
+      <w:bookmarkStart w:id="138" w:name="_Toc5711"/>
+      <w:bookmarkStart w:id="139" w:name="_Toc7549"/>
+      <w:bookmarkStart w:id="140" w:name="_Toc107825569"/>
+      <w:bookmarkStart w:id="141" w:name="_Toc10119"/>
+      <w:bookmarkStart w:id="142" w:name="_Toc14772"/>
+      <w:bookmarkStart w:id="143" w:name="_Toc16368_WPSOffice_Level1"/>
+      <w:bookmarkStart w:id="144" w:name="_Toc11722"/>
+      <w:bookmarkStart w:id="145" w:name="_Toc29696"/>
+      <w:bookmarkStart w:id="146" w:name="_Toc22484_WPSOffice_Level1"/>
       <w:r>
         <w:rPr>
           <w:rFonts w:hint="eastAsia" w:ascii="Times New Roman" w:hAnsi="Times New Roman"/>
@@ -33917,9 +34320,9 @@
           <w:lang w:eastAsia="zh-CN"/>
         </w:rPr>
       </w:pPr>
-      <w:bookmarkStart w:id="147" w:name="_Toc8911"/>
-      <w:bookmarkStart w:id="148" w:name="_Toc107825570"/>
-      <w:bookmarkStart w:id="149" w:name="_Toc27034"/>
+      <w:bookmarkStart w:id="147" w:name="_Toc107825570"/>
+      <w:bookmarkStart w:id="148" w:name="_Toc27034"/>
+      <w:bookmarkStart w:id="149" w:name="_Toc8911"/>
       <w:r>
         <w:rPr>
           <w:rFonts w:ascii="Times New Roman" w:hAnsi="Times New Roman" w:eastAsia="微软雅黑" w:cs="Times New Roman"/>
@@ -34261,14 +34664,14 @@
       <w:bookmarkStart w:id="155" w:name="_Toc9662"/>
       <w:bookmarkStart w:id="156" w:name="_Toc21361"/>
       <w:bookmarkStart w:id="157" w:name="_Toc30837"/>
-      <w:bookmarkStart w:id="158" w:name="_Toc107825571"/>
-      <w:bookmarkStart w:id="159" w:name="_Toc16927"/>
-      <w:bookmarkStart w:id="160" w:name="_Toc17792_WPSOffice_Level2"/>
-      <w:bookmarkStart w:id="161" w:name="_Toc19584_WPSOffice_Level1"/>
+      <w:bookmarkStart w:id="158" w:name="_Toc16927"/>
+      <w:bookmarkStart w:id="159" w:name="_Toc107825571"/>
+      <w:bookmarkStart w:id="160" w:name="_Toc19584_WPSOffice_Level1"/>
+      <w:bookmarkStart w:id="161" w:name="_Toc22162_WPSOffice_Level1"/>
       <w:bookmarkStart w:id="162" w:name="_Toc22623"/>
-      <w:bookmarkStart w:id="163" w:name="_Toc22162_WPSOffice_Level1"/>
-      <w:bookmarkStart w:id="164" w:name="_Toc14611_WPSOffice_Level1"/>
-      <w:bookmarkStart w:id="165" w:name="_Toc13275"/>
+      <w:bookmarkStart w:id="163" w:name="_Toc14611_WPSOffice_Level1"/>
+      <w:bookmarkStart w:id="164" w:name="_Toc13275"/>
+      <w:bookmarkStart w:id="165" w:name="_Toc17792_WPSOffice_Level2"/>
       <w:r>
         <w:rPr>
           <w:rFonts w:hint="eastAsia" w:ascii="Times New Roman" w:hAnsi="Times New Roman"/>
@@ -39951,11 +40354,16 @@
   <customSectProps>
     <customSectPr/>
     <customSectPr/>
+    <customSectPr/>
   </customSectProps>
   <customShpExts>
     <customShpInfo spid="_x0000_s1026" textRotate="1"/>
   </customShpExts>
 </s:customData>
+</file>
+
+<file path=customXml/item2.xml><?xml version="1.0" encoding="utf-8"?>
+<b:Sources xmlns:b="http://schemas.openxmlformats.org/officeDocument/2006/bibliography" xmlns="http://schemas.openxmlformats.org/officeDocument/2006/bibliography" SelectedStyle="\APA.XSL" StyleName="APA"/>
 </file>
 
 <file path=customXml/itemProps1.xml><?xml version="1.0" encoding="utf-8"?>
@@ -39964,4 +40372,10 @@
     <ds:schemaRef ds:uri="http://www.wps.cn/officeDocument/2013/wpsCustomData"/>
   </ds:schemaRefs>
 </ds:datastoreItem>
+</file>
+
+<file path=customXml/itemProps2.xml><?xml version="1.0" encoding="utf-8"?>
+<ds:datastoreItem xmlns:ds="http://schemas.openxmlformats.org/officeDocument/2006/customXml" ds:itemID="{AF0FCD33-2FD2-40CF-9CDF-F2193CE32997}">
+  <ds:schemaRefs/>
+</ds:datastoreItem>
 </file>
--- a/WebContent/docx/肺癌49报告-苏州九院.docx
+++ b/WebContent/docx/肺癌49报告-苏州九院.docx
@@ -11,8 +11,8 @@
           <w:lang w:eastAsia="zh-CN"/>
         </w:rPr>
       </w:pPr>
-      <w:bookmarkStart w:id="0" w:name="_Toc12869"/>
-      <w:bookmarkStart w:id="1" w:name="_Toc26189"/>
+      <w:bookmarkStart w:id="0" w:name="_Toc26189"/>
+      <w:bookmarkStart w:id="1" w:name="_Toc12869"/>
     </w:p>
     <w:p>
       <w:pPr>
@@ -765,7 +765,7 @@
           <w:szCs w:val="32"/>
           <w:lang w:eastAsia="zh-CN"/>
         </w:rPr>
-        <w:instrText xml:space="preserve"> HYPERLINK \l _Toc17837 </w:instrText>
+        <w:instrText xml:space="preserve"> HYPERLINK \l _Toc26271 </w:instrText>
       </w:r>
       <w:r>
         <w:rPr>
@@ -830,7 +830,7 @@
           <w:szCs w:val="32"/>
           <w:lang w:eastAsia="zh-CN"/>
         </w:rPr>
-        <w:instrText xml:space="preserve"> PAGEREF _Toc17837 \h </w:instrText>
+        <w:instrText xml:space="preserve"> PAGEREF _Toc26271 \h </w:instrText>
       </w:r>
       <w:r>
         <w:rPr>
@@ -926,7 +926,7 @@
           <w:szCs w:val="32"/>
           <w:lang w:eastAsia="zh-CN"/>
         </w:rPr>
-        <w:instrText xml:space="preserve"> HYPERLINK \l _Toc1775 </w:instrText>
+        <w:instrText xml:space="preserve"> HYPERLINK \l _Toc1836 </w:instrText>
       </w:r>
       <w:r>
         <w:rPr>
@@ -991,7 +991,7 @@
           <w:szCs w:val="32"/>
           <w:lang w:eastAsia="zh-CN"/>
         </w:rPr>
-        <w:instrText xml:space="preserve"> PAGEREF _Toc1775 \h </w:instrText>
+        <w:instrText xml:space="preserve"> PAGEREF _Toc1836 \h </w:instrText>
       </w:r>
       <w:r>
         <w:rPr>
@@ -1087,7 +1087,7 @@
           <w:szCs w:val="32"/>
           <w:lang w:eastAsia="zh-CN"/>
         </w:rPr>
-        <w:instrText xml:space="preserve"> HYPERLINK \l _Toc23690 </w:instrText>
+        <w:instrText xml:space="preserve"> HYPERLINK \l _Toc19410 </w:instrText>
       </w:r>
       <w:r>
         <w:rPr>
@@ -1165,7 +1165,7 @@
           <w:szCs w:val="32"/>
           <w:lang w:eastAsia="zh-CN"/>
         </w:rPr>
-        <w:instrText xml:space="preserve"> PAGEREF _Toc23690 \h </w:instrText>
+        <w:instrText xml:space="preserve"> PAGEREF _Toc19410 \h </w:instrText>
       </w:r>
       <w:r>
         <w:rPr>
@@ -1250,7 +1250,7 @@
           <w:sz w:val="28"/>
           <w:lang w:eastAsia="zh-CN"/>
         </w:rPr>
-        <w:instrText xml:space="preserve"> HYPERLINK \l _Toc20741 </w:instrText>
+        <w:instrText xml:space="preserve"> HYPERLINK \l _Toc26477 </w:instrText>
       </w:r>
       <w:r>
         <w:rPr>
@@ -1295,7 +1295,7 @@
           <w:sz w:val="28"/>
           <w:lang w:eastAsia="zh-CN"/>
         </w:rPr>
-        <w:instrText xml:space="preserve"> PAGEREF _Toc20741 \h </w:instrText>
+        <w:instrText xml:space="preserve"> PAGEREF _Toc26477 \h </w:instrText>
       </w:r>
       <w:r>
         <w:rPr>
@@ -1364,7 +1364,7 @@
           <w:sz w:val="28"/>
           <w:lang w:eastAsia="zh-CN"/>
         </w:rPr>
-        <w:instrText xml:space="preserve"> HYPERLINK \l _Toc3938 </w:instrText>
+        <w:instrText xml:space="preserve"> HYPERLINK \l _Toc682 </w:instrText>
       </w:r>
       <w:r>
         <w:rPr>
@@ -1571,7 +1571,7 @@
           <w:sz w:val="28"/>
           <w:lang w:eastAsia="zh-CN"/>
         </w:rPr>
-        <w:instrText xml:space="preserve"> PAGEREF _Toc3938 \h </w:instrText>
+        <w:instrText xml:space="preserve"> PAGEREF _Toc682 \h </w:instrText>
       </w:r>
       <w:r>
         <w:rPr>
@@ -1589,7 +1589,7 @@
           <w:sz w:val="28"/>
           <w:lang w:eastAsia="zh-CN"/>
         </w:rPr>
-        <w:t>2</w:t>
+        <w:t>3</w:t>
       </w:r>
       <w:r>
         <w:rPr>
@@ -1651,7 +1651,7 @@
           <w:szCs w:val="32"/>
           <w:lang w:eastAsia="zh-CN"/>
         </w:rPr>
-        <w:instrText xml:space="preserve"> HYPERLINK \l _Toc19920 </w:instrText>
+        <w:instrText xml:space="preserve"> HYPERLINK \l _Toc9909 </w:instrText>
       </w:r>
       <w:r>
         <w:rPr>
@@ -1716,7 +1716,7 @@
           <w:szCs w:val="32"/>
           <w:lang w:eastAsia="zh-CN"/>
         </w:rPr>
-        <w:instrText xml:space="preserve"> PAGEREF _Toc19920 \h </w:instrText>
+        <w:instrText xml:space="preserve"> PAGEREF _Toc9909 \h </w:instrText>
       </w:r>
       <w:r>
         <w:rPr>
@@ -1742,7 +1742,7 @@
           <w:szCs w:val="32"/>
           <w:lang w:eastAsia="zh-CN"/>
         </w:rPr>
-        <w:t>3</w:t>
+        <w:t>4</w:t>
       </w:r>
       <w:r>
         <w:rPr>
@@ -1801,7 +1801,7 @@
           <w:sz w:val="28"/>
           <w:lang w:eastAsia="zh-CN"/>
         </w:rPr>
-        <w:instrText xml:space="preserve"> HYPERLINK \l _Toc32551 </w:instrText>
+        <w:instrText xml:space="preserve"> HYPERLINK \l _Toc22909 </w:instrText>
       </w:r>
       <w:r>
         <w:rPr>
@@ -1846,7 +1846,7 @@
           <w:sz w:val="28"/>
           <w:lang w:eastAsia="zh-CN"/>
         </w:rPr>
-        <w:instrText xml:space="preserve"> PAGEREF _Toc32551 \h </w:instrText>
+        <w:instrText xml:space="preserve"> PAGEREF _Toc22909 \h </w:instrText>
       </w:r>
       <w:r>
         <w:rPr>
@@ -1864,7 +1864,7 @@
           <w:sz w:val="28"/>
           <w:lang w:eastAsia="zh-CN"/>
         </w:rPr>
-        <w:t>3</w:t>
+        <w:t>4</w:t>
       </w:r>
       <w:r>
         <w:rPr>
@@ -1883,6 +1883,33 @@
           <w:lang w:eastAsia="zh-CN"/>
         </w:rPr>
         <w:fldChar w:fldCharType="end"/>
+      </w:r>
+      <w:r>
+        <w:rPr>
+          <w:rFonts w:hint="default" w:ascii="Times New Roman" w:hAnsi="Times New Roman" w:eastAsia="微软雅黑" w:cs="Times New Roman"/>
+          <w:sz w:val="24"/>
+          <w:szCs w:val="24"/>
+          <w:lang w:eastAsia="zh-CN"/>
+        </w:rPr>
+        <w:t xml:space="preserve">{%if </w:t>
+      </w:r>
+      <w:r>
+        <w:rPr>
+          <w:rFonts w:hint="default" w:ascii="Times New Roman" w:hAnsi="Times New Roman" w:eastAsia="微软雅黑" w:cs="Times New Roman"/>
+          <w:sz w:val="24"/>
+          <w:szCs w:val="24"/>
+          <w:lang w:val="en-US" w:eastAsia="zh-CN"/>
+        </w:rPr>
+        <w:t xml:space="preserve">2531 not in </w:t>
+      </w:r>
+      <w:r>
+        <w:rPr>
+          <w:rFonts w:hint="default" w:ascii="Times New Roman" w:hAnsi="Times New Roman" w:eastAsia="微软雅黑" w:cs="Times New Roman"/>
+          <w:sz w:val="24"/>
+          <w:szCs w:val="24"/>
+          <w:lang w:eastAsia="zh-CN"/>
+        </w:rPr>
+        <w:t>diseaseIdList %}</w:t>
       </w:r>
     </w:p>
     <w:p>
@@ -1915,7 +1942,7 @@
           <w:sz w:val="28"/>
           <w:lang w:eastAsia="zh-CN"/>
         </w:rPr>
-        <w:instrText xml:space="preserve"> HYPERLINK \l _Toc22957 </w:instrText>
+        <w:instrText xml:space="preserve"> HYPERLINK \l _Toc9178 </w:instrText>
       </w:r>
       <w:r>
         <w:rPr>
@@ -1960,7 +1987,7 @@
           <w:sz w:val="28"/>
           <w:lang w:eastAsia="zh-CN"/>
         </w:rPr>
-        <w:instrText xml:space="preserve"> PAGEREF _Toc22957 \h </w:instrText>
+        <w:instrText xml:space="preserve"> PAGEREF _Toc9178 \h </w:instrText>
       </w:r>
       <w:r>
         <w:rPr>
@@ -1978,7 +2005,7 @@
           <w:sz w:val="28"/>
           <w:lang w:eastAsia="zh-CN"/>
         </w:rPr>
-        <w:t>6</w:t>
+        <w:t>7</w:t>
       </w:r>
       <w:r>
         <w:rPr>
@@ -1997,6 +2024,15 @@
           <w:lang w:eastAsia="zh-CN"/>
         </w:rPr>
         <w:fldChar w:fldCharType="end"/>
+      </w:r>
+      <w:r>
+        <w:rPr>
+          <w:rStyle w:val="18"/>
+          <w:rFonts w:hint="default" w:ascii="Times New Roman" w:hAnsi="Times New Roman" w:eastAsia="微软雅黑" w:cs="Times New Roman"/>
+          <w:sz w:val="28"/>
+          <w:lang w:eastAsia="zh-CN"/>
+        </w:rPr>
+        <w:t>{% endif %}</w:t>
       </w:r>
       <w:r>
         <w:rPr>
@@ -2038,7 +2074,7 @@
           <w:sz w:val="28"/>
           <w:lang w:eastAsia="zh-CN"/>
         </w:rPr>
-        <w:instrText xml:space="preserve"> HYPERLINK \l _Toc8496 </w:instrText>
+        <w:instrText xml:space="preserve"> HYPERLINK \l _Toc7765 </w:instrText>
       </w:r>
       <w:r>
         <w:rPr>
@@ -2083,7 +2119,7 @@
           <w:sz w:val="28"/>
           <w:lang w:eastAsia="zh-CN"/>
         </w:rPr>
-        <w:instrText xml:space="preserve"> PAGEREF _Toc8496 \h </w:instrText>
+        <w:instrText xml:space="preserve"> PAGEREF _Toc7765 \h </w:instrText>
       </w:r>
       <w:r>
         <w:rPr>
@@ -2101,7 +2137,7 @@
           <w:sz w:val="28"/>
           <w:lang w:eastAsia="zh-CN"/>
         </w:rPr>
-        <w:t>7</w:t>
+        <w:t>8</w:t>
       </w:r>
       <w:r>
         <w:rPr>
@@ -2117,6 +2153,190 @@
           <w:rStyle w:val="18"/>
           <w:rFonts w:hint="default" w:ascii="Times New Roman" w:hAnsi="Times New Roman" w:eastAsia="微软雅黑" w:cs="Times New Roman"/>
           <w:sz w:val="28"/>
+          <w:lang w:eastAsia="zh-CN"/>
+        </w:rPr>
+        <w:fldChar w:fldCharType="end"/>
+      </w:r>
+      <w:r>
+        <w:rPr>
+          <w:rFonts w:hint="default" w:ascii="Times New Roman" w:hAnsi="Times New Roman" w:eastAsia="微软雅黑" w:cs="Times New Roman"/>
+          <w:sz w:val="15"/>
+          <w:szCs w:val="15"/>
+          <w:lang w:eastAsia="zh-CN"/>
+        </w:rPr>
+        <w:t>{% endif %}</w:t>
+      </w:r>
+      <w:r>
+        <w:rPr>
+          <w:rFonts w:hint="default" w:ascii="Times New Roman" w:hAnsi="Times New Roman" w:eastAsia="微软雅黑" w:cs="Times New Roman"/>
+          <w:b w:val="0"/>
+          <w:bCs/>
+          <w:color w:val="auto"/>
+          <w:sz w:val="15"/>
+          <w:szCs w:val="15"/>
+          <w:lang w:eastAsia="zh-CN"/>
+        </w:rPr>
+        <w:t>{%if BodyDrugDrugDetectionStr or unknownVarAnalysisStr %}</w:t>
+      </w:r>
+      <w:bookmarkStart w:id="166" w:name="_GoBack"/>
+      <w:bookmarkEnd w:id="166"/>
+    </w:p>
+    <w:p>
+      <w:pPr>
+        <w:pStyle w:val="11"/>
+        <w:tabs>
+          <w:tab w:val="right" w:leader="dot" w:pos="9861"/>
+        </w:tabs>
+        <w:rPr>
+          <w:rStyle w:val="18"/>
+          <w:rFonts w:hint="default" w:ascii="Times New Roman" w:hAnsi="Times New Roman" w:eastAsia="微软雅黑" w:cs="Times New Roman"/>
+          <w:b/>
+          <w:bCs/>
+          <w:color w:val="62B541"/>
+          <w:sz w:val="32"/>
+          <w:szCs w:val="32"/>
+          <w:lang w:eastAsia="zh-CN"/>
+        </w:rPr>
+      </w:pPr>
+      <w:r>
+        <w:rPr>
+          <w:rStyle w:val="18"/>
+          <w:rFonts w:hint="default" w:ascii="Times New Roman" w:hAnsi="Times New Roman" w:eastAsia="微软雅黑" w:cs="Times New Roman"/>
+          <w:b/>
+          <w:bCs/>
+          <w:color w:val="62B541"/>
+          <w:sz w:val="32"/>
+          <w:szCs w:val="32"/>
+          <w:lang w:eastAsia="zh-CN"/>
+        </w:rPr>
+        <w:fldChar w:fldCharType="begin"/>
+      </w:r>
+      <w:r>
+        <w:rPr>
+          <w:rStyle w:val="18"/>
+          <w:rFonts w:hint="default" w:ascii="Times New Roman" w:hAnsi="Times New Roman" w:eastAsia="微软雅黑" w:cs="Times New Roman"/>
+          <w:b/>
+          <w:bCs/>
+          <w:color w:val="62B541"/>
+          <w:sz w:val="32"/>
+          <w:szCs w:val="32"/>
+          <w:lang w:eastAsia="zh-CN"/>
+        </w:rPr>
+        <w:instrText xml:space="preserve"> HYPERLINK \l _Toc9543 </w:instrText>
+      </w:r>
+      <w:r>
+        <w:rPr>
+          <w:rStyle w:val="18"/>
+          <w:rFonts w:hint="default" w:ascii="Times New Roman" w:hAnsi="Times New Roman" w:eastAsia="微软雅黑" w:cs="Times New Roman"/>
+          <w:b/>
+          <w:bCs/>
+          <w:color w:val="62B541"/>
+          <w:sz w:val="32"/>
+          <w:szCs w:val="32"/>
+          <w:lang w:eastAsia="zh-CN"/>
+        </w:rPr>
+        <w:fldChar w:fldCharType="separate"/>
+      </w:r>
+      <w:r>
+        <w:rPr>
+          <w:rStyle w:val="18"/>
+          <w:rFonts w:hint="default" w:ascii="Times New Roman" w:hAnsi="Times New Roman" w:eastAsia="微软雅黑" w:cs="Times New Roman"/>
+          <w:b/>
+          <w:bCs/>
+          <w:color w:val="62B541"/>
+          <w:sz w:val="32"/>
+          <w:szCs w:val="32"/>
+          <w:lang w:eastAsia="zh-CN"/>
+        </w:rPr>
+        <w:t>基因检测结果解析</w:t>
+      </w:r>
+      <w:r>
+        <w:rPr>
+          <w:rStyle w:val="18"/>
+          <w:rFonts w:hint="default" w:ascii="Times New Roman" w:hAnsi="Times New Roman" w:eastAsia="微软雅黑" w:cs="Times New Roman"/>
+          <w:b/>
+          <w:bCs/>
+          <w:color w:val="62B541"/>
+          <w:sz w:val="32"/>
+          <w:szCs w:val="32"/>
+          <w:lang w:eastAsia="zh-CN"/>
+        </w:rPr>
+        <w:tab/>
+      </w:r>
+      <w:r>
+        <w:rPr>
+          <w:rStyle w:val="18"/>
+          <w:rFonts w:hint="default" w:ascii="Times New Roman" w:hAnsi="Times New Roman" w:eastAsia="微软雅黑" w:cs="Times New Roman"/>
+          <w:b/>
+          <w:bCs/>
+          <w:color w:val="62B541"/>
+          <w:sz w:val="32"/>
+          <w:szCs w:val="32"/>
+          <w:lang w:eastAsia="zh-CN"/>
+        </w:rPr>
+        <w:fldChar w:fldCharType="begin"/>
+      </w:r>
+      <w:r>
+        <w:rPr>
+          <w:rStyle w:val="18"/>
+          <w:rFonts w:hint="default" w:ascii="Times New Roman" w:hAnsi="Times New Roman" w:eastAsia="微软雅黑" w:cs="Times New Roman"/>
+          <w:b/>
+          <w:bCs/>
+          <w:color w:val="62B541"/>
+          <w:sz w:val="32"/>
+          <w:szCs w:val="32"/>
+          <w:lang w:eastAsia="zh-CN"/>
+        </w:rPr>
+        <w:instrText xml:space="preserve"> PAGEREF _Toc9543 \h </w:instrText>
+      </w:r>
+      <w:r>
+        <w:rPr>
+          <w:rStyle w:val="18"/>
+          <w:rFonts w:hint="default" w:ascii="Times New Roman" w:hAnsi="Times New Roman" w:eastAsia="微软雅黑" w:cs="Times New Roman"/>
+          <w:b/>
+          <w:bCs/>
+          <w:color w:val="62B541"/>
+          <w:sz w:val="32"/>
+          <w:szCs w:val="32"/>
+          <w:lang w:eastAsia="zh-CN"/>
+        </w:rPr>
+        <w:fldChar w:fldCharType="separate"/>
+      </w:r>
+      <w:r>
+        <w:rPr>
+          <w:rStyle w:val="18"/>
+          <w:rFonts w:hint="default" w:ascii="Times New Roman" w:hAnsi="Times New Roman" w:eastAsia="微软雅黑" w:cs="Times New Roman"/>
+          <w:b/>
+          <w:bCs/>
+          <w:color w:val="62B541"/>
+          <w:sz w:val="32"/>
+          <w:szCs w:val="32"/>
+          <w:lang w:eastAsia="zh-CN"/>
+        </w:rPr>
+        <w:t>11</w:t>
+      </w:r>
+      <w:r>
+        <w:rPr>
+          <w:rStyle w:val="18"/>
+          <w:rFonts w:hint="default" w:ascii="Times New Roman" w:hAnsi="Times New Roman" w:eastAsia="微软雅黑" w:cs="Times New Roman"/>
+          <w:b/>
+          <w:bCs/>
+          <w:color w:val="62B541"/>
+          <w:sz w:val="32"/>
+          <w:szCs w:val="32"/>
+          <w:lang w:eastAsia="zh-CN"/>
+        </w:rPr>
+        <w:fldChar w:fldCharType="end"/>
+      </w:r>
+      <w:r>
+        <w:rPr>
+          <w:rStyle w:val="18"/>
+          <w:rFonts w:hint="default" w:ascii="Times New Roman" w:hAnsi="Times New Roman" w:eastAsia="微软雅黑" w:cs="Times New Roman"/>
+          <w:b/>
+          <w:bCs/>
+          <w:color w:val="62B541"/>
+          <w:sz w:val="32"/>
+          <w:szCs w:val="32"/>
           <w:lang w:eastAsia="zh-CN"/>
         </w:rPr>
         <w:fldChar w:fldCharType="end"/>
@@ -2152,7 +2372,7 @@
           <w:sz w:val="28"/>
           <w:lang w:eastAsia="zh-CN"/>
         </w:rPr>
-        <w:instrText xml:space="preserve"> HYPERLINK \l _Toc7510 </w:instrText>
+        <w:instrText xml:space="preserve"> HYPERLINK \l _Toc20917 </w:instrText>
       </w:r>
       <w:r>
         <w:rPr>
@@ -2170,7 +2390,7 @@
           <w:sz w:val="28"/>
           <w:lang w:eastAsia="zh-CN"/>
         </w:rPr>
-        <w:t>目前肺癌已批准的免疫治疗药物</w:t>
+        <w:t>变异位点结果解析</w:t>
       </w:r>
       <w:r>
         <w:rPr>
@@ -2197,7 +2417,7 @@
           <w:sz w:val="28"/>
           <w:lang w:eastAsia="zh-CN"/>
         </w:rPr>
-        <w:instrText xml:space="preserve"> PAGEREF _Toc7510 \h </w:instrText>
+        <w:instrText xml:space="preserve"> PAGEREF _Toc20917 \h </w:instrText>
       </w:r>
       <w:r>
         <w:rPr>
@@ -2215,7 +2435,7 @@
           <w:sz w:val="28"/>
           <w:lang w:eastAsia="zh-CN"/>
         </w:rPr>
-        <w:t>9</w:t>
+        <w:t>11</w:t>
       </w:r>
       <w:r>
         <w:rPr>
@@ -2237,24 +2457,12 @@
       </w:r>
       <w:r>
         <w:rPr>
+          <w:rStyle w:val="18"/>
           <w:rFonts w:hint="default" w:ascii="Times New Roman" w:hAnsi="Times New Roman" w:eastAsia="微软雅黑" w:cs="Times New Roman"/>
-          <w:sz w:val="15"/>
-          <w:szCs w:val="15"/>
+          <w:sz w:val="28"/>
           <w:lang w:eastAsia="zh-CN"/>
         </w:rPr>
         <w:t>{% endif %}</w:t>
-      </w:r>
-      <w:r>
-        <w:rPr>
-          <w:rFonts w:hint="default" w:ascii="Times New Roman" w:hAnsi="Times New Roman" w:eastAsia="微软雅黑" w:cs="Times New Roman"/>
-          <w:b w:val="0"/>
-          <w:bCs/>
-          <w:color w:val="auto"/>
-          <w:sz w:val="15"/>
-          <w:szCs w:val="15"/>
-          <w:lang w:eastAsia="zh-CN"/>
-        </w:rPr>
-        <w:t>{%if BodyDrugDrugDetectionStr or unknownVarAnalysisStr %}</w:t>
       </w:r>
     </w:p>
     <w:p>
@@ -2298,7 +2506,7 @@
           <w:szCs w:val="32"/>
           <w:lang w:eastAsia="zh-CN"/>
         </w:rPr>
-        <w:instrText xml:space="preserve"> HYPERLINK \l _Toc26883 </w:instrText>
+        <w:instrText xml:space="preserve"> HYPERLINK \l _Toc18012 </w:instrText>
       </w:r>
       <w:r>
         <w:rPr>
@@ -2316,7 +2524,7 @@
       <w:r>
         <w:rPr>
           <w:rStyle w:val="18"/>
-          <w:rFonts w:hint="default" w:ascii="Times New Roman" w:hAnsi="Times New Roman" w:eastAsia="微软雅黑" w:cs="Times New Roman"/>
+          <w:rFonts w:hint="eastAsia" w:ascii="Times New Roman" w:hAnsi="Times New Roman" w:eastAsia="微软雅黑" w:cs="Times New Roman"/>
           <w:b/>
           <w:bCs/>
           <w:color w:val="62B541"/>
@@ -2324,7 +2532,7 @@
           <w:szCs w:val="32"/>
           <w:lang w:eastAsia="zh-CN"/>
         </w:rPr>
-        <w:t>基因检测结果解析</w:t>
+        <w:t>附录</w:t>
       </w:r>
       <w:r>
         <w:rPr>
@@ -2363,7 +2571,7 @@
           <w:szCs w:val="32"/>
           <w:lang w:eastAsia="zh-CN"/>
         </w:rPr>
-        <w:instrText xml:space="preserve"> PAGEREF _Toc26883 \h </w:instrText>
+        <w:instrText xml:space="preserve"> PAGEREF _Toc18012 \h </w:instrText>
       </w:r>
       <w:r>
         <w:rPr>
@@ -2389,7 +2597,7 @@
           <w:szCs w:val="32"/>
           <w:lang w:eastAsia="zh-CN"/>
         </w:rPr>
-        <w:t>10</w:t>
+        <w:t>14</w:t>
       </w:r>
       <w:r>
         <w:rPr>
@@ -2427,7 +2635,7 @@
         <w:ind w:left="440"/>
         <w:rPr>
           <w:rStyle w:val="18"/>
-          <w:rFonts w:hint="eastAsia" w:ascii="Times New Roman" w:hAnsi="Times New Roman" w:eastAsia="微软雅黑" w:cs="Times New Roman"/>
+          <w:rFonts w:hint="default" w:ascii="Times New Roman" w:hAnsi="Times New Roman" w:eastAsia="微软雅黑" w:cs="Times New Roman"/>
           <w:sz w:val="28"/>
           <w:lang w:eastAsia="zh-CN"/>
         </w:rPr>
@@ -2448,7 +2656,7 @@
           <w:sz w:val="28"/>
           <w:lang w:eastAsia="zh-CN"/>
         </w:rPr>
-        <w:instrText xml:space="preserve"> HYPERLINK \l _Toc23822 </w:instrText>
+        <w:instrText xml:space="preserve"> HYPERLINK \l _Toc8325 </w:instrText>
       </w:r>
       <w:r>
         <w:rPr>
@@ -2464,63 +2672,9 @@
           <w:rStyle w:val="18"/>
           <w:rFonts w:hint="eastAsia" w:ascii="Times New Roman" w:hAnsi="Times New Roman" w:eastAsia="微软雅黑" w:cs="Times New Roman"/>
           <w:sz w:val="28"/>
-          <w:lang w:eastAsia="zh-CN"/>
-        </w:rPr>
-        <w:t>变异位点结果解析</w:t>
-      </w:r>
-      <w:r>
-        <w:rPr>
-          <w:rStyle w:val="18"/>
-          <w:rFonts w:hint="eastAsia" w:ascii="Times New Roman" w:hAnsi="Times New Roman" w:eastAsia="微软雅黑" w:cs="Times New Roman"/>
-          <w:sz w:val="28"/>
-          <w:lang w:eastAsia="zh-CN"/>
-        </w:rPr>
-        <w:tab/>
-      </w:r>
-      <w:r>
-        <w:rPr>
-          <w:rStyle w:val="18"/>
-          <w:rFonts w:hint="eastAsia" w:ascii="Times New Roman" w:hAnsi="Times New Roman" w:eastAsia="微软雅黑" w:cs="Times New Roman"/>
-          <w:sz w:val="28"/>
-          <w:lang w:eastAsia="zh-CN"/>
-        </w:rPr>
-        <w:fldChar w:fldCharType="begin"/>
-      </w:r>
-      <w:r>
-        <w:rPr>
-          <w:rStyle w:val="18"/>
-          <w:rFonts w:hint="eastAsia" w:ascii="Times New Roman" w:hAnsi="Times New Roman" w:eastAsia="微软雅黑" w:cs="Times New Roman"/>
-          <w:sz w:val="28"/>
-          <w:lang w:eastAsia="zh-CN"/>
-        </w:rPr>
-        <w:instrText xml:space="preserve"> PAGEREF _Toc23822 \h </w:instrText>
-      </w:r>
-      <w:r>
-        <w:rPr>
-          <w:rStyle w:val="18"/>
-          <w:rFonts w:hint="eastAsia" w:ascii="Times New Roman" w:hAnsi="Times New Roman" w:eastAsia="微软雅黑" w:cs="Times New Roman"/>
-          <w:sz w:val="28"/>
-          <w:lang w:eastAsia="zh-CN"/>
-        </w:rPr>
-        <w:fldChar w:fldCharType="separate"/>
-      </w:r>
-      <w:r>
-        <w:rPr>
-          <w:rStyle w:val="18"/>
-          <w:rFonts w:hint="eastAsia" w:ascii="Times New Roman" w:hAnsi="Times New Roman" w:eastAsia="微软雅黑" w:cs="Times New Roman"/>
-          <w:sz w:val="28"/>
-          <w:lang w:eastAsia="zh-CN"/>
-        </w:rPr>
-        <w:t>10</w:t>
-      </w:r>
-      <w:r>
-        <w:rPr>
-          <w:rStyle w:val="18"/>
-          <w:rFonts w:hint="eastAsia" w:ascii="Times New Roman" w:hAnsi="Times New Roman" w:eastAsia="微软雅黑" w:cs="Times New Roman"/>
-          <w:sz w:val="28"/>
-          <w:lang w:eastAsia="zh-CN"/>
-        </w:rPr>
-        <w:fldChar w:fldCharType="end"/>
+          <w:lang w:val="en-US" w:eastAsia="zh-CN"/>
+        </w:rPr>
+        <w:t>样本质控情况</w:t>
       </w:r>
       <w:r>
         <w:rPr>
@@ -2529,7 +2683,7 @@
           <w:sz w:val="28"/>
           <w:lang w:eastAsia="zh-CN"/>
         </w:rPr>
-        <w:fldChar w:fldCharType="end"/>
+        <w:tab/>
       </w:r>
       <w:r>
         <w:rPr>
@@ -2538,165 +2692,49 @@
           <w:sz w:val="28"/>
           <w:lang w:eastAsia="zh-CN"/>
         </w:rPr>
-        <w:t>{% endif %}</w:t>
-      </w:r>
-    </w:p>
-    <w:p>
-      <w:pPr>
-        <w:pStyle w:val="11"/>
-        <w:tabs>
-          <w:tab w:val="right" w:leader="dot" w:pos="9861"/>
-        </w:tabs>
+        <w:fldChar w:fldCharType="begin"/>
+      </w:r>
+      <w:r>
         <w:rPr>
           <w:rStyle w:val="18"/>
           <w:rFonts w:hint="default" w:ascii="Times New Roman" w:hAnsi="Times New Roman" w:eastAsia="微软雅黑" w:cs="Times New Roman"/>
-          <w:b/>
-          <w:bCs/>
-          <w:color w:val="62B541"/>
-          <w:sz w:val="32"/>
-          <w:szCs w:val="32"/>
-          <w:lang w:eastAsia="zh-CN"/>
-        </w:rPr>
-      </w:pPr>
+          <w:sz w:val="28"/>
+          <w:lang w:eastAsia="zh-CN"/>
+        </w:rPr>
+        <w:instrText xml:space="preserve"> PAGEREF _Toc8325 \h </w:instrText>
+      </w:r>
       <w:r>
         <w:rPr>
           <w:rStyle w:val="18"/>
           <w:rFonts w:hint="default" w:ascii="Times New Roman" w:hAnsi="Times New Roman" w:eastAsia="微软雅黑" w:cs="Times New Roman"/>
-          <w:b/>
-          <w:bCs/>
-          <w:color w:val="62B541"/>
-          <w:sz w:val="32"/>
-          <w:szCs w:val="32"/>
-          <w:lang w:eastAsia="zh-CN"/>
-        </w:rPr>
-        <w:fldChar w:fldCharType="begin"/>
+          <w:sz w:val="28"/>
+          <w:lang w:eastAsia="zh-CN"/>
+        </w:rPr>
+        <w:fldChar w:fldCharType="separate"/>
       </w:r>
       <w:r>
         <w:rPr>
           <w:rStyle w:val="18"/>
           <w:rFonts w:hint="default" w:ascii="Times New Roman" w:hAnsi="Times New Roman" w:eastAsia="微软雅黑" w:cs="Times New Roman"/>
-          <w:b/>
-          <w:bCs/>
-          <w:color w:val="62B541"/>
-          <w:sz w:val="32"/>
-          <w:szCs w:val="32"/>
-          <w:lang w:eastAsia="zh-CN"/>
-        </w:rPr>
-        <w:instrText xml:space="preserve"> HYPERLINK \l _Toc30055 </w:instrText>
+          <w:sz w:val="28"/>
+          <w:lang w:eastAsia="zh-CN"/>
+        </w:rPr>
+        <w:t>14</w:t>
       </w:r>
       <w:r>
         <w:rPr>
           <w:rStyle w:val="18"/>
           <w:rFonts w:hint="default" w:ascii="Times New Roman" w:hAnsi="Times New Roman" w:eastAsia="微软雅黑" w:cs="Times New Roman"/>
-          <w:b/>
-          <w:bCs/>
-          <w:color w:val="62B541"/>
-          <w:sz w:val="32"/>
-          <w:szCs w:val="32"/>
-          <w:lang w:eastAsia="zh-CN"/>
-        </w:rPr>
-        <w:fldChar w:fldCharType="separate"/>
-      </w:r>
-      <w:r>
-        <w:rPr>
-          <w:rStyle w:val="18"/>
-          <w:rFonts w:hint="eastAsia" w:ascii="Times New Roman" w:hAnsi="Times New Roman" w:eastAsia="微软雅黑" w:cs="Times New Roman"/>
-          <w:b/>
-          <w:bCs/>
-          <w:color w:val="62B541"/>
-          <w:sz w:val="32"/>
-          <w:szCs w:val="32"/>
-          <w:lang w:eastAsia="zh-CN"/>
-        </w:rPr>
-        <w:t>附录</w:t>
+          <w:sz w:val="28"/>
+          <w:lang w:eastAsia="zh-CN"/>
+        </w:rPr>
+        <w:fldChar w:fldCharType="end"/>
       </w:r>
       <w:r>
         <w:rPr>
           <w:rStyle w:val="18"/>
           <w:rFonts w:hint="default" w:ascii="Times New Roman" w:hAnsi="Times New Roman" w:eastAsia="微软雅黑" w:cs="Times New Roman"/>
-          <w:b/>
-          <w:bCs/>
-          <w:color w:val="62B541"/>
-          <w:sz w:val="32"/>
-          <w:szCs w:val="32"/>
-          <w:lang w:eastAsia="zh-CN"/>
-        </w:rPr>
-        <w:tab/>
-      </w:r>
-      <w:r>
-        <w:rPr>
-          <w:rStyle w:val="18"/>
-          <w:rFonts w:hint="default" w:ascii="Times New Roman" w:hAnsi="Times New Roman" w:eastAsia="微软雅黑" w:cs="Times New Roman"/>
-          <w:b/>
-          <w:bCs/>
-          <w:color w:val="62B541"/>
-          <w:sz w:val="32"/>
-          <w:szCs w:val="32"/>
-          <w:lang w:eastAsia="zh-CN"/>
-        </w:rPr>
-        <w:fldChar w:fldCharType="begin"/>
-      </w:r>
-      <w:r>
-        <w:rPr>
-          <w:rStyle w:val="18"/>
-          <w:rFonts w:hint="default" w:ascii="Times New Roman" w:hAnsi="Times New Roman" w:eastAsia="微软雅黑" w:cs="Times New Roman"/>
-          <w:b/>
-          <w:bCs/>
-          <w:color w:val="62B541"/>
-          <w:sz w:val="32"/>
-          <w:szCs w:val="32"/>
-          <w:lang w:eastAsia="zh-CN"/>
-        </w:rPr>
-        <w:instrText xml:space="preserve"> PAGEREF _Toc30055 \h </w:instrText>
-      </w:r>
-      <w:r>
-        <w:rPr>
-          <w:rStyle w:val="18"/>
-          <w:rFonts w:hint="default" w:ascii="Times New Roman" w:hAnsi="Times New Roman" w:eastAsia="微软雅黑" w:cs="Times New Roman"/>
-          <w:b/>
-          <w:bCs/>
-          <w:color w:val="62B541"/>
-          <w:sz w:val="32"/>
-          <w:szCs w:val="32"/>
-          <w:lang w:eastAsia="zh-CN"/>
-        </w:rPr>
-        <w:fldChar w:fldCharType="separate"/>
-      </w:r>
-      <w:r>
-        <w:rPr>
-          <w:rStyle w:val="18"/>
-          <w:rFonts w:hint="default" w:ascii="Times New Roman" w:hAnsi="Times New Roman" w:eastAsia="微软雅黑" w:cs="Times New Roman"/>
-          <w:b/>
-          <w:bCs/>
-          <w:color w:val="62B541"/>
-          <w:sz w:val="32"/>
-          <w:szCs w:val="32"/>
-          <w:lang w:eastAsia="zh-CN"/>
-        </w:rPr>
-        <w:t>13</w:t>
-      </w:r>
-      <w:r>
-        <w:rPr>
-          <w:rStyle w:val="18"/>
-          <w:rFonts w:hint="default" w:ascii="Times New Roman" w:hAnsi="Times New Roman" w:eastAsia="微软雅黑" w:cs="Times New Roman"/>
-          <w:b/>
-          <w:bCs/>
-          <w:color w:val="62B541"/>
-          <w:sz w:val="32"/>
-          <w:szCs w:val="32"/>
-          <w:lang w:eastAsia="zh-CN"/>
-        </w:rPr>
-        <w:fldChar w:fldCharType="end"/>
-      </w:r>
-      <w:r>
-        <w:rPr>
-          <w:rStyle w:val="18"/>
-          <w:rFonts w:hint="default" w:ascii="Times New Roman" w:hAnsi="Times New Roman" w:eastAsia="微软雅黑" w:cs="Times New Roman"/>
-          <w:b/>
-          <w:bCs/>
-          <w:color w:val="62B541"/>
-          <w:sz w:val="32"/>
-          <w:szCs w:val="32"/>
+          <w:sz w:val="28"/>
           <w:lang w:eastAsia="zh-CN"/>
         </w:rPr>
         <w:fldChar w:fldCharType="end"/>
@@ -2732,7 +2770,7 @@
           <w:sz w:val="28"/>
           <w:lang w:eastAsia="zh-CN"/>
         </w:rPr>
-        <w:instrText xml:space="preserve"> HYPERLINK \l _Toc8676 </w:instrText>
+        <w:instrText xml:space="preserve"> HYPERLINK \l _Toc14305 </w:instrText>
       </w:r>
       <w:r>
         <w:rPr>
@@ -2748,9 +2786,9 @@
           <w:rStyle w:val="18"/>
           <w:rFonts w:hint="eastAsia" w:ascii="Times New Roman" w:hAnsi="Times New Roman" w:eastAsia="微软雅黑" w:cs="Times New Roman"/>
           <w:sz w:val="28"/>
-          <w:lang w:val="en-US" w:eastAsia="zh-CN"/>
-        </w:rPr>
-        <w:t>样本质控情况</w:t>
+          <w:lang w:eastAsia="zh-CN"/>
+        </w:rPr>
+        <w:t>常见靶向药物相关基因检测列表</w:t>
       </w:r>
       <w:r>
         <w:rPr>
@@ -2777,7 +2815,7 @@
           <w:sz w:val="28"/>
           <w:lang w:eastAsia="zh-CN"/>
         </w:rPr>
-        <w:instrText xml:space="preserve"> PAGEREF _Toc8676 \h </w:instrText>
+        <w:instrText xml:space="preserve"> PAGEREF _Toc14305 \h </w:instrText>
       </w:r>
       <w:r>
         <w:rPr>
@@ -2795,7 +2833,7 @@
           <w:sz w:val="28"/>
           <w:lang w:eastAsia="zh-CN"/>
         </w:rPr>
-        <w:t>13</w:t>
+        <w:t>15</w:t>
       </w:r>
       <w:r>
         <w:rPr>
@@ -2846,7 +2884,7 @@
           <w:sz w:val="28"/>
           <w:lang w:eastAsia="zh-CN"/>
         </w:rPr>
-        <w:instrText xml:space="preserve"> HYPERLINK \l _Toc771 </w:instrText>
+        <w:instrText xml:space="preserve"> HYPERLINK \l _Toc21945 </w:instrText>
       </w:r>
       <w:r>
         <w:rPr>
@@ -2864,7 +2902,7 @@
           <w:sz w:val="28"/>
           <w:lang w:eastAsia="zh-CN"/>
         </w:rPr>
-        <w:t>常见靶向药物相关基因检测列表</w:t>
+        <w:t>检测基因列表</w:t>
       </w:r>
       <w:r>
         <w:rPr>
@@ -2891,7 +2929,7 @@
           <w:sz w:val="28"/>
           <w:lang w:eastAsia="zh-CN"/>
         </w:rPr>
-        <w:instrText xml:space="preserve"> PAGEREF _Toc771 \h </w:instrText>
+        <w:instrText xml:space="preserve"> PAGEREF _Toc21945 \h </w:instrText>
       </w:r>
       <w:r>
         <w:rPr>
@@ -2909,7 +2947,7 @@
           <w:sz w:val="28"/>
           <w:lang w:eastAsia="zh-CN"/>
         </w:rPr>
-        <w:t>14</w:t>
+        <w:t>16</w:t>
       </w:r>
       <w:r>
         <w:rPr>
@@ -2960,7 +2998,7 @@
           <w:sz w:val="28"/>
           <w:lang w:eastAsia="zh-CN"/>
         </w:rPr>
-        <w:instrText xml:space="preserve"> HYPERLINK \l _Toc5711 </w:instrText>
+        <w:instrText xml:space="preserve"> HYPERLINK \l _Toc4123 </w:instrText>
       </w:r>
       <w:r>
         <w:rPr>
@@ -2978,7 +3016,7 @@
           <w:sz w:val="28"/>
           <w:lang w:eastAsia="zh-CN"/>
         </w:rPr>
-        <w:t>检测基因列表</w:t>
+        <w:t>检测方法与局限性</w:t>
       </w:r>
       <w:r>
         <w:rPr>
@@ -3005,7 +3043,7 @@
           <w:sz w:val="28"/>
           <w:lang w:eastAsia="zh-CN"/>
         </w:rPr>
-        <w:instrText xml:space="preserve"> PAGEREF _Toc5711 \h </w:instrText>
+        <w:instrText xml:space="preserve"> PAGEREF _Toc4123 \h </w:instrText>
       </w:r>
       <w:r>
         <w:rPr>
@@ -3023,7 +3061,7 @@
           <w:sz w:val="28"/>
           <w:lang w:eastAsia="zh-CN"/>
         </w:rPr>
-        <w:t>15</w:t>
+        <w:t>17</w:t>
       </w:r>
       <w:r>
         <w:rPr>
@@ -3074,7 +3112,7 @@
           <w:sz w:val="28"/>
           <w:lang w:eastAsia="zh-CN"/>
         </w:rPr>
-        <w:instrText xml:space="preserve"> HYPERLINK \l _Toc14626 </w:instrText>
+        <w:instrText xml:space="preserve"> HYPERLINK \l _Toc9764 </w:instrText>
       </w:r>
       <w:r>
         <w:rPr>
@@ -3092,7 +3130,7 @@
           <w:sz w:val="28"/>
           <w:lang w:eastAsia="zh-CN"/>
         </w:rPr>
-        <w:t>检测方法与局限性</w:t>
+        <w:t>参考文献</w:t>
       </w:r>
       <w:r>
         <w:rPr>
@@ -3119,7 +3157,7 @@
           <w:sz w:val="28"/>
           <w:lang w:eastAsia="zh-CN"/>
         </w:rPr>
-        <w:instrText xml:space="preserve"> PAGEREF _Toc14626 \h </w:instrText>
+        <w:instrText xml:space="preserve"> PAGEREF _Toc9764 \h </w:instrText>
       </w:r>
       <w:r>
         <w:rPr>
@@ -3137,121 +3175,7 @@
           <w:sz w:val="28"/>
           <w:lang w:eastAsia="zh-CN"/>
         </w:rPr>
-        <w:t>16</w:t>
-      </w:r>
-      <w:r>
-        <w:rPr>
-          <w:rStyle w:val="18"/>
-          <w:rFonts w:hint="default" w:ascii="Times New Roman" w:hAnsi="Times New Roman" w:eastAsia="微软雅黑" w:cs="Times New Roman"/>
-          <w:sz w:val="28"/>
-          <w:lang w:eastAsia="zh-CN"/>
-        </w:rPr>
-        <w:fldChar w:fldCharType="end"/>
-      </w:r>
-      <w:r>
-        <w:rPr>
-          <w:rStyle w:val="18"/>
-          <w:rFonts w:hint="default" w:ascii="Times New Roman" w:hAnsi="Times New Roman" w:eastAsia="微软雅黑" w:cs="Times New Roman"/>
-          <w:sz w:val="28"/>
-          <w:lang w:eastAsia="zh-CN"/>
-        </w:rPr>
-        <w:fldChar w:fldCharType="end"/>
-      </w:r>
-    </w:p>
-    <w:p>
-      <w:pPr>
-        <w:pStyle w:val="12"/>
-        <w:tabs>
-          <w:tab w:val="right" w:leader="dot" w:pos="9861"/>
-        </w:tabs>
-        <w:ind w:left="440"/>
-        <w:rPr>
-          <w:rStyle w:val="18"/>
-          <w:rFonts w:hint="default" w:ascii="Times New Roman" w:hAnsi="Times New Roman" w:eastAsia="微软雅黑" w:cs="Times New Roman"/>
-          <w:sz w:val="28"/>
-          <w:lang w:eastAsia="zh-CN"/>
-        </w:rPr>
-      </w:pPr>
-      <w:r>
-        <w:rPr>
-          <w:rStyle w:val="18"/>
-          <w:rFonts w:hint="default" w:ascii="Times New Roman" w:hAnsi="Times New Roman" w:eastAsia="微软雅黑" w:cs="Times New Roman"/>
-          <w:sz w:val="28"/>
-          <w:lang w:eastAsia="zh-CN"/>
-        </w:rPr>
-        <w:fldChar w:fldCharType="begin"/>
-      </w:r>
-      <w:r>
-        <w:rPr>
-          <w:rStyle w:val="18"/>
-          <w:rFonts w:hint="default" w:ascii="Times New Roman" w:hAnsi="Times New Roman" w:eastAsia="微软雅黑" w:cs="Times New Roman"/>
-          <w:sz w:val="28"/>
-          <w:lang w:eastAsia="zh-CN"/>
-        </w:rPr>
-        <w:instrText xml:space="preserve"> HYPERLINK \l _Toc30837 </w:instrText>
-      </w:r>
-      <w:r>
-        <w:rPr>
-          <w:rStyle w:val="18"/>
-          <w:rFonts w:hint="default" w:ascii="Times New Roman" w:hAnsi="Times New Roman" w:eastAsia="微软雅黑" w:cs="Times New Roman"/>
-          <w:sz w:val="28"/>
-          <w:lang w:eastAsia="zh-CN"/>
-        </w:rPr>
-        <w:fldChar w:fldCharType="separate"/>
-      </w:r>
-      <w:r>
-        <w:rPr>
-          <w:rStyle w:val="18"/>
-          <w:rFonts w:hint="eastAsia" w:ascii="Times New Roman" w:hAnsi="Times New Roman" w:eastAsia="微软雅黑" w:cs="Times New Roman"/>
-          <w:sz w:val="28"/>
-          <w:lang w:eastAsia="zh-CN"/>
-        </w:rPr>
-        <w:t>参考文献</w:t>
-      </w:r>
-      <w:r>
-        <w:rPr>
-          <w:rStyle w:val="18"/>
-          <w:rFonts w:hint="default" w:ascii="Times New Roman" w:hAnsi="Times New Roman" w:eastAsia="微软雅黑" w:cs="Times New Roman"/>
-          <w:sz w:val="28"/>
-          <w:lang w:eastAsia="zh-CN"/>
-        </w:rPr>
-        <w:tab/>
-      </w:r>
-      <w:r>
-        <w:rPr>
-          <w:rStyle w:val="18"/>
-          <w:rFonts w:hint="default" w:ascii="Times New Roman" w:hAnsi="Times New Roman" w:eastAsia="微软雅黑" w:cs="Times New Roman"/>
-          <w:sz w:val="28"/>
-          <w:lang w:eastAsia="zh-CN"/>
-        </w:rPr>
-        <w:fldChar w:fldCharType="begin"/>
-      </w:r>
-      <w:r>
-        <w:rPr>
-          <w:rStyle w:val="18"/>
-          <w:rFonts w:hint="default" w:ascii="Times New Roman" w:hAnsi="Times New Roman" w:eastAsia="微软雅黑" w:cs="Times New Roman"/>
-          <w:sz w:val="28"/>
-          <w:lang w:eastAsia="zh-CN"/>
-        </w:rPr>
-        <w:instrText xml:space="preserve"> PAGEREF _Toc30837 \h </w:instrText>
-      </w:r>
-      <w:r>
-        <w:rPr>
-          <w:rStyle w:val="18"/>
-          <w:rFonts w:hint="default" w:ascii="Times New Roman" w:hAnsi="Times New Roman" w:eastAsia="微软雅黑" w:cs="Times New Roman"/>
-          <w:sz w:val="28"/>
-          <w:lang w:eastAsia="zh-CN"/>
-        </w:rPr>
-        <w:fldChar w:fldCharType="separate"/>
-      </w:r>
-      <w:r>
-        <w:rPr>
-          <w:rStyle w:val="18"/>
-          <w:rFonts w:hint="default" w:ascii="Times New Roman" w:hAnsi="Times New Roman" w:eastAsia="微软雅黑" w:cs="Times New Roman"/>
-          <w:sz w:val="28"/>
-          <w:lang w:eastAsia="zh-CN"/>
-        </w:rPr>
-        <w:t>17</w:t>
+        <w:t>18</w:t>
       </w:r>
       <w:r>
         <w:rPr>
@@ -3340,16 +3264,16 @@
           </w14:shadow>
         </w:rPr>
       </w:pPr>
-      <w:bookmarkStart w:id="2" w:name="_Toc21009_WPSOffice_Level1"/>
-      <w:bookmarkStart w:id="3" w:name="_Toc21669"/>
-      <w:bookmarkStart w:id="4" w:name="_Toc3619"/>
-      <w:bookmarkStart w:id="5" w:name="_Toc13806"/>
-      <w:bookmarkStart w:id="6" w:name="_Toc14123"/>
-      <w:bookmarkStart w:id="7" w:name="_Toc23629"/>
-      <w:bookmarkStart w:id="8" w:name="_Toc17837"/>
+      <w:bookmarkStart w:id="2" w:name="_Toc3619"/>
+      <w:bookmarkStart w:id="3" w:name="_Toc107825547"/>
+      <w:bookmarkStart w:id="4" w:name="_Toc14123"/>
+      <w:bookmarkStart w:id="5" w:name="_Toc23629"/>
+      <w:bookmarkStart w:id="6" w:name="_Toc30143_WPSOffice_Level1"/>
+      <w:bookmarkStart w:id="7" w:name="_Toc21009_WPSOffice_Level1"/>
+      <w:bookmarkStart w:id="8" w:name="_Toc13806"/>
       <w:bookmarkStart w:id="9" w:name="_Toc24178_WPSOffice_Level1"/>
-      <w:bookmarkStart w:id="10" w:name="_Toc107825547"/>
-      <w:bookmarkStart w:id="11" w:name="_Toc30143_WPSOffice_Level1"/>
+      <w:bookmarkStart w:id="10" w:name="_Toc21669"/>
+      <w:bookmarkStart w:id="11" w:name="_Toc26271"/>
       <w:r>
         <w:rPr>
           <w:rFonts w:ascii="Times New Roman" w:hAnsi="Times New Roman"/>
@@ -4226,15 +4150,15 @@
           </w14:shadow>
         </w:rPr>
       </w:pPr>
-      <w:bookmarkStart w:id="12" w:name="_Toc18062_WPSOffice_Level1"/>
-      <w:bookmarkStart w:id="13" w:name="_Toc11015_WPSOffice_Level1"/>
-      <w:bookmarkStart w:id="14" w:name="_Toc107825548"/>
-      <w:bookmarkStart w:id="15" w:name="_Toc1775"/>
-      <w:bookmarkStart w:id="16" w:name="_Toc7021_WPSOffice_Level1"/>
-      <w:bookmarkStart w:id="17" w:name="_Toc17451"/>
-      <w:bookmarkStart w:id="18" w:name="_Toc13210"/>
-      <w:bookmarkStart w:id="19" w:name="_Toc26731"/>
-      <w:bookmarkStart w:id="20" w:name="_Toc29272"/>
+      <w:bookmarkStart w:id="12" w:name="_Toc11015_WPSOffice_Level1"/>
+      <w:bookmarkStart w:id="13" w:name="_Toc1836"/>
+      <w:bookmarkStart w:id="14" w:name="_Toc17451"/>
+      <w:bookmarkStart w:id="15" w:name="_Toc13210"/>
+      <w:bookmarkStart w:id="16" w:name="_Toc107825548"/>
+      <w:bookmarkStart w:id="17" w:name="_Toc29272"/>
+      <w:bookmarkStart w:id="18" w:name="_Toc26731"/>
+      <w:bookmarkStart w:id="19" w:name="_Toc18062_WPSOffice_Level1"/>
+      <w:bookmarkStart w:id="20" w:name="_Toc7021_WPSOffice_Level1"/>
       <w:bookmarkStart w:id="21" w:name="_Toc3823"/>
       <w:r>
         <w:rPr>
@@ -4480,15 +4404,15 @@
           </w14:shadow>
         </w:rPr>
       </w:pPr>
-      <w:bookmarkStart w:id="23" w:name="_Toc6221_WPSOffice_Level1"/>
+      <w:bookmarkStart w:id="23" w:name="_Toc25920"/>
       <w:bookmarkStart w:id="24" w:name="_Toc18058"/>
-      <w:bookmarkStart w:id="25" w:name="_Toc25920"/>
-      <w:bookmarkStart w:id="26" w:name="_Toc23369_WPSOffice_Level1"/>
-      <w:bookmarkStart w:id="27" w:name="_Toc12582"/>
-      <w:bookmarkStart w:id="28" w:name="_Toc107825549"/>
-      <w:bookmarkStart w:id="29" w:name="_Toc16576"/>
-      <w:bookmarkStart w:id="30" w:name="_Toc23690"/>
-      <w:bookmarkStart w:id="31" w:name="_Toc14855"/>
+      <w:bookmarkStart w:id="25" w:name="_Toc16576"/>
+      <w:bookmarkStart w:id="26" w:name="_Toc107825549"/>
+      <w:bookmarkStart w:id="27" w:name="_Toc6221_WPSOffice_Level1"/>
+      <w:bookmarkStart w:id="28" w:name="_Toc23369_WPSOffice_Level1"/>
+      <w:bookmarkStart w:id="29" w:name="_Toc12582"/>
+      <w:bookmarkStart w:id="30" w:name="_Toc14855"/>
+      <w:bookmarkStart w:id="31" w:name="_Toc19410"/>
       <w:r>
         <w:rPr>
           <w:rStyle w:val="37"/>
@@ -4564,9 +4488,9 @@
           <w:lang w:eastAsia="zh-CN" w:bidi="ar"/>
         </w:rPr>
       </w:pPr>
-      <w:bookmarkStart w:id="32" w:name="_Toc28333"/>
+      <w:bookmarkStart w:id="32" w:name="_Toc26477"/>
       <w:bookmarkStart w:id="33" w:name="_Toc149837254"/>
-      <w:bookmarkStart w:id="34" w:name="_Toc20741"/>
+      <w:bookmarkStart w:id="34" w:name="_Toc28333"/>
       <w:r>
         <w:rPr>
           <w:rFonts w:hint="eastAsia"/>
@@ -5484,13 +5408,13 @@
       </w:pPr>
       <w:bookmarkStart w:id="35" w:name="_Toc14270"/>
       <w:bookmarkStart w:id="36" w:name="_Toc21059"/>
-      <w:bookmarkStart w:id="37" w:name="_Toc19898_WPSOffice_Level1"/>
-      <w:bookmarkStart w:id="38" w:name="_Toc2866"/>
+      <w:bookmarkStart w:id="37" w:name="_Toc107825550"/>
+      <w:bookmarkStart w:id="38" w:name="_Toc19898_WPSOffice_Level1"/>
       <w:bookmarkStart w:id="39" w:name="_Toc24235"/>
-      <w:bookmarkStart w:id="40" w:name="_Toc20136_WPSOffice_Level1"/>
-      <w:bookmarkStart w:id="41" w:name="_Toc107825550"/>
+      <w:bookmarkStart w:id="40" w:name="_Toc2866"/>
+      <w:bookmarkStart w:id="41" w:name="_Toc2781"/>
       <w:bookmarkStart w:id="42" w:name="_Toc22132"/>
-      <w:bookmarkStart w:id="43" w:name="_Toc2781"/>
+      <w:bookmarkStart w:id="43" w:name="_Toc20136_WPSOffice_Level1"/>
       <w:r>
         <w:rPr>
           <w:rFonts w:hint="eastAsia" w:ascii="微软雅黑" w:hAnsi="微软雅黑" w:eastAsia="微软雅黑" w:cs="微软雅黑"/>
@@ -5588,10 +5512,9 @@
           <w:lang w:val="en-US" w:eastAsia="zh-CN"/>
         </w:rPr>
       </w:pPr>
-      <w:bookmarkStart w:id="44" w:name="_Toc149832729"/>
-      <w:bookmarkStart w:id="45" w:name="_Toc31425"/>
-      <w:bookmarkStart w:id="46" w:name="_Toc3938"/>
-      <w:bookmarkStart w:id="47" w:name="_Toc29223"/>
+      <w:bookmarkStart w:id="44" w:name="_Toc29223"/>
+      <w:bookmarkStart w:id="45" w:name="_Toc149832729"/>
+      <w:bookmarkStart w:id="46" w:name="_Toc31425"/>
       <w:r>
         <w:rPr>
           <w:rFonts w:hint="eastAsia" w:ascii="Times New Roman" w:hAnsi="Times New Roman" w:eastAsia="微软雅黑" w:cs="Times New Roman"/>
@@ -5740,15 +5663,15 @@
                     <wp:anchor distT="0" distB="0" distL="114300" distR="114300" simplePos="0" relativeHeight="251660288" behindDoc="0" locked="0" layoutInCell="1" allowOverlap="1">
                       <wp:simplePos x="0" y="0"/>
                       <wp:positionH relativeFrom="column">
-                        <wp:posOffset>0</wp:posOffset>
+                        <wp:posOffset>7620</wp:posOffset>
                       </wp:positionH>
                       <wp:positionV relativeFrom="paragraph">
-                        <wp:posOffset>-460375</wp:posOffset>
+                        <wp:posOffset>-480060</wp:posOffset>
                       </wp:positionV>
-                      <wp:extent cx="3080385" cy="1442720"/>
-                      <wp:effectExtent l="0" t="0" r="13335" b="5080"/>
+                      <wp:extent cx="3058160" cy="1442720"/>
+                      <wp:effectExtent l="0" t="0" r="0" b="0"/>
                       <wp:wrapNone/>
-                      <wp:docPr id="34" name="组合 34"/>
+                      <wp:docPr id="9" name="组合 9"/>
                       <wp:cNvGraphicFramePr/>
                       <a:graphic xmlns:a="http://schemas.openxmlformats.org/drawingml/2006/main">
                         <a:graphicData uri="http://schemas.microsoft.com/office/word/2010/wordprocessingGroup">
@@ -5757,25 +5680,25 @@
                             <wpg:grpSpPr>
                               <a:xfrm>
                                 <a:off x="0" y="0"/>
-                                <a:ext cx="3080385" cy="1442720"/>
-                                <a:chOff x="17956" y="37747"/>
-                                <a:chExt cx="4851" cy="2272"/>
+                                <a:ext cx="3058160" cy="1442720"/>
+                                <a:chOff x="19211" y="18842"/>
+                                <a:chExt cx="4816" cy="2272"/>
                               </a:xfrm>
                             </wpg:grpSpPr>
                             <wpg:grpSp>
-                              <wpg:cNvPr id="35" name="组合 16"/>
+                              <wpg:cNvPr id="10" name="组合 6"/>
                               <wpg:cNvGrpSpPr/>
                               <wpg:grpSpPr>
                                 <a:xfrm>
-                                  <a:off x="17956" y="38313"/>
-                                  <a:ext cx="4049" cy="646"/>
-                                  <a:chOff x="17956" y="38313"/>
-                                  <a:chExt cx="4049" cy="646"/>
+                                  <a:off x="19211" y="18842"/>
+                                  <a:ext cx="4816" cy="2273"/>
+                                  <a:chOff x="19199" y="18902"/>
+                                  <a:chExt cx="4816" cy="2273"/>
                                 </a:xfrm>
                               </wpg:grpSpPr>
                               <pic:pic xmlns:pic="http://schemas.openxmlformats.org/drawingml/2006/picture">
                                 <pic:nvPicPr>
-                                  <pic:cNvPr id="12" name="图片 29" descr="IMG_256"/>
+                                  <pic:cNvPr id="16" name="图片 6" descr="蔡冬雪"/>
                                   <pic:cNvPicPr>
                                     <a:picLocks noChangeAspect="1"/>
                                   </pic:cNvPicPr>
@@ -5796,81 +5719,91 @@
                                       </a:clrTo>
                                     </a:clrChange>
                                   </a:blip>
+                                  <a:srcRect l="18656" t="33322" r="18897" b="26699"/>
                                   <a:stretch>
                                     <a:fillRect/>
                                   </a:stretch>
                                 </pic:blipFill>
                                 <pic:spPr>
                                   <a:xfrm>
-                                    <a:off x="21031" y="38313"/>
-                                    <a:ext cx="975" cy="570"/>
+                                    <a:off x="19199" y="19551"/>
+                                    <a:ext cx="1261" cy="566"/>
                                   </a:xfrm>
                                   <a:prstGeom prst="rect">
                                     <a:avLst/>
                                   </a:prstGeom>
-                                  <a:noFill/>
-                                  <a:ln w="9525">
-                                    <a:noFill/>
-                                  </a:ln>
                                 </pic:spPr>
                               </pic:pic>
                               <pic:pic xmlns:pic="http://schemas.openxmlformats.org/drawingml/2006/picture">
                                 <pic:nvPicPr>
-                                  <pic:cNvPr id="15" name="图片 15" descr="c9514d16fd70679bf0495aeebb03c72d_compress"/>
+                                  <pic:cNvPr id="2" name="图片 25"/>
                                   <pic:cNvPicPr>
-                                    <a:picLocks noChangeAspect="1"/>
+                                    <a:picLocks noChangeAspect="1" noChangeArrowheads="1"/>
                                   </pic:cNvPicPr>
                                 </pic:nvPicPr>
                                 <pic:blipFill>
-                                  <a:blip r:embed="rId9"/>
-                                  <a:srcRect l="21003" t="56913" r="27176" b="26386"/>
+                                  <a:blip r:embed="rId9">
+                                    <a:extLst>
+                                      <a:ext uri="{28A0092B-C50C-407E-A947-70E740481C1C}">
+                                        <a14:useLocalDpi xmlns:a14="http://schemas.microsoft.com/office/drawing/2010/main" val="0"/>
+                                      </a:ext>
+                                    </a:extLst>
+                                  </a:blip>
+                                  <a:srcRect/>
                                   <a:stretch>
                                     <a:fillRect/>
                                   </a:stretch>
                                 </pic:blipFill>
                                 <pic:spPr>
                                   <a:xfrm>
-                                    <a:off x="17956" y="38485"/>
-                                    <a:ext cx="1550" cy="475"/>
+                                    <a:off x="21742" y="18902"/>
+                                    <a:ext cx="2273" cy="2273"/>
                                   </a:xfrm>
                                   <a:prstGeom prst="rect">
                                     <a:avLst/>
                                   </a:prstGeom>
+                                  <a:noFill/>
+                                  <a:ln>
+                                    <a:noFill/>
+                                  </a:ln>
                                 </pic:spPr>
                               </pic:pic>
                             </wpg:grpSp>
                             <pic:pic xmlns:pic="http://schemas.openxmlformats.org/drawingml/2006/picture">
                               <pic:nvPicPr>
-                                <pic:cNvPr id="18" name="图片 25"/>
+                                <pic:cNvPr id="4" name="图片 4" descr="王建丽"/>
                                 <pic:cNvPicPr>
-                                  <a:picLocks noChangeAspect="1" noChangeArrowheads="1"/>
+                                  <a:picLocks noChangeAspect="1"/>
                                 </pic:cNvPicPr>
                               </pic:nvPicPr>
                               <pic:blipFill>
                                 <a:blip r:embed="rId10">
-                                  <a:extLst>
-                                    <a:ext uri="{28A0092B-C50C-407E-A947-70E740481C1C}">
-                                      <a14:useLocalDpi xmlns:a14="http://schemas.microsoft.com/office/drawing/2010/main" val="0"/>
-                                    </a:ext>
-                                  </a:extLst>
+                                  <a:clrChange>
+                                    <a:clrFrom>
+                                      <a:srgbClr val="FFFFFF">
+                                        <a:alpha val="100000"/>
+                                      </a:srgbClr>
+                                    </a:clrFrom>
+                                    <a:clrTo>
+                                      <a:srgbClr val="FFFFFF">
+                                        <a:alpha val="100000"/>
+                                        <a:alpha val="0"/>
+                                      </a:srgbClr>
+                                    </a:clrTo>
+                                  </a:clrChange>
                                 </a:blip>
-                                <a:srcRect/>
                                 <a:stretch>
                                   <a:fillRect/>
                                 </a:stretch>
                               </pic:blipFill>
                               <pic:spPr>
                                 <a:xfrm>
-                                  <a:off x="20535" y="37747"/>
-                                  <a:ext cx="2273" cy="2273"/>
+                                  <a:off x="22261" y="19395"/>
+                                  <a:ext cx="1258" cy="713"/>
                                 </a:xfrm>
                                 <a:prstGeom prst="rect">
                                   <a:avLst/>
                                 </a:prstGeom>
-                                <a:noFill/>
-                                <a:ln>
-                                  <a:noFill/>
-                                </a:ln>
                               </pic:spPr>
                             </pic:pic>
                           </wpg:wgp>
@@ -5881,27 +5814,27 @@
                 </mc:Choice>
                 <mc:Fallback>
                   <w:pict>
-                    <v:group id="_x0000_s1026" o:spid="_x0000_s1026" o:spt="203" style="position:absolute;left:0pt;margin-left:0pt;margin-top:-36.25pt;height:113.6pt;width:242.55pt;z-index:251660288;mso-width-relative:page;mso-height-relative:page;" coordorigin="17956,37747" coordsize="4851,2272" o:gfxdata="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">
+                    <v:group id="_x0000_s1026" o:spid="_x0000_s1026" o:spt="203" style="position:absolute;left:0pt;margin-left:0.6pt;margin-top:-37.8pt;height:113.6pt;width:240.8pt;z-index:251660288;mso-width-relative:page;mso-height-relative:page;" coordorigin="19211,18842" coordsize="4816,2272" o:gfxdata="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">
                       <o:lock v:ext="edit" aspectratio="f"/>
-                      <v:group id="组合 16" o:spid="_x0000_s1026" o:spt="203" style="position:absolute;left:17956;top:38313;height:646;width:4049;" coordorigin="17956,38313" coordsize="4049,646" o:gfxdata="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">
+                      <v:group id="组合 6" o:spid="_x0000_s1026" o:spt="203" style="position:absolute;left:19211;top:18842;height:2273;width:4816;" coordorigin="19199,18902" coordsize="4816,2273" o:gfxdata="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">
                         <o:lock v:ext="edit" aspectratio="f"/>
-                        <v:shape id="图片 29" o:spid="_x0000_s1026" o:spt="75" alt="IMG_256" type="#_x0000_t75" style="position:absolute;left:21031;top:38313;height:570;width:975;" filled="f" o:preferrelative="t" stroked="f" coordsize="21600,21600" o:gfxdata="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">
+                        <v:shape id="图片 6" o:spid="_x0000_s1026" o:spt="75" alt="蔡冬雪" type="#_x0000_t75" style="position:absolute;left:19199;top:19551;height:566;width:1261;" filled="f" o:preferrelative="t" stroked="f" coordsize="21600,21600" o:gfxdata="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">
                           <v:fill on="f" focussize="0,0"/>
                           <v:stroke on="f"/>
-                          <v:imagedata r:id="rId8" chromakey="#FFFFFF" o:title=""/>
+                          <v:imagedata r:id="rId8" cropleft="12226f" croptop="21838f" cropright="12384f" cropbottom="17497f" chromakey="#FFFFFF" o:title=""/>
                           <o:lock v:ext="edit" aspectratio="t"/>
                         </v:shape>
-                        <v:shape id="_x0000_s1026" o:spid="_x0000_s1026" o:spt="75" alt="c9514d16fd70679bf0495aeebb03c72d_compress" type="#_x0000_t75" style="position:absolute;left:17956;top:38485;height:475;width:1550;" filled="f" o:preferrelative="t" stroked="f" coordsize="21600,21600" o:gfxdata="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">
+                        <v:shape id="图片 25" o:spid="_x0000_s1026" o:spt="75" type="#_x0000_t75" style="position:absolute;left:21742;top:18902;height:2273;width:2273;" filled="f" o:preferrelative="t" stroked="f" coordsize="21600,21600" o:gfxdata="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">
                           <v:fill on="f" focussize="0,0"/>
                           <v:stroke on="f"/>
-                          <v:imagedata r:id="rId9" cropleft="13765f" croptop="37299f" cropright="17810f" cropbottom="17292f" o:title=""/>
+                          <v:imagedata r:id="rId9" o:title=""/>
                           <o:lock v:ext="edit" aspectratio="t"/>
                         </v:shape>
                       </v:group>
-                      <v:shape id="图片 25" o:spid="_x0000_s1026" o:spt="75" type="#_x0000_t75" style="position:absolute;left:20535;top:37747;height:2273;width:2273;" filled="f" o:preferrelative="t" stroked="f" coordsize="21600,21600" o:gfxdata="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">
+                      <v:shape id="_x0000_s1026" o:spid="_x0000_s1026" o:spt="75" alt="王建丽" type="#_x0000_t75" style="position:absolute;left:22261;top:19395;height:713;width:1258;" filled="f" o:preferrelative="t" stroked="f" coordsize="21600,21600" o:gfxdata="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">
                         <v:fill on="f" focussize="0,0"/>
                         <v:stroke on="f"/>
-                        <v:imagedata r:id="rId10" o:title=""/>
+                        <v:imagedata r:id="rId10" chromakey="#FFFFFF" o:title=""/>
                         <o:lock v:ext="edit" aspectratio="t"/>
                       </v:shape>
                     </v:group>
@@ -6300,12 +6233,12 @@
                         <wp:posOffset>0</wp:posOffset>
                       </wp:positionH>
                       <wp:positionV relativeFrom="paragraph">
-                        <wp:posOffset>-490855</wp:posOffset>
+                        <wp:posOffset>-370840</wp:posOffset>
                       </wp:positionV>
-                      <wp:extent cx="3135630" cy="1442720"/>
-                      <wp:effectExtent l="0" t="0" r="3810" b="5080"/>
+                      <wp:extent cx="3134360" cy="1443355"/>
+                      <wp:effectExtent l="0" t="0" r="0" b="0"/>
                       <wp:wrapNone/>
-                      <wp:docPr id="36" name="组合 36"/>
+                      <wp:docPr id="14" name="组合 14"/>
                       <wp:cNvGraphicFramePr/>
                       <a:graphic xmlns:a="http://schemas.openxmlformats.org/drawingml/2006/main">
                         <a:graphicData uri="http://schemas.microsoft.com/office/word/2010/wordprocessingGroup">
@@ -6314,55 +6247,31 @@
                             <wpg:grpSpPr>
                               <a:xfrm>
                                 <a:off x="0" y="0"/>
-                                <a:ext cx="3135630" cy="1442720"/>
-                                <a:chOff x="17956" y="39496"/>
-                                <a:chExt cx="4938" cy="2272"/>
+                                <a:ext cx="3134360" cy="1443355"/>
+                                <a:chOff x="19199" y="20810"/>
+                                <a:chExt cx="4936" cy="2273"/>
                               </a:xfrm>
                             </wpg:grpSpPr>
                             <wpg:grpSp>
-                              <wpg:cNvPr id="37" name="组合 30"/>
+                              <wpg:cNvPr id="15" name="组合 23"/>
                               <wpg:cNvGrpSpPr/>
                               <wpg:grpSpPr>
                                 <a:xfrm>
-                                  <a:off x="17956" y="40098"/>
-                                  <a:ext cx="4213" cy="570"/>
-                                  <a:chOff x="17956" y="40098"/>
-                                  <a:chExt cx="4213" cy="570"/>
+                                  <a:off x="19199" y="20810"/>
+                                  <a:ext cx="4936" cy="2273"/>
+                                  <a:chOff x="19199" y="20810"/>
+                                  <a:chExt cx="4936" cy="2273"/>
                                 </a:xfrm>
                               </wpg:grpSpPr>
                               <pic:pic xmlns:pic="http://schemas.openxmlformats.org/drawingml/2006/picture">
                                 <pic:nvPicPr>
-                                  <pic:cNvPr id="1" name="图片 1" descr="24f613a0-66be-430b-9e80-270d3393fac5"/>
+                                  <pic:cNvPr id="12" name="图片 1"/>
                                   <pic:cNvPicPr>
                                     <a:picLocks noChangeAspect="1"/>
                                   </pic:cNvPicPr>
                                 </pic:nvPicPr>
                                 <pic:blipFill>
-                                  <a:blip r:embed="rId11"/>
-                                  <a:srcRect l="43292" t="26660" r="21693" b="24394"/>
-                                  <a:stretch>
-                                    <a:fillRect/>
-                                  </a:stretch>
-                                </pic:blipFill>
-                                <pic:spPr>
-                                  <a:xfrm rot="16200000">
-                                    <a:off x="18366" y="39740"/>
-                                    <a:ext cx="506" cy="1327"/>
-                                  </a:xfrm>
-                                  <a:prstGeom prst="rect">
-                                    <a:avLst/>
-                                  </a:prstGeom>
-                                </pic:spPr>
-                              </pic:pic>
-                              <pic:pic xmlns:pic="http://schemas.openxmlformats.org/drawingml/2006/picture">
-                                <pic:nvPicPr>
-                                  <pic:cNvPr id="29" name="图片 29" descr="IMG_256"/>
-                                  <pic:cNvPicPr>
-                                    <a:picLocks noChangeAspect="1"/>
-                                  </pic:cNvPicPr>
-                                </pic:nvPicPr>
-                                <pic:blipFill>
-                                  <a:blip r:embed="rId8">
+                                  <a:blip r:embed="rId11">
                                     <a:clrChange>
                                       <a:clrFrom>
                                         <a:srgbClr val="FFFFFF">
@@ -6377,20 +6286,55 @@
                                       </a:clrTo>
                                     </a:clrChange>
                                   </a:blip>
+                                  <a:srcRect l="10922" t="11667"/>
                                   <a:stretch>
                                     <a:fillRect/>
                                   </a:stretch>
                                 </pic:blipFill>
                                 <pic:spPr>
                                   <a:xfrm>
-                                    <a:off x="21195" y="40098"/>
-                                    <a:ext cx="975" cy="570"/>
+                                    <a:off x="19199" y="21203"/>
+                                    <a:ext cx="1672" cy="901"/>
                                   </a:xfrm>
                                   <a:prstGeom prst="rect">
                                     <a:avLst/>
                                   </a:prstGeom>
                                   <a:noFill/>
-                                  <a:ln w="9525">
+                                  <a:ln>
+                                    <a:noFill/>
+                                  </a:ln>
+                                </pic:spPr>
+                              </pic:pic>
+                              <pic:pic xmlns:pic="http://schemas.openxmlformats.org/drawingml/2006/picture">
+                                <pic:nvPicPr>
+                                  <pic:cNvPr id="18" name="图片 25"/>
+                                  <pic:cNvPicPr>
+                                    <a:picLocks noChangeAspect="1" noChangeArrowheads="1"/>
+                                  </pic:cNvPicPr>
+                                </pic:nvPicPr>
+                                <pic:blipFill>
+                                  <a:blip r:embed="rId9">
+                                    <a:extLst>
+                                      <a:ext uri="{28A0092B-C50C-407E-A947-70E740481C1C}">
+                                        <a14:useLocalDpi xmlns:a14="http://schemas.microsoft.com/office/drawing/2010/main" val="0"/>
+                                      </a:ext>
+                                    </a:extLst>
+                                  </a:blip>
+                                  <a:srcRect/>
+                                  <a:stretch>
+                                    <a:fillRect/>
+                                  </a:stretch>
+                                </pic:blipFill>
+                                <pic:spPr>
+                                  <a:xfrm>
+                                    <a:off x="21862" y="20810"/>
+                                    <a:ext cx="2273" cy="2273"/>
+                                  </a:xfrm>
+                                  <a:prstGeom prst="rect">
+                                    <a:avLst/>
+                                  </a:prstGeom>
+                                  <a:noFill/>
+                                  <a:ln>
                                     <a:noFill/>
                                   </a:ln>
                                 </pic:spPr>
@@ -6398,36 +6342,39 @@
                             </wpg:grpSp>
                             <pic:pic xmlns:pic="http://schemas.openxmlformats.org/drawingml/2006/picture">
                               <pic:nvPicPr>
-                                <pic:cNvPr id="31" name="图片 25"/>
+                                <pic:cNvPr id="11" name="图片 11" descr="王建丽"/>
                                 <pic:cNvPicPr>
-                                  <a:picLocks noChangeAspect="1" noChangeArrowheads="1"/>
+                                  <a:picLocks noChangeAspect="1"/>
                                 </pic:cNvPicPr>
                               </pic:nvPicPr>
                               <pic:blipFill>
                                 <a:blip r:embed="rId10">
-                                  <a:extLst>
-                                    <a:ext uri="{28A0092B-C50C-407E-A947-70E740481C1C}">
-                                      <a14:useLocalDpi xmlns:a14="http://schemas.microsoft.com/office/drawing/2010/main" val="0"/>
-                                    </a:ext>
-                                  </a:extLst>
+                                  <a:clrChange>
+                                    <a:clrFrom>
+                                      <a:srgbClr val="FFFFFF">
+                                        <a:alpha val="100000"/>
+                                      </a:srgbClr>
+                                    </a:clrFrom>
+                                    <a:clrTo>
+                                      <a:srgbClr val="FFFFFF">
+                                        <a:alpha val="100000"/>
+                                        <a:alpha val="0"/>
+                                      </a:srgbClr>
+                                    </a:clrTo>
+                                  </a:clrChange>
                                 </a:blip>
-                                <a:srcRect/>
                                 <a:stretch>
                                   <a:fillRect/>
                                 </a:stretch>
                               </pic:blipFill>
                               <pic:spPr>
                                 <a:xfrm>
-                                  <a:off x="20622" y="39496"/>
-                                  <a:ext cx="2273" cy="2273"/>
+                                  <a:off x="22321" y="21215"/>
+                                  <a:ext cx="1488" cy="842"/>
                                 </a:xfrm>
                                 <a:prstGeom prst="rect">
                                   <a:avLst/>
                                 </a:prstGeom>
-                                <a:noFill/>
-                                <a:ln>
-                                  <a:noFill/>
-                                </a:ln>
                               </pic:spPr>
                             </pic:pic>
                           </wpg:wgp>
@@ -6438,27 +6385,27 @@
                 </mc:Choice>
                 <mc:Fallback>
                   <w:pict>
-                    <v:group id="_x0000_s1026" o:spid="_x0000_s1026" o:spt="203" style="position:absolute;left:0pt;margin-left:0pt;margin-top:-38.65pt;height:113.6pt;width:246.9pt;z-index:251661312;mso-width-relative:page;mso-height-relative:page;" coordorigin="17956,39496" coordsize="4938,2272" o:gfxdata="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">
+                    <v:group id="_x0000_s1026" o:spid="_x0000_s1026" o:spt="203" style="position:absolute;left:0pt;margin-left:0pt;margin-top:-29.2pt;height:113.65pt;width:246.8pt;z-index:251661312;mso-width-relative:page;mso-height-relative:page;" coordorigin="19199,20810" coordsize="4936,2273" o:gfxdata="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">
                       <o:lock v:ext="edit" aspectratio="f"/>
-                      <v:group id="组合 30" o:spid="_x0000_s1026" o:spt="203" style="position:absolute;left:17956;top:40098;height:570;width:4213;" coordorigin="17956,40098" coordsize="4213,570" o:gfxdata="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">
+                      <v:group id="组合 23" o:spid="_x0000_s1026" o:spt="203" style="position:absolute;left:19199;top:20810;height:2273;width:4936;" coordorigin="19199,20810" coordsize="4936,2273" o:gfxdata="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">
                         <o:lock v:ext="edit" aspectratio="f"/>
-                        <v:shape id="_x0000_s1026" o:spid="_x0000_s1026" o:spt="75" alt="24f613a0-66be-430b-9e80-270d3393fac5" type="#_x0000_t75" style="position:absolute;left:18366;top:39740;height:1327;width:506;rotation:-5898240f;" filled="f" o:preferrelative="t" stroked="f" coordsize="21600,21600" o:gfxdata="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">
+                        <v:shape id="图片 1" o:spid="_x0000_s1026" o:spt="75" type="#_x0000_t75" style="position:absolute;left:19199;top:21203;height:901;width:1672;" filled="f" o:preferrelative="t" stroked="f" coordsize="21600,21600" o:gfxdata="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">
                           <v:fill on="f" focussize="0,0"/>
                           <v:stroke on="f"/>
-                          <v:imagedata r:id="rId11" cropleft="28372f" croptop="17472f" cropright="14217f" cropbottom="15987f" o:title=""/>
+                          <v:imagedata r:id="rId11" cropleft="7158f" croptop="7646f" chromakey="#FFFFFF" o:title=""/>
                           <o:lock v:ext="edit" aspectratio="t"/>
                         </v:shape>
-                        <v:shape id="_x0000_s1026" o:spid="_x0000_s1026" o:spt="75" alt="IMG_256" type="#_x0000_t75" style="position:absolute;left:21195;top:40098;height:570;width:975;" filled="f" o:preferrelative="t" stroked="f" coordsize="21600,21600" o:gfxdata="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">
+                        <v:shape id="图片 25" o:spid="_x0000_s1026" o:spt="75" type="#_x0000_t75" style="position:absolute;left:21862;top:20810;height:2273;width:2273;" filled="f" o:preferrelative="t" stroked="f" coordsize="21600,21600" o:gfxdata="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">
                           <v:fill on="f" focussize="0,0"/>
                           <v:stroke on="f"/>
-                          <v:imagedata r:id="rId8" chromakey="#FFFFFF" o:title=""/>
+                          <v:imagedata r:id="rId9" o:title=""/>
                           <o:lock v:ext="edit" aspectratio="t"/>
                         </v:shape>
                       </v:group>
-                      <v:shape id="图片 25" o:spid="_x0000_s1026" o:spt="75" type="#_x0000_t75" style="position:absolute;left:20622;top:39496;height:2273;width:2273;" filled="f" o:preferrelative="t" stroked="f" coordsize="21600,21600" o:gfxdata="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">
+                      <v:shape id="_x0000_s1026" o:spid="_x0000_s1026" o:spt="75" alt="王建丽" type="#_x0000_t75" style="position:absolute;left:22321;top:21215;height:842;width:1488;" filled="f" o:preferrelative="t" stroked="f" coordsize="21600,21600" o:gfxdata="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">
                         <v:fill on="f" focussize="0,0"/>
                         <v:stroke on="f"/>
-                        <v:imagedata r:id="rId10" o:title=""/>
+                        <v:imagedata r:id="rId10" chromakey="#FFFFFF" o:title=""/>
                         <o:lock v:ext="edit" aspectratio="t"/>
                       </v:shape>
                     </v:group>
@@ -6697,30 +6644,12 @@
     <w:p>
       <w:pPr>
         <w:rPr>
-          <w:rFonts w:ascii="Times New Roman" w:hAnsi="Times New Roman" w:eastAsia="微软雅黑" w:cs="Times New Roman"/>
-          <w:sz w:val="24"/>
-          <w:szCs w:val="24"/>
-          <w:lang w:eastAsia="zh-CN"/>
-        </w:rPr>
-      </w:pPr>
-      <w:r>
-        <w:rPr>
           <w:rFonts w:hint="eastAsia" w:ascii="Times New Roman" w:hAnsi="Times New Roman" w:eastAsia="微软雅黑" w:cs="Times New Roman"/>
           <w:sz w:val="24"/>
           <w:szCs w:val="24"/>
           <w:lang w:eastAsia="zh-CN"/>
         </w:rPr>
-        <w:t xml:space="preserve">{% endif %}{% if testedby == </w:t>
-      </w:r>
-      <w:r>
-        <w:rPr>
-          <w:rFonts w:ascii="Times New Roman" w:hAnsi="Times New Roman" w:eastAsia="微软雅黑" w:cs="Times New Roman"/>
-          <w:sz w:val="24"/>
-          <w:szCs w:val="24"/>
-          <w:lang w:eastAsia="zh-CN"/>
-        </w:rPr>
-        <w:t>“</w:t>
-      </w:r>
+      </w:pPr>
       <w:r>
         <w:rPr>
           <w:rFonts w:hint="eastAsia" w:ascii="Times New Roman" w:hAnsi="Times New Roman" w:eastAsia="微软雅黑" w:cs="Times New Roman"/>
@@ -6728,1852 +6657,9 @@
           <w:szCs w:val="24"/>
           <w:lang w:eastAsia="zh-CN"/>
         </w:rPr>
-        <w:t>3</w:t>
-      </w:r>
-      <w:r>
-        <w:rPr>
-          <w:rFonts w:ascii="Times New Roman" w:hAnsi="Times New Roman" w:eastAsia="微软雅黑" w:cs="Times New Roman"/>
-          <w:sz w:val="24"/>
-          <w:szCs w:val="24"/>
-          <w:lang w:eastAsia="zh-CN"/>
-        </w:rPr>
-        <w:t>”</w:t>
-      </w:r>
-      <w:r>
-        <w:rPr>
-          <w:rFonts w:hint="eastAsia" w:ascii="Times New Roman" w:hAnsi="Times New Roman" w:eastAsia="微软雅黑" w:cs="Times New Roman"/>
-          <w:sz w:val="24"/>
-          <w:szCs w:val="24"/>
-          <w:lang w:eastAsia="zh-CN"/>
-        </w:rPr>
-        <w:t xml:space="preserve"> %}</w:t>
+        <w:t>{% endif %}</w:t>
       </w:r>
     </w:p>
-    <w:p>
-      <w:pPr>
-        <w:rPr>
-          <w:rFonts w:ascii="Times New Roman" w:hAnsi="Times New Roman" w:eastAsia="微软雅黑" w:cs="Times New Roman"/>
-          <w:sz w:val="24"/>
-          <w:szCs w:val="24"/>
-          <w:lang w:eastAsia="zh-CN"/>
-        </w:rPr>
-      </w:pPr>
-    </w:p>
-    <w:p>
-      <w:pPr>
-        <w:rPr>
-          <w:sz w:val="24"/>
-          <w:lang w:eastAsia="zh-CN"/>
-        </w:rPr>
-      </w:pPr>
-    </w:p>
-    <w:tbl>
-      <w:tblPr>
-        <w:tblStyle w:val="36"/>
-        <w:tblW w:w="6772" w:type="dxa"/>
-        <w:jc w:val="right"/>
-        <w:tblLayout w:type="fixed"/>
-        <w:tblCellMar>
-          <w:top w:w="0" w:type="dxa"/>
-          <w:left w:w="0" w:type="dxa"/>
-          <w:bottom w:w="0" w:type="dxa"/>
-          <w:right w:w="0" w:type="dxa"/>
-        </w:tblCellMar>
-      </w:tblPr>
-      <w:tblGrid>
-        <w:gridCol w:w="1272"/>
-        <w:gridCol w:w="2040"/>
-        <w:gridCol w:w="1166"/>
-        <w:gridCol w:w="2294"/>
-      </w:tblGrid>
-      <w:tr>
-        <w:tblPrEx>
-          <w:tblCellMar>
-            <w:top w:w="0" w:type="dxa"/>
-            <w:left w:w="0" w:type="dxa"/>
-            <w:bottom w:w="0" w:type="dxa"/>
-            <w:right w:w="0" w:type="dxa"/>
-          </w:tblCellMar>
-        </w:tblPrEx>
-        <w:trPr>
-          <w:trHeight w:val="441" w:hRule="exact"/>
-          <w:jc w:val="right"/>
-        </w:trPr>
-        <w:tc>
-          <w:tcPr>
-            <w:tcW w:w="1272" w:type="dxa"/>
-            <w:vAlign w:val="center"/>
-          </w:tcPr>
-          <w:p>
-            <w:pPr>
-              <w:pStyle w:val="20"/>
-              <w:spacing w:before="13"/>
-              <w:ind w:left="13" w:right="95"/>
-              <w:jc w:val="both"/>
-              <w:rPr>
-                <w:rFonts w:ascii="Times New Roman" w:hAnsi="Times New Roman" w:cs="Times New Roman"/>
-                <w:b/>
-                <w:sz w:val="24"/>
-                <w:szCs w:val="24"/>
-              </w:rPr>
-            </w:pPr>
-            <w:r>
-              <w:rPr>
-                <w:rFonts w:ascii="Times New Roman" w:hAnsi="Times New Roman" w:cs="Times New Roman"/>
-                <w:b/>
-                <w:sz w:val="24"/>
-                <w:szCs w:val="24"/>
-              </w:rPr>
-              <w:t>检测人：</w:t>
-            </w:r>
-          </w:p>
-        </w:tc>
-        <w:tc>
-          <w:tcPr>
-            <w:tcW w:w="2040" w:type="dxa"/>
-            <w:vAlign w:val="center"/>
-          </w:tcPr>
-          <w:p>
-            <w:pPr>
-              <w:pStyle w:val="20"/>
-              <w:spacing w:before="13"/>
-              <w:jc w:val="both"/>
-              <w:rPr>
-                <w:rFonts w:ascii="Times New Roman" w:hAnsi="Times New Roman" w:cs="Times New Roman"/>
-                <w:b/>
-                <w:sz w:val="24"/>
-                <w:szCs w:val="24"/>
-              </w:rPr>
-            </w:pPr>
-            <w:r>
-              <w:rPr>
-                <w:sz w:val="24"/>
-              </w:rPr>
-              <mc:AlternateContent>
-                <mc:Choice Requires="wpg">
-                  <w:drawing>
-                    <wp:anchor distT="0" distB="0" distL="114300" distR="114300" simplePos="0" relativeHeight="251662336" behindDoc="0" locked="0" layoutInCell="1" allowOverlap="1">
-                      <wp:simplePos x="0" y="0"/>
-                      <wp:positionH relativeFrom="column">
-                        <wp:posOffset>-59690</wp:posOffset>
-                      </wp:positionH>
-                      <wp:positionV relativeFrom="paragraph">
-                        <wp:posOffset>-527685</wp:posOffset>
-                      </wp:positionV>
-                      <wp:extent cx="3114040" cy="1442720"/>
-                      <wp:effectExtent l="0" t="0" r="10160" b="5080"/>
-                      <wp:wrapNone/>
-                      <wp:docPr id="38" name="组合 38"/>
-                      <wp:cNvGraphicFramePr/>
-                      <a:graphic xmlns:a="http://schemas.openxmlformats.org/drawingml/2006/main">
-                        <a:graphicData uri="http://schemas.microsoft.com/office/word/2010/wordprocessingGroup">
-                          <wpg:wgp>
-                            <wpg:cNvGrpSpPr/>
-                            <wpg:grpSpPr>
-                              <a:xfrm>
-                                <a:off x="0" y="0"/>
-                                <a:ext cx="3114040" cy="1442720"/>
-                                <a:chOff x="17862" y="41199"/>
-                                <a:chExt cx="4904" cy="2272"/>
-                              </a:xfrm>
-                            </wpg:grpSpPr>
-                            <pic:pic xmlns:pic="http://schemas.openxmlformats.org/drawingml/2006/picture">
-                              <pic:nvPicPr>
-                                <pic:cNvPr id="6" name="图片 23"/>
-                                <pic:cNvPicPr>
-                                  <a:picLocks noChangeAspect="1" noChangeArrowheads="1"/>
-                                </pic:cNvPicPr>
-                              </pic:nvPicPr>
-                              <pic:blipFill>
-                                <a:blip r:embed="rId10">
-                                  <a:extLst>
-                                    <a:ext uri="{28A0092B-C50C-407E-A947-70E740481C1C}">
-                                      <a14:useLocalDpi xmlns:a14="http://schemas.microsoft.com/office/drawing/2010/main" val="0"/>
-                                    </a:ext>
-                                  </a:extLst>
-                                </a:blip>
-                                <a:srcRect/>
-                                <a:stretch>
-                                  <a:fillRect/>
-                                </a:stretch>
-                              </pic:blipFill>
-                              <pic:spPr>
-                                <a:xfrm>
-                                  <a:off x="20494" y="41199"/>
-                                  <a:ext cx="2273" cy="2273"/>
-                                </a:xfrm>
-                                <a:prstGeom prst="rect">
-                                  <a:avLst/>
-                                </a:prstGeom>
-                                <a:noFill/>
-                                <a:ln>
-                                  <a:noFill/>
-                                </a:ln>
-                              </pic:spPr>
-                            </pic:pic>
-                            <wpg:grpSp>
-                              <wpg:cNvPr id="39" name="组合 23"/>
-                              <wpg:cNvGrpSpPr/>
-                              <wpg:grpSpPr>
-                                <a:xfrm>
-                                  <a:off x="17862" y="41843"/>
-                                  <a:ext cx="4208" cy="652"/>
-                                  <a:chOff x="17862" y="41843"/>
-                                  <a:chExt cx="4208" cy="652"/>
-                                </a:xfrm>
-                              </wpg:grpSpPr>
-                              <pic:pic xmlns:pic="http://schemas.openxmlformats.org/drawingml/2006/picture">
-                                <pic:nvPicPr>
-                                  <pic:cNvPr id="22" name="图片 59" descr="图片1"/>
-                                  <pic:cNvPicPr>
-                                    <a:picLocks noChangeAspect="1"/>
-                                  </pic:cNvPicPr>
-                                </pic:nvPicPr>
-                                <pic:blipFill>
-                                  <a:blip r:embed="rId12">
-                                    <a:biLevel thresh="50000"/>
-                                  </a:blip>
-                                  <a:srcRect l="7865" t="11797" r="5322" b="19074"/>
-                                  <a:stretch>
-                                    <a:fillRect/>
-                                  </a:stretch>
-                                </pic:blipFill>
-                                <pic:spPr>
-                                  <a:xfrm>
-                                    <a:off x="17862" y="41869"/>
-                                    <a:ext cx="1468" cy="627"/>
-                                  </a:xfrm>
-                                  <a:prstGeom prst="rect">
-                                    <a:avLst/>
-                                  </a:prstGeom>
-                                  <a:noFill/>
-                                </pic:spPr>
-                              </pic:pic>
-                              <pic:pic xmlns:pic="http://schemas.openxmlformats.org/drawingml/2006/picture">
-                                <pic:nvPicPr>
-                                  <pic:cNvPr id="8" name="图片 29" descr="IMG_256"/>
-                                  <pic:cNvPicPr>
-                                    <a:picLocks noChangeAspect="1"/>
-                                  </pic:cNvPicPr>
-                                </pic:nvPicPr>
-                                <pic:blipFill>
-                                  <a:blip r:embed="rId8">
-                                    <a:clrChange>
-                                      <a:clrFrom>
-                                        <a:srgbClr val="FFFFFF">
-                                          <a:alpha val="100000"/>
-                                        </a:srgbClr>
-                                      </a:clrFrom>
-                                      <a:clrTo>
-                                        <a:srgbClr val="FFFFFF">
-                                          <a:alpha val="100000"/>
-                                          <a:alpha val="0"/>
-                                        </a:srgbClr>
-                                      </a:clrTo>
-                                    </a:clrChange>
-                                  </a:blip>
-                                  <a:stretch>
-                                    <a:fillRect/>
-                                  </a:stretch>
-                                </pic:blipFill>
-                                <pic:spPr>
-                                  <a:xfrm>
-                                    <a:off x="21096" y="41843"/>
-                                    <a:ext cx="975" cy="570"/>
-                                  </a:xfrm>
-                                  <a:prstGeom prst="rect">
-                                    <a:avLst/>
-                                  </a:prstGeom>
-                                  <a:noFill/>
-                                  <a:ln w="9525">
-                                    <a:noFill/>
-                                  </a:ln>
-                                </pic:spPr>
-                              </pic:pic>
-                            </wpg:grpSp>
-                          </wpg:wgp>
-                        </a:graphicData>
-                      </a:graphic>
-                    </wp:anchor>
-                  </w:drawing>
-                </mc:Choice>
-                <mc:Fallback>
-                  <w:pict>
-                    <v:group id="_x0000_s1026" o:spid="_x0000_s1026" o:spt="203" style="position:absolute;left:0pt;margin-left:-4.7pt;margin-top:-41.55pt;height:113.6pt;width:245.2pt;z-index:251662336;mso-width-relative:page;mso-height-relative:page;" coordorigin="17862,41199" coordsize="4904,2272" o:gfxdata="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">
-                      <o:lock v:ext="edit" aspectratio="f"/>
-                      <v:shape id="图片 23" o:spid="_x0000_s1026" o:spt="75" type="#_x0000_t75" style="position:absolute;left:20494;top:41199;height:2273;width:2273;" filled="f" o:preferrelative="t" stroked="f" coordsize="21600,21600" o:gfxdata="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">
-                        <v:fill on="f" focussize="0,0"/>
-                        <v:stroke on="f"/>
-                        <v:imagedata r:id="rId10" o:title=""/>
-                        <o:lock v:ext="edit" aspectratio="t"/>
-                      </v:shape>
-                      <v:group id="组合 23" o:spid="_x0000_s1026" o:spt="203" style="position:absolute;left:17862;top:41843;height:652;width:4208;" coordorigin="17862,41843" coordsize="4208,652" o:gfxdata="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">
-                        <o:lock v:ext="edit" aspectratio="f"/>
-                        <v:shape id="图片 59" o:spid="_x0000_s1026" o:spt="75" alt="图片1" type="#_x0000_t75" style="position:absolute;left:17862;top:41869;height:627;width:1468;" filled="f" o:preferrelative="t" stroked="f" coordsize="21600,21600" o:gfxdata="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">
-                          <v:fill on="f" focussize="0,0"/>
-                          <v:stroke on="f"/>
-                          <v:imagedata r:id="rId12" cropleft="5154f" croptop="7731f" cropright="3488f" cropbottom="12500f" grayscale="t" bilevel="t" o:title=""/>
-                          <o:lock v:ext="edit" aspectratio="t"/>
-                        </v:shape>
-                        <v:shape id="图片 29" o:spid="_x0000_s1026" o:spt="75" alt="IMG_256" type="#_x0000_t75" style="position:absolute;left:21096;top:41843;height:570;width:975;" filled="f" o:preferrelative="t" stroked="f" coordsize="21600,21600" o:gfxdata="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">
-                          <v:fill on="f" focussize="0,0"/>
-                          <v:stroke on="f"/>
-                          <v:imagedata r:id="rId8" chromakey="#FFFFFF" o:title=""/>
-                          <o:lock v:ext="edit" aspectratio="t"/>
-                        </v:shape>
-                      </v:group>
-                    </v:group>
-                  </w:pict>
-                </mc:Fallback>
-              </mc:AlternateContent>
-            </w:r>
-          </w:p>
-        </w:tc>
-        <w:tc>
-          <w:tcPr>
-            <w:tcW w:w="1166" w:type="dxa"/>
-            <w:vAlign w:val="center"/>
-          </w:tcPr>
-          <w:p>
-            <w:pPr>
-              <w:pStyle w:val="20"/>
-              <w:spacing w:before="13"/>
-              <w:jc w:val="both"/>
-              <w:rPr>
-                <w:rFonts w:ascii="Times New Roman" w:hAnsi="Times New Roman" w:cs="Times New Roman"/>
-                <w:b/>
-                <w:sz w:val="24"/>
-                <w:szCs w:val="24"/>
-              </w:rPr>
-            </w:pPr>
-            <w:r>
-              <w:rPr>
-                <w:rFonts w:ascii="Times New Roman" w:hAnsi="Times New Roman" w:cs="Times New Roman"/>
-                <w:b/>
-                <w:sz w:val="24"/>
-                <w:szCs w:val="24"/>
-              </w:rPr>
-              <w:t>复核人</w:t>
-            </w:r>
-            <w:r>
-              <w:rPr>
-                <w:rFonts w:ascii="Times New Roman" w:hAnsi="Times New Roman" w:cs="Times New Roman"/>
-                <w:b/>
-                <w:sz w:val="24"/>
-                <w:szCs w:val="24"/>
-                <w:lang w:eastAsia="zh-CN"/>
-              </w:rPr>
-              <w:t>：</w:t>
-            </w:r>
-          </w:p>
-        </w:tc>
-        <w:tc>
-          <w:tcPr>
-            <w:tcW w:w="2294" w:type="dxa"/>
-            <w:vAlign w:val="center"/>
-          </w:tcPr>
-          <w:p>
-            <w:pPr>
-              <w:pStyle w:val="20"/>
-              <w:spacing w:before="13"/>
-              <w:ind w:right="15"/>
-              <w:jc w:val="both"/>
-              <w:rPr>
-                <w:rFonts w:ascii="Times New Roman" w:hAnsi="Times New Roman" w:cs="Times New Roman"/>
-                <w:b/>
-                <w:sz w:val="24"/>
-                <w:szCs w:val="24"/>
-              </w:rPr>
-            </w:pPr>
-          </w:p>
-        </w:tc>
-      </w:tr>
-      <w:tr>
-        <w:tblPrEx>
-          <w:tblCellMar>
-            <w:top w:w="0" w:type="dxa"/>
-            <w:left w:w="0" w:type="dxa"/>
-            <w:bottom w:w="0" w:type="dxa"/>
-            <w:right w:w="0" w:type="dxa"/>
-          </w:tblCellMar>
-        </w:tblPrEx>
-        <w:trPr>
-          <w:trHeight w:val="457" w:hRule="exact"/>
-          <w:jc w:val="right"/>
-        </w:trPr>
-        <w:tc>
-          <w:tcPr>
-            <w:tcW w:w="1272" w:type="dxa"/>
-            <w:vAlign w:val="center"/>
-          </w:tcPr>
-          <w:p>
-            <w:pPr>
-              <w:pStyle w:val="20"/>
-              <w:spacing w:line="341" w:lineRule="exact"/>
-              <w:ind w:left="13" w:right="165"/>
-              <w:jc w:val="both"/>
-              <w:rPr>
-                <w:rFonts w:ascii="Times New Roman" w:hAnsi="Times New Roman" w:cs="Times New Roman"/>
-                <w:b/>
-                <w:sz w:val="24"/>
-                <w:szCs w:val="24"/>
-              </w:rPr>
-            </w:pPr>
-            <w:r>
-              <w:rPr>
-                <w:rFonts w:ascii="Times New Roman" w:hAnsi="Times New Roman" w:cs="Times New Roman"/>
-                <w:b/>
-                <w:sz w:val="24"/>
-                <w:szCs w:val="24"/>
-              </w:rPr>
-              <w:t>日</w:t>
-            </w:r>
-            <w:r>
-              <w:rPr>
-                <w:rFonts w:ascii="Times New Roman" w:hAnsi="Times New Roman" w:cs="Times New Roman"/>
-                <w:b/>
-                <w:sz w:val="24"/>
-                <w:szCs w:val="24"/>
-                <w:lang w:eastAsia="zh-CN"/>
-              </w:rPr>
-              <w:t xml:space="preserve">  </w:t>
-            </w:r>
-            <w:r>
-              <w:rPr>
-                <w:rFonts w:ascii="Times New Roman" w:hAnsi="Times New Roman" w:cs="Times New Roman"/>
-                <w:b/>
-                <w:sz w:val="24"/>
-                <w:szCs w:val="24"/>
-              </w:rPr>
-              <w:t>期：</w:t>
-            </w:r>
-          </w:p>
-        </w:tc>
-        <w:tc>
-          <w:tcPr>
-            <w:tcW w:w="2040" w:type="dxa"/>
-            <w:vAlign w:val="center"/>
-          </w:tcPr>
-          <w:p>
-            <w:pPr>
-              <w:pStyle w:val="20"/>
-              <w:spacing w:line="363" w:lineRule="exact"/>
-              <w:jc w:val="both"/>
-              <w:rPr>
-                <w:rFonts w:ascii="Times New Roman" w:hAnsi="Times New Roman" w:cs="Times New Roman"/>
-                <w:sz w:val="24"/>
-                <w:szCs w:val="24"/>
-              </w:rPr>
-            </w:pPr>
-            <w:r>
-              <w:rPr>
-                <w:rFonts w:ascii="Times New Roman" w:hAnsi="Times New Roman" w:cs="Times New Roman"/>
-                <w:kern w:val="2"/>
-                <w:sz w:val="24"/>
-                <w:szCs w:val="24"/>
-                <w:lang w:eastAsia="zh-CN"/>
-              </w:rPr>
-              <w:t>{{ reportdate }}</w:t>
-            </w:r>
-          </w:p>
-        </w:tc>
-        <w:tc>
-          <w:tcPr>
-            <w:tcW w:w="1166" w:type="dxa"/>
-            <w:vAlign w:val="center"/>
-          </w:tcPr>
-          <w:p>
-            <w:pPr>
-              <w:pStyle w:val="20"/>
-              <w:spacing w:line="341" w:lineRule="exact"/>
-              <w:jc w:val="both"/>
-              <w:rPr>
-                <w:rFonts w:ascii="Times New Roman" w:hAnsi="Times New Roman" w:cs="Times New Roman"/>
-                <w:b/>
-                <w:sz w:val="24"/>
-                <w:szCs w:val="24"/>
-              </w:rPr>
-            </w:pPr>
-            <w:r>
-              <w:rPr>
-                <w:rFonts w:ascii="Times New Roman" w:hAnsi="Times New Roman" w:cs="Times New Roman"/>
-                <w:b/>
-                <w:sz w:val="24"/>
-                <w:szCs w:val="24"/>
-              </w:rPr>
-              <w:t>日</w:t>
-            </w:r>
-            <w:r>
-              <w:rPr>
-                <w:rFonts w:ascii="Times New Roman" w:hAnsi="Times New Roman" w:cs="Times New Roman"/>
-                <w:b/>
-                <w:sz w:val="24"/>
-                <w:szCs w:val="24"/>
-                <w:lang w:eastAsia="zh-CN"/>
-              </w:rPr>
-              <w:t xml:space="preserve">  </w:t>
-            </w:r>
-            <w:r>
-              <w:rPr>
-                <w:rFonts w:ascii="Times New Roman" w:hAnsi="Times New Roman" w:cs="Times New Roman"/>
-                <w:b/>
-                <w:sz w:val="24"/>
-                <w:szCs w:val="24"/>
-              </w:rPr>
-              <w:t>期：</w:t>
-            </w:r>
-          </w:p>
-        </w:tc>
-        <w:tc>
-          <w:tcPr>
-            <w:tcW w:w="2294" w:type="dxa"/>
-            <w:vAlign w:val="center"/>
-          </w:tcPr>
-          <w:p>
-            <w:pPr>
-              <w:pStyle w:val="20"/>
-              <w:spacing w:line="363" w:lineRule="exact"/>
-              <w:ind w:right="15"/>
-              <w:jc w:val="both"/>
-              <w:rPr>
-                <w:rFonts w:ascii="Times New Roman" w:hAnsi="Times New Roman" w:cs="Times New Roman"/>
-                <w:sz w:val="24"/>
-                <w:szCs w:val="24"/>
-              </w:rPr>
-            </w:pPr>
-            <w:r>
-              <w:rPr>
-                <w:rFonts w:ascii="Times New Roman" w:hAnsi="Times New Roman" w:cs="Times New Roman"/>
-                <w:kern w:val="2"/>
-                <w:sz w:val="24"/>
-                <w:szCs w:val="24"/>
-                <w:lang w:eastAsia="zh-CN"/>
-              </w:rPr>
-              <w:t>{{ reportdate }}</w:t>
-            </w:r>
-          </w:p>
-        </w:tc>
-      </w:tr>
-    </w:tbl>
-    <w:p>
-      <w:pPr>
-        <w:rPr>
-          <w:rFonts w:ascii="Times New Roman" w:hAnsi="Times New Roman" w:eastAsia="微软雅黑" w:cs="Times New Roman"/>
-          <w:sz w:val="24"/>
-          <w:szCs w:val="24"/>
-          <w:lang w:eastAsia="zh-CN"/>
-        </w:rPr>
-      </w:pPr>
-      <w:r>
-        <w:rPr>
-          <w:rFonts w:hint="eastAsia" w:ascii="Times New Roman" w:hAnsi="Times New Roman" w:eastAsia="微软雅黑" w:cs="Times New Roman"/>
-          <w:sz w:val="24"/>
-          <w:szCs w:val="24"/>
-          <w:lang w:eastAsia="zh-CN"/>
-        </w:rPr>
-        <w:t xml:space="preserve">{% endif %}{% if testedby == </w:t>
-      </w:r>
-      <w:r>
-        <w:rPr>
-          <w:rFonts w:ascii="Times New Roman" w:hAnsi="Times New Roman" w:eastAsia="微软雅黑" w:cs="Times New Roman"/>
-          <w:sz w:val="24"/>
-          <w:szCs w:val="24"/>
-          <w:lang w:eastAsia="zh-CN"/>
-        </w:rPr>
-        <w:t>“</w:t>
-      </w:r>
-      <w:r>
-        <w:rPr>
-          <w:rFonts w:hint="eastAsia" w:ascii="Times New Roman" w:hAnsi="Times New Roman" w:eastAsia="微软雅黑" w:cs="Times New Roman"/>
-          <w:sz w:val="24"/>
-          <w:szCs w:val="24"/>
-          <w:lang w:eastAsia="zh-CN"/>
-        </w:rPr>
-        <w:t>4</w:t>
-      </w:r>
-      <w:r>
-        <w:rPr>
-          <w:rFonts w:ascii="Times New Roman" w:hAnsi="Times New Roman" w:eastAsia="微软雅黑" w:cs="Times New Roman"/>
-          <w:sz w:val="24"/>
-          <w:szCs w:val="24"/>
-          <w:lang w:eastAsia="zh-CN"/>
-        </w:rPr>
-        <w:t>”</w:t>
-      </w:r>
-      <w:r>
-        <w:rPr>
-          <w:rFonts w:hint="eastAsia" w:ascii="Times New Roman" w:hAnsi="Times New Roman" w:eastAsia="微软雅黑" w:cs="Times New Roman"/>
-          <w:sz w:val="24"/>
-          <w:szCs w:val="24"/>
-          <w:lang w:eastAsia="zh-CN"/>
-        </w:rPr>
-        <w:t xml:space="preserve"> %}</w:t>
-      </w:r>
-    </w:p>
-    <w:p>
-      <w:pPr>
-        <w:rPr>
-          <w:rFonts w:ascii="Times New Roman" w:hAnsi="Times New Roman" w:eastAsia="微软雅黑" w:cs="Times New Roman"/>
-          <w:sz w:val="24"/>
-          <w:szCs w:val="24"/>
-          <w:lang w:eastAsia="zh-CN"/>
-        </w:rPr>
-      </w:pPr>
-    </w:p>
-    <w:p>
-      <w:pPr>
-        <w:rPr>
-          <w:rFonts w:ascii="Times New Roman" w:hAnsi="Times New Roman" w:eastAsia="微软雅黑" w:cs="Times New Roman"/>
-          <w:sz w:val="24"/>
-          <w:szCs w:val="24"/>
-          <w:lang w:eastAsia="zh-CN"/>
-        </w:rPr>
-      </w:pPr>
-    </w:p>
-    <w:tbl>
-      <w:tblPr>
-        <w:tblStyle w:val="36"/>
-        <w:tblW w:w="6772" w:type="dxa"/>
-        <w:jc w:val="right"/>
-        <w:tblLayout w:type="fixed"/>
-        <w:tblCellMar>
-          <w:top w:w="0" w:type="dxa"/>
-          <w:left w:w="0" w:type="dxa"/>
-          <w:bottom w:w="0" w:type="dxa"/>
-          <w:right w:w="0" w:type="dxa"/>
-        </w:tblCellMar>
-      </w:tblPr>
-      <w:tblGrid>
-        <w:gridCol w:w="1272"/>
-        <w:gridCol w:w="2040"/>
-        <w:gridCol w:w="1166"/>
-        <w:gridCol w:w="2294"/>
-      </w:tblGrid>
-      <w:tr>
-        <w:tblPrEx>
-          <w:tblCellMar>
-            <w:top w:w="0" w:type="dxa"/>
-            <w:left w:w="0" w:type="dxa"/>
-            <w:bottom w:w="0" w:type="dxa"/>
-            <w:right w:w="0" w:type="dxa"/>
-          </w:tblCellMar>
-        </w:tblPrEx>
-        <w:trPr>
-          <w:trHeight w:val="441" w:hRule="exact"/>
-          <w:jc w:val="right"/>
-        </w:trPr>
-        <w:tc>
-          <w:tcPr>
-            <w:tcW w:w="1272" w:type="dxa"/>
-            <w:vAlign w:val="center"/>
-          </w:tcPr>
-          <w:p>
-            <w:pPr>
-              <w:pStyle w:val="20"/>
-              <w:spacing w:before="13"/>
-              <w:ind w:left="13" w:right="95"/>
-              <w:jc w:val="both"/>
-              <w:rPr>
-                <w:rFonts w:ascii="Times New Roman" w:hAnsi="Times New Roman" w:cs="Times New Roman"/>
-                <w:b/>
-                <w:sz w:val="24"/>
-                <w:szCs w:val="24"/>
-              </w:rPr>
-            </w:pPr>
-            <w:r>
-              <w:rPr>
-                <w:rFonts w:ascii="Times New Roman" w:hAnsi="Times New Roman" w:cs="Times New Roman"/>
-                <w:b/>
-                <w:sz w:val="24"/>
-                <w:szCs w:val="24"/>
-              </w:rPr>
-              <w:t>检测人：</w:t>
-            </w:r>
-          </w:p>
-        </w:tc>
-        <w:tc>
-          <w:tcPr>
-            <w:tcW w:w="2040" w:type="dxa"/>
-            <w:vAlign w:val="center"/>
-          </w:tcPr>
-          <w:p>
-            <w:pPr>
-              <w:pStyle w:val="20"/>
-              <w:spacing w:before="13"/>
-              <w:jc w:val="both"/>
-              <w:rPr>
-                <w:rFonts w:ascii="Times New Roman" w:hAnsi="Times New Roman" w:cs="Times New Roman"/>
-                <w:b/>
-                <w:sz w:val="24"/>
-                <w:szCs w:val="24"/>
-              </w:rPr>
-            </w:pPr>
-            <w:r>
-              <w:rPr>
-                <w:sz w:val="24"/>
-              </w:rPr>
-              <mc:AlternateContent>
-                <mc:Choice Requires="wpg">
-                  <w:drawing>
-                    <wp:anchor distT="0" distB="0" distL="114300" distR="114300" simplePos="0" relativeHeight="251663360" behindDoc="0" locked="0" layoutInCell="1" allowOverlap="1">
-                      <wp:simplePos x="0" y="0"/>
-                      <wp:positionH relativeFrom="column">
-                        <wp:posOffset>12700</wp:posOffset>
-                      </wp:positionH>
-                      <wp:positionV relativeFrom="paragraph">
-                        <wp:posOffset>-514985</wp:posOffset>
-                      </wp:positionV>
-                      <wp:extent cx="3150235" cy="1442720"/>
-                      <wp:effectExtent l="0" t="0" r="4445" b="5080"/>
-                      <wp:wrapNone/>
-                      <wp:docPr id="40" name="组合 40"/>
-                      <wp:cNvGraphicFramePr/>
-                      <a:graphic xmlns:a="http://schemas.openxmlformats.org/drawingml/2006/main">
-                        <a:graphicData uri="http://schemas.microsoft.com/office/word/2010/wordprocessingGroup">
-                          <wpg:wgp>
-                            <wpg:cNvGrpSpPr/>
-                            <wpg:grpSpPr>
-                              <a:xfrm>
-                                <a:off x="0" y="0"/>
-                                <a:ext cx="3150235" cy="1442720"/>
-                                <a:chOff x="17976" y="42945"/>
-                                <a:chExt cx="4961" cy="2272"/>
-                              </a:xfrm>
-                            </wpg:grpSpPr>
-                            <pic:pic xmlns:pic="http://schemas.openxmlformats.org/drawingml/2006/picture">
-                              <pic:nvPicPr>
-                                <pic:cNvPr id="9" name="图片 25"/>
-                                <pic:cNvPicPr>
-                                  <a:picLocks noChangeAspect="1" noChangeArrowheads="1"/>
-                                </pic:cNvPicPr>
-                              </pic:nvPicPr>
-                              <pic:blipFill>
-                                <a:blip r:embed="rId10">
-                                  <a:extLst>
-                                    <a:ext uri="{28A0092B-C50C-407E-A947-70E740481C1C}">
-                                      <a14:useLocalDpi xmlns:a14="http://schemas.microsoft.com/office/drawing/2010/main" val="0"/>
-                                    </a:ext>
-                                  </a:extLst>
-                                </a:blip>
-                                <a:srcRect/>
-                                <a:stretch>
-                                  <a:fillRect/>
-                                </a:stretch>
-                              </pic:blipFill>
-                              <pic:spPr>
-                                <a:xfrm>
-                                  <a:off x="20665" y="42945"/>
-                                  <a:ext cx="2273" cy="2273"/>
-                                </a:xfrm>
-                                <a:prstGeom prst="rect">
-                                  <a:avLst/>
-                                </a:prstGeom>
-                                <a:noFill/>
-                                <a:ln>
-                                  <a:noFill/>
-                                </a:ln>
-                              </pic:spPr>
-                            </pic:pic>
-                            <wpg:grpSp>
-                              <wpg:cNvPr id="41" name="组合 27"/>
-                              <wpg:cNvGrpSpPr/>
-                              <wpg:grpSpPr>
-                                <a:xfrm>
-                                  <a:off x="17976" y="43614"/>
-                                  <a:ext cx="4551" cy="626"/>
-                                  <a:chOff x="17976" y="43614"/>
-                                  <a:chExt cx="4551" cy="626"/>
-                                </a:xfrm>
-                              </wpg:grpSpPr>
-                              <pic:pic xmlns:pic="http://schemas.openxmlformats.org/drawingml/2006/picture">
-                                <pic:nvPicPr>
-                                  <pic:cNvPr id="10" name="图片 29" descr="IMG_256"/>
-                                  <pic:cNvPicPr>
-                                    <a:picLocks noChangeAspect="1"/>
-                                  </pic:cNvPicPr>
-                                </pic:nvPicPr>
-                                <pic:blipFill>
-                                  <a:blip r:embed="rId8">
-                                    <a:clrChange>
-                                      <a:clrFrom>
-                                        <a:srgbClr val="FFFFFF">
-                                          <a:alpha val="100000"/>
-                                        </a:srgbClr>
-                                      </a:clrFrom>
-                                      <a:clrTo>
-                                        <a:srgbClr val="FFFFFF">
-                                          <a:alpha val="100000"/>
-                                          <a:alpha val="0"/>
-                                        </a:srgbClr>
-                                      </a:clrTo>
-                                    </a:clrChange>
-                                  </a:blip>
-                                  <a:stretch>
-                                    <a:fillRect/>
-                                  </a:stretch>
-                                </pic:blipFill>
-                                <pic:spPr>
-                                  <a:xfrm>
-                                    <a:off x="17976" y="43615"/>
-                                    <a:ext cx="975" cy="570"/>
-                                  </a:xfrm>
-                                  <a:prstGeom prst="rect">
-                                    <a:avLst/>
-                                  </a:prstGeom>
-                                  <a:noFill/>
-                                  <a:ln w="9525">
-                                    <a:noFill/>
-                                  </a:ln>
-                                </pic:spPr>
-                              </pic:pic>
-                              <pic:pic xmlns:pic="http://schemas.openxmlformats.org/drawingml/2006/picture">
-                                <pic:nvPicPr>
-                                  <pic:cNvPr id="11" name="图片 59" descr="图片1"/>
-                                  <pic:cNvPicPr>
-                                    <a:picLocks noChangeAspect="1"/>
-                                  </pic:cNvPicPr>
-                                </pic:nvPicPr>
-                                <pic:blipFill>
-                                  <a:blip r:embed="rId12">
-                                    <a:biLevel thresh="50000"/>
-                                  </a:blip>
-                                  <a:srcRect l="7865" t="11797" r="5322" b="19074"/>
-                                  <a:stretch>
-                                    <a:fillRect/>
-                                  </a:stretch>
-                                </pic:blipFill>
-                                <pic:spPr>
-                                  <a:xfrm>
-                                    <a:off x="21059" y="43614"/>
-                                    <a:ext cx="1468" cy="627"/>
-                                  </a:xfrm>
-                                  <a:prstGeom prst="rect">
-                                    <a:avLst/>
-                                  </a:prstGeom>
-                                  <a:noFill/>
-                                </pic:spPr>
-                              </pic:pic>
-                            </wpg:grpSp>
-                          </wpg:wgp>
-                        </a:graphicData>
-                      </a:graphic>
-                    </wp:anchor>
-                  </w:drawing>
-                </mc:Choice>
-                <mc:Fallback>
-                  <w:pict>
-                    <v:group id="_x0000_s1026" o:spid="_x0000_s1026" o:spt="203" style="position:absolute;left:0pt;margin-left:1pt;margin-top:-40.55pt;height:113.6pt;width:248.05pt;z-index:251663360;mso-width-relative:page;mso-height-relative:page;" coordorigin="17976,42945" coordsize="4961,2272" o:gfxdata="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">
-                      <o:lock v:ext="edit" aspectratio="f"/>
-                      <v:shape id="图片 25" o:spid="_x0000_s1026" o:spt="75" type="#_x0000_t75" style="position:absolute;left:20665;top:42945;height:2273;width:2273;" filled="f" o:preferrelative="t" stroked="f" coordsize="21600,21600" o:gfxdata="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">
-                        <v:fill on="f" focussize="0,0"/>
-                        <v:stroke on="f"/>
-                        <v:imagedata r:id="rId10" o:title=""/>
-                        <o:lock v:ext="edit" aspectratio="t"/>
-                      </v:shape>
-                      <v:group id="组合 27" o:spid="_x0000_s1026" o:spt="203" style="position:absolute;left:17976;top:43614;height:626;width:4551;" coordorigin="17976,43614" coordsize="4551,626" o:gfxdata="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">
-                        <o:lock v:ext="edit" aspectratio="f"/>
-                        <v:shape id="图片 29" o:spid="_x0000_s1026" o:spt="75" alt="IMG_256" type="#_x0000_t75" style="position:absolute;left:17976;top:43615;height:570;width:975;" filled="f" o:preferrelative="t" stroked="f" coordsize="21600,21600" o:gfxdata="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">
-                          <v:fill on="f" focussize="0,0"/>
-                          <v:stroke on="f"/>
-                          <v:imagedata r:id="rId8" chromakey="#FFFFFF" o:title=""/>
-                          <o:lock v:ext="edit" aspectratio="t"/>
-                        </v:shape>
-                        <v:shape id="图片 59" o:spid="_x0000_s1026" o:spt="75" alt="图片1" type="#_x0000_t75" style="position:absolute;left:21059;top:43614;height:627;width:1468;" filled="f" o:preferrelative="t" stroked="f" coordsize="21600,21600" o:gfxdata="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">
-                          <v:fill on="f" focussize="0,0"/>
-                          <v:stroke on="f"/>
-                          <v:imagedata r:id="rId12" cropleft="5154f" croptop="7731f" cropright="3488f" cropbottom="12500f" grayscale="t" bilevel="t" o:title=""/>
-                          <o:lock v:ext="edit" aspectratio="t"/>
-                        </v:shape>
-                      </v:group>
-                    </v:group>
-                  </w:pict>
-                </mc:Fallback>
-              </mc:AlternateContent>
-            </w:r>
-          </w:p>
-        </w:tc>
-        <w:tc>
-          <w:tcPr>
-            <w:tcW w:w="1166" w:type="dxa"/>
-            <w:vAlign w:val="center"/>
-          </w:tcPr>
-          <w:p>
-            <w:pPr>
-              <w:pStyle w:val="20"/>
-              <w:spacing w:before="13"/>
-              <w:jc w:val="both"/>
-              <w:rPr>
-                <w:rFonts w:ascii="Times New Roman" w:hAnsi="Times New Roman" w:cs="Times New Roman"/>
-                <w:b/>
-                <w:sz w:val="24"/>
-                <w:szCs w:val="24"/>
-              </w:rPr>
-            </w:pPr>
-            <w:r>
-              <w:rPr>
-                <w:rFonts w:ascii="Times New Roman" w:hAnsi="Times New Roman" w:cs="Times New Roman"/>
-                <w:b/>
-                <w:sz w:val="24"/>
-                <w:szCs w:val="24"/>
-              </w:rPr>
-              <w:t>复核人</w:t>
-            </w:r>
-            <w:r>
-              <w:rPr>
-                <w:rFonts w:ascii="Times New Roman" w:hAnsi="Times New Roman" w:cs="Times New Roman"/>
-                <w:b/>
-                <w:sz w:val="24"/>
-                <w:szCs w:val="24"/>
-                <w:lang w:eastAsia="zh-CN"/>
-              </w:rPr>
-              <w:t>：</w:t>
-            </w:r>
-          </w:p>
-        </w:tc>
-        <w:tc>
-          <w:tcPr>
-            <w:tcW w:w="2294" w:type="dxa"/>
-            <w:vAlign w:val="center"/>
-          </w:tcPr>
-          <w:p>
-            <w:pPr>
-              <w:pStyle w:val="20"/>
-              <w:spacing w:before="13"/>
-              <w:ind w:right="15"/>
-              <w:jc w:val="both"/>
-              <w:rPr>
-                <w:rFonts w:ascii="Times New Roman" w:hAnsi="Times New Roman" w:cs="Times New Roman"/>
-                <w:b/>
-                <w:sz w:val="24"/>
-                <w:szCs w:val="24"/>
-              </w:rPr>
-            </w:pPr>
-          </w:p>
-        </w:tc>
-      </w:tr>
-      <w:tr>
-        <w:tblPrEx>
-          <w:tblCellMar>
-            <w:top w:w="0" w:type="dxa"/>
-            <w:left w:w="0" w:type="dxa"/>
-            <w:bottom w:w="0" w:type="dxa"/>
-            <w:right w:w="0" w:type="dxa"/>
-          </w:tblCellMar>
-        </w:tblPrEx>
-        <w:trPr>
-          <w:trHeight w:val="457" w:hRule="exact"/>
-          <w:jc w:val="right"/>
-        </w:trPr>
-        <w:tc>
-          <w:tcPr>
-            <w:tcW w:w="1272" w:type="dxa"/>
-            <w:vAlign w:val="center"/>
-          </w:tcPr>
-          <w:p>
-            <w:pPr>
-              <w:pStyle w:val="20"/>
-              <w:spacing w:line="341" w:lineRule="exact"/>
-              <w:ind w:left="13" w:right="165"/>
-              <w:jc w:val="both"/>
-              <w:rPr>
-                <w:rFonts w:ascii="Times New Roman" w:hAnsi="Times New Roman" w:cs="Times New Roman"/>
-                <w:b/>
-                <w:sz w:val="24"/>
-                <w:szCs w:val="24"/>
-              </w:rPr>
-            </w:pPr>
-            <w:r>
-              <w:rPr>
-                <w:rFonts w:ascii="Times New Roman" w:hAnsi="Times New Roman" w:cs="Times New Roman"/>
-                <w:b/>
-                <w:sz w:val="24"/>
-                <w:szCs w:val="24"/>
-              </w:rPr>
-              <w:t>日</w:t>
-            </w:r>
-            <w:r>
-              <w:rPr>
-                <w:rFonts w:ascii="Times New Roman" w:hAnsi="Times New Roman" w:cs="Times New Roman"/>
-                <w:b/>
-                <w:sz w:val="24"/>
-                <w:szCs w:val="24"/>
-                <w:lang w:eastAsia="zh-CN"/>
-              </w:rPr>
-              <w:t xml:space="preserve">  </w:t>
-            </w:r>
-            <w:r>
-              <w:rPr>
-                <w:rFonts w:ascii="Times New Roman" w:hAnsi="Times New Roman" w:cs="Times New Roman"/>
-                <w:b/>
-                <w:sz w:val="24"/>
-                <w:szCs w:val="24"/>
-              </w:rPr>
-              <w:t>期：</w:t>
-            </w:r>
-          </w:p>
-        </w:tc>
-        <w:tc>
-          <w:tcPr>
-            <w:tcW w:w="2040" w:type="dxa"/>
-            <w:vAlign w:val="center"/>
-          </w:tcPr>
-          <w:p>
-            <w:pPr>
-              <w:pStyle w:val="20"/>
-              <w:spacing w:line="363" w:lineRule="exact"/>
-              <w:jc w:val="both"/>
-              <w:rPr>
-                <w:rFonts w:ascii="Times New Roman" w:hAnsi="Times New Roman" w:cs="Times New Roman"/>
-                <w:sz w:val="24"/>
-                <w:szCs w:val="24"/>
-              </w:rPr>
-            </w:pPr>
-            <w:r>
-              <w:rPr>
-                <w:rFonts w:ascii="Times New Roman" w:hAnsi="Times New Roman" w:cs="Times New Roman"/>
-                <w:kern w:val="2"/>
-                <w:sz w:val="24"/>
-                <w:szCs w:val="24"/>
-                <w:lang w:eastAsia="zh-CN"/>
-              </w:rPr>
-              <w:t>{{ reportdate }}</w:t>
-            </w:r>
-          </w:p>
-        </w:tc>
-        <w:tc>
-          <w:tcPr>
-            <w:tcW w:w="1166" w:type="dxa"/>
-            <w:vAlign w:val="center"/>
-          </w:tcPr>
-          <w:p>
-            <w:pPr>
-              <w:pStyle w:val="20"/>
-              <w:spacing w:line="341" w:lineRule="exact"/>
-              <w:jc w:val="both"/>
-              <w:rPr>
-                <w:rFonts w:ascii="Times New Roman" w:hAnsi="Times New Roman" w:cs="Times New Roman"/>
-                <w:b/>
-                <w:sz w:val="24"/>
-                <w:szCs w:val="24"/>
-              </w:rPr>
-            </w:pPr>
-            <w:r>
-              <w:rPr>
-                <w:rFonts w:ascii="Times New Roman" w:hAnsi="Times New Roman" w:cs="Times New Roman"/>
-                <w:b/>
-                <w:sz w:val="24"/>
-                <w:szCs w:val="24"/>
-              </w:rPr>
-              <w:t>日</w:t>
-            </w:r>
-            <w:r>
-              <w:rPr>
-                <w:rFonts w:ascii="Times New Roman" w:hAnsi="Times New Roman" w:cs="Times New Roman"/>
-                <w:b/>
-                <w:sz w:val="24"/>
-                <w:szCs w:val="24"/>
-                <w:lang w:eastAsia="zh-CN"/>
-              </w:rPr>
-              <w:t xml:space="preserve">  </w:t>
-            </w:r>
-            <w:r>
-              <w:rPr>
-                <w:rFonts w:ascii="Times New Roman" w:hAnsi="Times New Roman" w:cs="Times New Roman"/>
-                <w:b/>
-                <w:sz w:val="24"/>
-                <w:szCs w:val="24"/>
-              </w:rPr>
-              <w:t>期：</w:t>
-            </w:r>
-          </w:p>
-        </w:tc>
-        <w:tc>
-          <w:tcPr>
-            <w:tcW w:w="2294" w:type="dxa"/>
-            <w:vAlign w:val="center"/>
-          </w:tcPr>
-          <w:p>
-            <w:pPr>
-              <w:pStyle w:val="20"/>
-              <w:spacing w:line="363" w:lineRule="exact"/>
-              <w:ind w:right="15"/>
-              <w:jc w:val="both"/>
-              <w:rPr>
-                <w:rFonts w:ascii="Times New Roman" w:hAnsi="Times New Roman" w:cs="Times New Roman"/>
-                <w:sz w:val="24"/>
-                <w:szCs w:val="24"/>
-              </w:rPr>
-            </w:pPr>
-            <w:r>
-              <w:rPr>
-                <w:rFonts w:ascii="Times New Roman" w:hAnsi="Times New Roman" w:cs="Times New Roman"/>
-                <w:kern w:val="2"/>
-                <w:sz w:val="24"/>
-                <w:szCs w:val="24"/>
-                <w:lang w:eastAsia="zh-CN"/>
-              </w:rPr>
-              <w:t>{{ reportdate }}</w:t>
-            </w:r>
-          </w:p>
-        </w:tc>
-      </w:tr>
-    </w:tbl>
-    <w:p>
-      <w:pPr>
-        <w:rPr>
-          <w:rFonts w:ascii="Times New Roman" w:hAnsi="Times New Roman" w:eastAsia="微软雅黑" w:cs="Times New Roman"/>
-          <w:sz w:val="24"/>
-          <w:szCs w:val="24"/>
-          <w:lang w:eastAsia="zh-CN"/>
-        </w:rPr>
-      </w:pPr>
-      <w:r>
-        <w:rPr>
-          <w:rFonts w:hint="eastAsia" w:ascii="Times New Roman" w:hAnsi="Times New Roman" w:eastAsia="微软雅黑" w:cs="Times New Roman"/>
-          <w:sz w:val="24"/>
-          <w:szCs w:val="24"/>
-          <w:lang w:eastAsia="zh-CN"/>
-        </w:rPr>
-        <w:t xml:space="preserve">{% endif %}{% if testedby == </w:t>
-      </w:r>
-      <w:r>
-        <w:rPr>
-          <w:rFonts w:ascii="Times New Roman" w:hAnsi="Times New Roman" w:eastAsia="微软雅黑" w:cs="Times New Roman"/>
-          <w:sz w:val="24"/>
-          <w:szCs w:val="24"/>
-          <w:lang w:eastAsia="zh-CN"/>
-        </w:rPr>
-        <w:t>“</w:t>
-      </w:r>
-      <w:r>
-        <w:rPr>
-          <w:rFonts w:hint="eastAsia" w:ascii="Times New Roman" w:hAnsi="Times New Roman" w:eastAsia="微软雅黑" w:cs="Times New Roman"/>
-          <w:sz w:val="24"/>
-          <w:szCs w:val="24"/>
-          <w:lang w:eastAsia="zh-CN"/>
-        </w:rPr>
-        <w:t>5</w:t>
-      </w:r>
-      <w:r>
-        <w:rPr>
-          <w:rFonts w:ascii="Times New Roman" w:hAnsi="Times New Roman" w:eastAsia="微软雅黑" w:cs="Times New Roman"/>
-          <w:sz w:val="24"/>
-          <w:szCs w:val="24"/>
-          <w:lang w:eastAsia="zh-CN"/>
-        </w:rPr>
-        <w:t>”</w:t>
-      </w:r>
-      <w:r>
-        <w:rPr>
-          <w:rFonts w:hint="eastAsia" w:ascii="Times New Roman" w:hAnsi="Times New Roman" w:eastAsia="微软雅黑" w:cs="Times New Roman"/>
-          <w:sz w:val="24"/>
-          <w:szCs w:val="24"/>
-          <w:lang w:eastAsia="zh-CN"/>
-        </w:rPr>
-        <w:t xml:space="preserve"> %}</w:t>
-      </w:r>
-    </w:p>
-    <w:p>
-      <w:pPr>
-        <w:rPr>
-          <w:lang w:eastAsia="zh-CN"/>
-        </w:rPr>
-      </w:pPr>
-    </w:p>
-    <w:p>
-      <w:pPr>
-        <w:rPr>
-          <w:lang w:eastAsia="zh-CN"/>
-        </w:rPr>
-      </w:pPr>
-    </w:p>
-    <w:tbl>
-      <w:tblPr>
-        <w:tblStyle w:val="36"/>
-        <w:tblW w:w="6772" w:type="dxa"/>
-        <w:jc w:val="right"/>
-        <w:tblLayout w:type="fixed"/>
-        <w:tblCellMar>
-          <w:top w:w="0" w:type="dxa"/>
-          <w:left w:w="0" w:type="dxa"/>
-          <w:bottom w:w="0" w:type="dxa"/>
-          <w:right w:w="0" w:type="dxa"/>
-        </w:tblCellMar>
-      </w:tblPr>
-      <w:tblGrid>
-        <w:gridCol w:w="1272"/>
-        <w:gridCol w:w="2040"/>
-        <w:gridCol w:w="1166"/>
-        <w:gridCol w:w="2294"/>
-      </w:tblGrid>
-      <w:tr>
-        <w:tblPrEx>
-          <w:tblCellMar>
-            <w:top w:w="0" w:type="dxa"/>
-            <w:left w:w="0" w:type="dxa"/>
-            <w:bottom w:w="0" w:type="dxa"/>
-            <w:right w:w="0" w:type="dxa"/>
-          </w:tblCellMar>
-        </w:tblPrEx>
-        <w:trPr>
-          <w:trHeight w:val="441" w:hRule="exact"/>
-          <w:jc w:val="right"/>
-        </w:trPr>
-        <w:tc>
-          <w:tcPr>
-            <w:tcW w:w="1272" w:type="dxa"/>
-            <w:vAlign w:val="center"/>
-          </w:tcPr>
-          <w:p>
-            <w:pPr>
-              <w:pStyle w:val="20"/>
-              <w:spacing w:before="13"/>
-              <w:ind w:left="13" w:right="95"/>
-              <w:jc w:val="both"/>
-              <w:rPr>
-                <w:rFonts w:ascii="Times New Roman" w:hAnsi="Times New Roman" w:cs="Times New Roman"/>
-                <w:b/>
-                <w:sz w:val="24"/>
-                <w:szCs w:val="24"/>
-              </w:rPr>
-            </w:pPr>
-            <w:r>
-              <w:rPr>
-                <w:rFonts w:ascii="Times New Roman" w:hAnsi="Times New Roman" w:cs="Times New Roman"/>
-                <w:b/>
-                <w:sz w:val="24"/>
-                <w:szCs w:val="24"/>
-              </w:rPr>
-              <w:t>检测人：</w:t>
-            </w:r>
-          </w:p>
-        </w:tc>
-        <w:tc>
-          <w:tcPr>
-            <w:tcW w:w="2040" w:type="dxa"/>
-            <w:vAlign w:val="center"/>
-          </w:tcPr>
-          <w:p>
-            <w:pPr>
-              <w:pStyle w:val="20"/>
-              <w:spacing w:before="13"/>
-              <w:jc w:val="both"/>
-              <w:rPr>
-                <w:rFonts w:ascii="Times New Roman" w:hAnsi="Times New Roman" w:cs="Times New Roman"/>
-                <w:b/>
-                <w:sz w:val="24"/>
-                <w:szCs w:val="24"/>
-              </w:rPr>
-            </w:pPr>
-          </w:p>
-        </w:tc>
-        <w:tc>
-          <w:tcPr>
-            <w:tcW w:w="1166" w:type="dxa"/>
-            <w:vAlign w:val="center"/>
-          </w:tcPr>
-          <w:p>
-            <w:pPr>
-              <w:pStyle w:val="20"/>
-              <w:spacing w:before="13"/>
-              <w:jc w:val="both"/>
-              <w:rPr>
-                <w:rFonts w:ascii="Times New Roman" w:hAnsi="Times New Roman" w:cs="Times New Roman"/>
-                <w:b/>
-                <w:sz w:val="24"/>
-                <w:szCs w:val="24"/>
-              </w:rPr>
-            </w:pPr>
-            <w:r>
-              <w:rPr>
-                <w:rFonts w:ascii="Times New Roman" w:hAnsi="Times New Roman" w:cs="Times New Roman"/>
-                <w:b/>
-                <w:sz w:val="24"/>
-                <w:szCs w:val="24"/>
-              </w:rPr>
-              <w:t>复核人</w:t>
-            </w:r>
-            <w:r>
-              <w:rPr>
-                <w:rFonts w:ascii="Times New Roman" w:hAnsi="Times New Roman" w:cs="Times New Roman"/>
-                <w:b/>
-                <w:sz w:val="24"/>
-                <w:szCs w:val="24"/>
-                <w:lang w:eastAsia="zh-CN"/>
-              </w:rPr>
-              <w:t>：</w:t>
-            </w:r>
-          </w:p>
-        </w:tc>
-        <w:tc>
-          <w:tcPr>
-            <w:tcW w:w="2294" w:type="dxa"/>
-            <w:vAlign w:val="center"/>
-          </w:tcPr>
-          <w:p>
-            <w:pPr>
-              <w:pStyle w:val="20"/>
-              <w:spacing w:before="13"/>
-              <w:ind w:right="15"/>
-              <w:jc w:val="both"/>
-              <w:rPr>
-                <w:rFonts w:ascii="Times New Roman" w:hAnsi="Times New Roman" w:cs="Times New Roman"/>
-                <w:b/>
-                <w:sz w:val="24"/>
-                <w:szCs w:val="24"/>
-              </w:rPr>
-            </w:pPr>
-          </w:p>
-        </w:tc>
-      </w:tr>
-      <w:tr>
-        <w:tblPrEx>
-          <w:tblCellMar>
-            <w:top w:w="0" w:type="dxa"/>
-            <w:left w:w="0" w:type="dxa"/>
-            <w:bottom w:w="0" w:type="dxa"/>
-            <w:right w:w="0" w:type="dxa"/>
-          </w:tblCellMar>
-        </w:tblPrEx>
-        <w:trPr>
-          <w:trHeight w:val="457" w:hRule="exact"/>
-          <w:jc w:val="right"/>
-        </w:trPr>
-        <w:tc>
-          <w:tcPr>
-            <w:tcW w:w="1272" w:type="dxa"/>
-            <w:vAlign w:val="center"/>
-          </w:tcPr>
-          <w:p>
-            <w:pPr>
-              <w:pStyle w:val="20"/>
-              <w:spacing w:line="341" w:lineRule="exact"/>
-              <w:ind w:left="13" w:right="165"/>
-              <w:jc w:val="both"/>
-              <w:rPr>
-                <w:rFonts w:ascii="Times New Roman" w:hAnsi="Times New Roman" w:cs="Times New Roman"/>
-                <w:b/>
-                <w:sz w:val="24"/>
-                <w:szCs w:val="24"/>
-              </w:rPr>
-            </w:pPr>
-            <w:r>
-              <w:rPr>
-                <w:rFonts w:ascii="Times New Roman" w:hAnsi="Times New Roman" w:cs="Times New Roman"/>
-                <w:b/>
-                <w:sz w:val="24"/>
-                <w:szCs w:val="24"/>
-              </w:rPr>
-              <w:t>日</w:t>
-            </w:r>
-            <w:r>
-              <w:rPr>
-                <w:rFonts w:ascii="Times New Roman" w:hAnsi="Times New Roman" w:cs="Times New Roman"/>
-                <w:b/>
-                <w:sz w:val="24"/>
-                <w:szCs w:val="24"/>
-                <w:lang w:eastAsia="zh-CN"/>
-              </w:rPr>
-              <w:t xml:space="preserve">  </w:t>
-            </w:r>
-            <w:r>
-              <w:rPr>
-                <w:rFonts w:ascii="Times New Roman" w:hAnsi="Times New Roman" w:cs="Times New Roman"/>
-                <w:b/>
-                <w:sz w:val="24"/>
-                <w:szCs w:val="24"/>
-              </w:rPr>
-              <w:t>期：</w:t>
-            </w:r>
-          </w:p>
-        </w:tc>
-        <w:tc>
-          <w:tcPr>
-            <w:tcW w:w="2040" w:type="dxa"/>
-            <w:vAlign w:val="center"/>
-          </w:tcPr>
-          <w:p>
-            <w:pPr>
-              <w:pStyle w:val="20"/>
-              <w:spacing w:line="363" w:lineRule="exact"/>
-              <w:jc w:val="both"/>
-              <w:rPr>
-                <w:rFonts w:ascii="Times New Roman" w:hAnsi="Times New Roman" w:cs="Times New Roman"/>
-                <w:sz w:val="24"/>
-                <w:szCs w:val="24"/>
-              </w:rPr>
-            </w:pPr>
-            <w:r>
-              <w:rPr>
-                <w:rFonts w:ascii="Times New Roman" w:hAnsi="Times New Roman" w:cs="Times New Roman"/>
-                <w:kern w:val="2"/>
-                <w:sz w:val="24"/>
-                <w:szCs w:val="24"/>
-                <w:lang w:eastAsia="zh-CN"/>
-              </w:rPr>
-              <w:t>{{ reportdate }}</w:t>
-            </w:r>
-          </w:p>
-        </w:tc>
-        <w:tc>
-          <w:tcPr>
-            <w:tcW w:w="1166" w:type="dxa"/>
-            <w:vAlign w:val="center"/>
-          </w:tcPr>
-          <w:p>
-            <w:pPr>
-              <w:pStyle w:val="20"/>
-              <w:spacing w:line="341" w:lineRule="exact"/>
-              <w:jc w:val="both"/>
-              <w:rPr>
-                <w:rFonts w:ascii="Times New Roman" w:hAnsi="Times New Roman" w:cs="Times New Roman"/>
-                <w:b/>
-                <w:sz w:val="24"/>
-                <w:szCs w:val="24"/>
-              </w:rPr>
-            </w:pPr>
-            <w:r>
-              <w:rPr>
-                <w:rFonts w:ascii="Times New Roman" w:hAnsi="Times New Roman" w:cs="Times New Roman"/>
-                <w:b/>
-                <w:sz w:val="24"/>
-                <w:szCs w:val="24"/>
-              </w:rPr>
-              <w:t>日</w:t>
-            </w:r>
-            <w:r>
-              <w:rPr>
-                <w:rFonts w:ascii="Times New Roman" w:hAnsi="Times New Roman" w:cs="Times New Roman"/>
-                <w:b/>
-                <w:sz w:val="24"/>
-                <w:szCs w:val="24"/>
-                <w:lang w:eastAsia="zh-CN"/>
-              </w:rPr>
-              <w:t xml:space="preserve">  </w:t>
-            </w:r>
-            <w:r>
-              <w:rPr>
-                <w:rFonts w:ascii="Times New Roman" w:hAnsi="Times New Roman" w:cs="Times New Roman"/>
-                <w:b/>
-                <w:sz w:val="24"/>
-                <w:szCs w:val="24"/>
-              </w:rPr>
-              <w:t>期：</w:t>
-            </w:r>
-          </w:p>
-        </w:tc>
-        <w:tc>
-          <w:tcPr>
-            <w:tcW w:w="2294" w:type="dxa"/>
-            <w:vAlign w:val="center"/>
-          </w:tcPr>
-          <w:p>
-            <w:pPr>
-              <w:pStyle w:val="20"/>
-              <w:spacing w:line="363" w:lineRule="exact"/>
-              <w:ind w:right="15"/>
-              <w:jc w:val="both"/>
-              <w:rPr>
-                <w:rFonts w:ascii="Times New Roman" w:hAnsi="Times New Roman" w:cs="Times New Roman"/>
-                <w:sz w:val="24"/>
-                <w:szCs w:val="24"/>
-              </w:rPr>
-            </w:pPr>
-            <w:r>
-              <w:rPr>
-                <w:rFonts w:ascii="Times New Roman" w:hAnsi="Times New Roman" w:cs="Times New Roman"/>
-                <w:kern w:val="2"/>
-                <w:sz w:val="24"/>
-                <w:szCs w:val="24"/>
-                <w:lang w:eastAsia="zh-CN"/>
-              </w:rPr>
-              <w:t>{{ reportdate }}</w:t>
-            </w:r>
-          </w:p>
-        </w:tc>
-      </w:tr>
-    </w:tbl>
-    <w:p>
-      <w:pPr>
-        <w:rPr>
-          <w:rFonts w:ascii="Times New Roman" w:hAnsi="Times New Roman" w:eastAsia="微软雅黑" w:cs="Times New Roman"/>
-          <w:sz w:val="24"/>
-          <w:szCs w:val="24"/>
-          <w:lang w:eastAsia="zh-CN"/>
-        </w:rPr>
-      </w:pPr>
-      <w:r>
-        <w:rPr>
-          <w:rFonts w:hint="eastAsia" w:ascii="Times New Roman" w:hAnsi="Times New Roman" w:eastAsia="微软雅黑" w:cs="Times New Roman"/>
-          <w:sz w:val="24"/>
-          <w:szCs w:val="24"/>
-          <w:lang w:eastAsia="zh-CN"/>
-        </w:rPr>
-        <w:t xml:space="preserve">{% endif %}{% if testedby == </w:t>
-      </w:r>
-      <w:r>
-        <w:rPr>
-          <w:rFonts w:ascii="Times New Roman" w:hAnsi="Times New Roman" w:eastAsia="微软雅黑" w:cs="Times New Roman"/>
-          <w:sz w:val="24"/>
-          <w:szCs w:val="24"/>
-          <w:lang w:eastAsia="zh-CN"/>
-        </w:rPr>
-        <w:t>“</w:t>
-      </w:r>
-      <w:r>
-        <w:rPr>
-          <w:rFonts w:hint="eastAsia" w:ascii="Times New Roman" w:hAnsi="Times New Roman" w:eastAsia="微软雅黑" w:cs="Times New Roman"/>
-          <w:sz w:val="24"/>
-          <w:szCs w:val="24"/>
-          <w:lang w:eastAsia="zh-CN"/>
-        </w:rPr>
-        <w:t>6</w:t>
-      </w:r>
-      <w:r>
-        <w:rPr>
-          <w:rFonts w:ascii="Times New Roman" w:hAnsi="Times New Roman" w:eastAsia="微软雅黑" w:cs="Times New Roman"/>
-          <w:sz w:val="24"/>
-          <w:szCs w:val="24"/>
-          <w:lang w:eastAsia="zh-CN"/>
-        </w:rPr>
-        <w:t>”</w:t>
-      </w:r>
-      <w:r>
-        <w:rPr>
-          <w:rFonts w:hint="eastAsia" w:ascii="Times New Roman" w:hAnsi="Times New Roman" w:eastAsia="微软雅黑" w:cs="Times New Roman"/>
-          <w:sz w:val="24"/>
-          <w:szCs w:val="24"/>
-          <w:lang w:eastAsia="zh-CN"/>
-        </w:rPr>
-        <w:t xml:space="preserve"> %}</w:t>
-      </w:r>
-    </w:p>
-    <w:p>
-      <w:pPr>
-        <w:rPr>
-          <w:rFonts w:ascii="Times New Roman" w:hAnsi="Times New Roman" w:eastAsia="微软雅黑" w:cs="Times New Roman"/>
-          <w:sz w:val="24"/>
-          <w:szCs w:val="24"/>
-          <w:lang w:eastAsia="zh-CN"/>
-        </w:rPr>
-      </w:pPr>
-    </w:p>
-    <w:p>
-      <w:pPr>
-        <w:rPr>
-          <w:rFonts w:ascii="Times New Roman" w:hAnsi="Times New Roman" w:eastAsia="微软雅黑" w:cs="Times New Roman"/>
-          <w:sz w:val="24"/>
-          <w:szCs w:val="24"/>
-          <w:lang w:eastAsia="zh-CN"/>
-        </w:rPr>
-      </w:pPr>
-    </w:p>
-    <w:tbl>
-      <w:tblPr>
-        <w:tblStyle w:val="36"/>
-        <w:tblW w:w="6772" w:type="dxa"/>
-        <w:jc w:val="right"/>
-        <w:tblLayout w:type="fixed"/>
-        <w:tblCellMar>
-          <w:top w:w="0" w:type="dxa"/>
-          <w:left w:w="0" w:type="dxa"/>
-          <w:bottom w:w="0" w:type="dxa"/>
-          <w:right w:w="0" w:type="dxa"/>
-        </w:tblCellMar>
-      </w:tblPr>
-      <w:tblGrid>
-        <w:gridCol w:w="1272"/>
-        <w:gridCol w:w="2040"/>
-        <w:gridCol w:w="1166"/>
-        <w:gridCol w:w="2294"/>
-      </w:tblGrid>
-      <w:tr>
-        <w:tblPrEx>
-          <w:tblCellMar>
-            <w:top w:w="0" w:type="dxa"/>
-            <w:left w:w="0" w:type="dxa"/>
-            <w:bottom w:w="0" w:type="dxa"/>
-            <w:right w:w="0" w:type="dxa"/>
-          </w:tblCellMar>
-        </w:tblPrEx>
-        <w:trPr>
-          <w:trHeight w:val="441" w:hRule="exact"/>
-          <w:jc w:val="right"/>
-        </w:trPr>
-        <w:tc>
-          <w:tcPr>
-            <w:tcW w:w="1272" w:type="dxa"/>
-            <w:vAlign w:val="center"/>
-          </w:tcPr>
-          <w:p>
-            <w:pPr>
-              <w:pStyle w:val="20"/>
-              <w:spacing w:before="13"/>
-              <w:ind w:left="13" w:right="95"/>
-              <w:jc w:val="both"/>
-              <w:rPr>
-                <w:rFonts w:ascii="Times New Roman" w:hAnsi="Times New Roman" w:cs="Times New Roman"/>
-                <w:b/>
-                <w:sz w:val="24"/>
-                <w:szCs w:val="24"/>
-              </w:rPr>
-            </w:pPr>
-            <w:r>
-              <w:rPr>
-                <w:rFonts w:ascii="Times New Roman" w:hAnsi="Times New Roman" w:cs="Times New Roman"/>
-                <w:b/>
-                <w:sz w:val="24"/>
-                <w:szCs w:val="24"/>
-              </w:rPr>
-              <w:t>检测人：</w:t>
-            </w:r>
-          </w:p>
-        </w:tc>
-        <w:tc>
-          <w:tcPr>
-            <w:tcW w:w="2040" w:type="dxa"/>
-            <w:vAlign w:val="center"/>
-          </w:tcPr>
-          <w:p>
-            <w:pPr>
-              <w:pStyle w:val="20"/>
-              <w:spacing w:before="13"/>
-              <w:jc w:val="both"/>
-              <w:rPr>
-                <w:rFonts w:ascii="Times New Roman" w:hAnsi="Times New Roman" w:cs="Times New Roman"/>
-                <w:b/>
-                <w:sz w:val="24"/>
-                <w:szCs w:val="24"/>
-              </w:rPr>
-            </w:pPr>
-          </w:p>
-        </w:tc>
-        <w:tc>
-          <w:tcPr>
-            <w:tcW w:w="1166" w:type="dxa"/>
-            <w:vAlign w:val="center"/>
-          </w:tcPr>
-          <w:p>
-            <w:pPr>
-              <w:pStyle w:val="20"/>
-              <w:spacing w:before="13"/>
-              <w:jc w:val="both"/>
-              <w:rPr>
-                <w:rFonts w:ascii="Times New Roman" w:hAnsi="Times New Roman" w:cs="Times New Roman"/>
-                <w:b/>
-                <w:sz w:val="24"/>
-                <w:szCs w:val="24"/>
-              </w:rPr>
-            </w:pPr>
-            <w:r>
-              <w:rPr>
-                <w:rFonts w:ascii="Times New Roman" w:hAnsi="Times New Roman" w:cs="Times New Roman"/>
-                <w:b/>
-                <w:sz w:val="24"/>
-                <w:szCs w:val="24"/>
-              </w:rPr>
-              <w:t>复核人</w:t>
-            </w:r>
-            <w:r>
-              <w:rPr>
-                <w:rFonts w:ascii="Times New Roman" w:hAnsi="Times New Roman" w:cs="Times New Roman"/>
-                <w:b/>
-                <w:sz w:val="24"/>
-                <w:szCs w:val="24"/>
-                <w:lang w:eastAsia="zh-CN"/>
-              </w:rPr>
-              <w:t>：</w:t>
-            </w:r>
-          </w:p>
-        </w:tc>
-        <w:tc>
-          <w:tcPr>
-            <w:tcW w:w="2294" w:type="dxa"/>
-            <w:vAlign w:val="center"/>
-          </w:tcPr>
-          <w:p>
-            <w:pPr>
-              <w:pStyle w:val="20"/>
-              <w:spacing w:before="13"/>
-              <w:ind w:right="15"/>
-              <w:jc w:val="both"/>
-              <w:rPr>
-                <w:rFonts w:ascii="Times New Roman" w:hAnsi="Times New Roman" w:cs="Times New Roman"/>
-                <w:b/>
-                <w:sz w:val="24"/>
-                <w:szCs w:val="24"/>
-              </w:rPr>
-            </w:pPr>
-          </w:p>
-        </w:tc>
-      </w:tr>
-      <w:tr>
-        <w:tblPrEx>
-          <w:tblCellMar>
-            <w:top w:w="0" w:type="dxa"/>
-            <w:left w:w="0" w:type="dxa"/>
-            <w:bottom w:w="0" w:type="dxa"/>
-            <w:right w:w="0" w:type="dxa"/>
-          </w:tblCellMar>
-        </w:tblPrEx>
-        <w:trPr>
-          <w:trHeight w:val="457" w:hRule="exact"/>
-          <w:jc w:val="right"/>
-        </w:trPr>
-        <w:tc>
-          <w:tcPr>
-            <w:tcW w:w="1272" w:type="dxa"/>
-            <w:vAlign w:val="center"/>
-          </w:tcPr>
-          <w:p>
-            <w:pPr>
-              <w:pStyle w:val="20"/>
-              <w:spacing w:line="341" w:lineRule="exact"/>
-              <w:ind w:left="13" w:right="165"/>
-              <w:jc w:val="both"/>
-              <w:rPr>
-                <w:rFonts w:ascii="Times New Roman" w:hAnsi="Times New Roman" w:cs="Times New Roman"/>
-                <w:b/>
-                <w:sz w:val="24"/>
-                <w:szCs w:val="24"/>
-              </w:rPr>
-            </w:pPr>
-            <w:r>
-              <w:rPr>
-                <w:rFonts w:ascii="Times New Roman" w:hAnsi="Times New Roman" w:cs="Times New Roman"/>
-                <w:b/>
-                <w:sz w:val="24"/>
-                <w:szCs w:val="24"/>
-              </w:rPr>
-              <w:t>日</w:t>
-            </w:r>
-            <w:r>
-              <w:rPr>
-                <w:rFonts w:ascii="Times New Roman" w:hAnsi="Times New Roman" w:cs="Times New Roman"/>
-                <w:b/>
-                <w:sz w:val="24"/>
-                <w:szCs w:val="24"/>
-                <w:lang w:eastAsia="zh-CN"/>
-              </w:rPr>
-              <w:t xml:space="preserve">  </w:t>
-            </w:r>
-            <w:r>
-              <w:rPr>
-                <w:rFonts w:ascii="Times New Roman" w:hAnsi="Times New Roman" w:cs="Times New Roman"/>
-                <w:b/>
-                <w:sz w:val="24"/>
-                <w:szCs w:val="24"/>
-              </w:rPr>
-              <w:t>期：</w:t>
-            </w:r>
-          </w:p>
-        </w:tc>
-        <w:tc>
-          <w:tcPr>
-            <w:tcW w:w="2040" w:type="dxa"/>
-            <w:vAlign w:val="center"/>
-          </w:tcPr>
-          <w:p>
-            <w:pPr>
-              <w:pStyle w:val="20"/>
-              <w:spacing w:line="363" w:lineRule="exact"/>
-              <w:jc w:val="both"/>
-              <w:rPr>
-                <w:rFonts w:ascii="Times New Roman" w:hAnsi="Times New Roman" w:cs="Times New Roman"/>
-                <w:sz w:val="24"/>
-                <w:szCs w:val="24"/>
-              </w:rPr>
-            </w:pPr>
-            <w:r>
-              <w:rPr>
-                <w:rFonts w:ascii="Times New Roman" w:hAnsi="Times New Roman" w:cs="Times New Roman"/>
-                <w:kern w:val="2"/>
-                <w:sz w:val="24"/>
-                <w:szCs w:val="24"/>
-                <w:lang w:eastAsia="zh-CN"/>
-              </w:rPr>
-              <w:t>{{ reportdate }}</w:t>
-            </w:r>
-          </w:p>
-        </w:tc>
-        <w:tc>
-          <w:tcPr>
-            <w:tcW w:w="1166" w:type="dxa"/>
-            <w:vAlign w:val="center"/>
-          </w:tcPr>
-          <w:p>
-            <w:pPr>
-              <w:pStyle w:val="20"/>
-              <w:spacing w:line="341" w:lineRule="exact"/>
-              <w:jc w:val="both"/>
-              <w:rPr>
-                <w:rFonts w:ascii="Times New Roman" w:hAnsi="Times New Roman" w:cs="Times New Roman"/>
-                <w:b/>
-                <w:sz w:val="24"/>
-                <w:szCs w:val="24"/>
-              </w:rPr>
-            </w:pPr>
-            <w:r>
-              <w:rPr>
-                <w:rFonts w:ascii="Times New Roman" w:hAnsi="Times New Roman" w:cs="Times New Roman"/>
-                <w:b/>
-                <w:sz w:val="24"/>
-                <w:szCs w:val="24"/>
-              </w:rPr>
-              <w:t>日</w:t>
-            </w:r>
-            <w:r>
-              <w:rPr>
-                <w:rFonts w:ascii="Times New Roman" w:hAnsi="Times New Roman" w:cs="Times New Roman"/>
-                <w:b/>
-                <w:sz w:val="24"/>
-                <w:szCs w:val="24"/>
-                <w:lang w:eastAsia="zh-CN"/>
-              </w:rPr>
-              <w:t xml:space="preserve">  </w:t>
-            </w:r>
-            <w:r>
-              <w:rPr>
-                <w:rFonts w:ascii="Times New Roman" w:hAnsi="Times New Roman" w:cs="Times New Roman"/>
-                <w:b/>
-                <w:sz w:val="24"/>
-                <w:szCs w:val="24"/>
-              </w:rPr>
-              <w:t>期：</w:t>
-            </w:r>
-          </w:p>
-        </w:tc>
-        <w:tc>
-          <w:tcPr>
-            <w:tcW w:w="2294" w:type="dxa"/>
-            <w:vAlign w:val="center"/>
-          </w:tcPr>
-          <w:p>
-            <w:pPr>
-              <w:pStyle w:val="20"/>
-              <w:spacing w:line="363" w:lineRule="exact"/>
-              <w:ind w:right="15"/>
-              <w:jc w:val="both"/>
-              <w:rPr>
-                <w:rFonts w:ascii="Times New Roman" w:hAnsi="Times New Roman" w:cs="Times New Roman"/>
-                <w:sz w:val="24"/>
-                <w:szCs w:val="24"/>
-              </w:rPr>
-            </w:pPr>
-            <w:r>
-              <w:rPr>
-                <w:rFonts w:ascii="Times New Roman" w:hAnsi="Times New Roman" w:cs="Times New Roman"/>
-                <w:kern w:val="2"/>
-                <w:sz w:val="24"/>
-                <w:szCs w:val="24"/>
-                <w:lang w:eastAsia="zh-CN"/>
-              </w:rPr>
-              <w:t>{{ reportdate }}</w:t>
-            </w:r>
-          </w:p>
-        </w:tc>
-      </w:tr>
-    </w:tbl>
     <w:p>
       <w:pPr>
         <w:rPr>
@@ -8586,17 +6672,6 @@
           <w:lang w:eastAsia="zh-CN"/>
         </w:rPr>
       </w:pPr>
-      <w:r>
-        <w:rPr>
-          <w:rFonts w:hint="eastAsia" w:ascii="Times New Roman" w:hAnsi="Times New Roman" w:eastAsia="微软雅黑" w:cs="Times New Roman"/>
-          <w:sz w:val="24"/>
-          <w:szCs w:val="24"/>
-          <w:lang w:eastAsia="zh-CN"/>
-        </w:rPr>
-        <w:t>{% endif %}</w:t>
-      </w:r>
-      <w:bookmarkStart w:id="166" w:name="_GoBack"/>
-      <w:bookmarkEnd w:id="166"/>
       <w:r>
         <w:rPr>
           <w:rFonts w:ascii="Times New Roman" w:hAnsi="Times New Roman" w:eastAsia="微软雅黑" w:cs="黑体"/>
@@ -8625,6 +6700,7 @@
           <w:lang w:eastAsia="zh-CN"/>
         </w:rPr>
       </w:pPr>
+      <w:bookmarkStart w:id="47" w:name="_Toc682"/>
       <w:r>
         <w:rPr>
           <w:rFonts w:hint="eastAsia"/>
@@ -10392,8 +8468,8 @@
           <w:lang w:eastAsia="zh-CN"/>
         </w:rPr>
       </w:pPr>
-      <w:bookmarkStart w:id="48" w:name="_Toc19920"/>
-      <w:bookmarkStart w:id="49" w:name="_Toc22504"/>
+      <w:bookmarkStart w:id="48" w:name="_Toc22504"/>
+      <w:bookmarkStart w:id="49" w:name="_Toc9909"/>
       <w:r>
         <w:rPr>
           <w:rStyle w:val="37"/>
@@ -10453,16 +8529,16 @@
           <w:sz w:val="30"/>
         </w:rPr>
       </w:pPr>
-      <w:bookmarkStart w:id="50" w:name="_Toc27379"/>
-      <w:bookmarkStart w:id="51" w:name="_Toc5728"/>
-      <w:bookmarkStart w:id="52" w:name="_Toc107825552"/>
-      <w:bookmarkStart w:id="53" w:name="_Toc32551"/>
-      <w:bookmarkStart w:id="54" w:name="_Toc11015_WPSOffice_Level2"/>
+      <w:bookmarkStart w:id="50" w:name="_Toc22909"/>
+      <w:bookmarkStart w:id="51" w:name="_Toc11015_WPSOffice_Level2"/>
+      <w:bookmarkStart w:id="52" w:name="_Toc9088"/>
+      <w:bookmarkStart w:id="53" w:name="_Toc107825552"/>
+      <w:bookmarkStart w:id="54" w:name="_Toc27379"/>
       <w:bookmarkStart w:id="55" w:name="_Toc23375"/>
-      <w:bookmarkStart w:id="56" w:name="_Toc6338"/>
-      <w:bookmarkStart w:id="57" w:name="_Toc9088"/>
+      <w:bookmarkStart w:id="56" w:name="_Toc18062_WPSOffice_Level2"/>
+      <w:bookmarkStart w:id="57" w:name="_Toc5728"/>
       <w:bookmarkStart w:id="58" w:name="_Toc15063"/>
-      <w:bookmarkStart w:id="59" w:name="_Toc18062_WPSOffice_Level2"/>
+      <w:bookmarkStart w:id="59" w:name="_Toc6338"/>
       <w:r>
         <w:rPr>
           <w:rFonts w:ascii="Times New Roman" w:hAnsi="Times New Roman"/>
@@ -10717,6 +8793,12 @@
             <w:insideH w:val="single" w:color="A4A4A4" w:sz="4" w:space="0"/>
             <w:insideV w:val="single" w:color="A4A4A4" w:sz="4" w:space="0"/>
           </w:tblBorders>
+          <w:tblCellMar>
+            <w:top w:w="0" w:type="dxa"/>
+            <w:left w:w="0" w:type="dxa"/>
+            <w:bottom w:w="0" w:type="dxa"/>
+            <w:right w:w="0" w:type="dxa"/>
+          </w:tblCellMar>
         </w:tblPrEx>
         <w:trPr>
           <w:trHeight w:val="510" w:hRule="atLeast"/>
@@ -15404,18 +13486,18 @@
         </w:rPr>
         <w:br w:type="page"/>
       </w:r>
-      <w:bookmarkStart w:id="60" w:name="_Toc30669"/>
-      <w:bookmarkStart w:id="61" w:name="_Toc22117"/>
-      <w:bookmarkStart w:id="62" w:name="_Toc149826009"/>
-      <w:bookmarkStart w:id="63" w:name="_Toc149832733"/>
-      <w:bookmarkStart w:id="64" w:name="_Toc107825555"/>
-      <w:bookmarkStart w:id="65" w:name="_Toc23846_WPSOffice_Level1"/>
+      <w:bookmarkStart w:id="60" w:name="_Toc149826009"/>
+      <w:bookmarkStart w:id="61" w:name="_Toc149832733"/>
+      <w:bookmarkStart w:id="62" w:name="_Toc22117"/>
+      <w:bookmarkStart w:id="63" w:name="_Toc30669"/>
+      <w:bookmarkStart w:id="64" w:name="_Toc23903"/>
+      <w:bookmarkStart w:id="65" w:name="_Toc25727"/>
       <w:bookmarkStart w:id="66" w:name="_Toc24960"/>
-      <w:bookmarkStart w:id="67" w:name="_Toc25727"/>
+      <w:bookmarkStart w:id="67" w:name="_Toc107825555"/>
       <w:bookmarkStart w:id="68" w:name="_Toc4331_WPSOffice_Level1"/>
-      <w:bookmarkStart w:id="69" w:name="_Toc23903"/>
+      <w:bookmarkStart w:id="69" w:name="_Toc29372"/>
       <w:bookmarkStart w:id="70" w:name="_Toc180"/>
-      <w:bookmarkStart w:id="71" w:name="_Toc29372"/>
+      <w:bookmarkStart w:id="71" w:name="_Toc23846_WPSOffice_Level1"/>
       <w:bookmarkStart w:id="72" w:name="_Toc32443_WPSOffice_Level1"/>
       <w:r>
         <w:rPr>
@@ -15459,7 +13541,7 @@
           <w:lang w:eastAsia="zh-CN"/>
         </w:rPr>
       </w:pPr>
-      <w:bookmarkStart w:id="73" w:name="_Toc22957"/>
+      <w:bookmarkStart w:id="73" w:name="_Toc9178"/>
       <w:r>
         <w:rPr>
           <w:rFonts w:hint="eastAsia"/>
@@ -16035,11 +14117,11 @@
           <w:lang w:eastAsia="zh-CN"/>
         </w:rPr>
       </w:pPr>
-      <w:bookmarkStart w:id="74" w:name="_Toc8496"/>
-      <w:bookmarkStart w:id="75" w:name="_Toc149832735"/>
-      <w:bookmarkStart w:id="76" w:name="_Toc19989"/>
-      <w:bookmarkStart w:id="77" w:name="_Toc16158"/>
-      <w:bookmarkStart w:id="78" w:name="_Toc149826011"/>
+      <w:bookmarkStart w:id="74" w:name="_Toc16158"/>
+      <w:bookmarkStart w:id="75" w:name="_Toc7765"/>
+      <w:bookmarkStart w:id="76" w:name="_Toc149826011"/>
+      <w:bookmarkStart w:id="77" w:name="_Toc149832735"/>
+      <w:bookmarkStart w:id="78" w:name="_Toc19989"/>
       <w:r>
         <w:rPr>
           <w:rFonts w:hint="eastAsia"/>
@@ -16117,12 +14199,6 @@
             <w:insideH w:val="dotted" w:color="033F86" w:sz="4" w:space="0"/>
             <w:insideV w:val="dotted" w:color="033F86" w:sz="4" w:space="0"/>
           </w:tblBorders>
-          <w:tblCellMar>
-            <w:top w:w="0" w:type="dxa"/>
-            <w:left w:w="108" w:type="dxa"/>
-            <w:bottom w:w="0" w:type="dxa"/>
-            <w:right w:w="108" w:type="dxa"/>
-          </w:tblCellMar>
         </w:tblPrEx>
         <w:trPr>
           <w:jc w:val="center"/>
@@ -19206,8 +17282,8 @@
           <w:lang w:eastAsia="zh-CN"/>
         </w:rPr>
       </w:pPr>
-      <w:bookmarkStart w:id="79" w:name="_Toc7510"/>
-      <w:bookmarkStart w:id="80" w:name="_Toc26760"/>
+      <w:bookmarkStart w:id="79" w:name="_Toc26760"/>
+      <w:bookmarkStart w:id="80" w:name="_Toc23837"/>
       <w:r>
         <w:rPr>
           <w:rFonts w:hint="eastAsia"/>
@@ -19358,7 +17434,6 @@
             <w:insideH w:val="dotted" w:color="A5A5A5" w:sz="4" w:space="0"/>
             <w:insideV w:val="dotted" w:color="A5A5A5" w:sz="4" w:space="0"/>
           </w:tblBorders>
-          <w:shd w:val="clear" w:color="auto" w:fill="auto"/>
           <w:tblCellMar>
             <w:top w:w="0" w:type="dxa"/>
             <w:left w:w="108" w:type="dxa"/>
@@ -20773,8 +18848,8 @@
           </w14:shadow>
         </w:rPr>
       </w:pPr>
-      <w:bookmarkStart w:id="81" w:name="_Toc10358"/>
-      <w:bookmarkStart w:id="82" w:name="_Toc26883"/>
+      <w:bookmarkStart w:id="81" w:name="_Toc9543"/>
+      <w:bookmarkStart w:id="82" w:name="_Toc10358"/>
       <w:r>
         <w:rPr>
           <w:rFonts w:ascii="Times New Roman" w:hAnsi="Times New Roman"/>
@@ -20816,19 +18891,19 @@
           <w:lang w:eastAsia="zh-CN"/>
         </w:rPr>
       </w:pPr>
-      <w:bookmarkStart w:id="83" w:name="_Toc32302"/>
-      <w:bookmarkStart w:id="84" w:name="_Toc23822"/>
-      <w:bookmarkStart w:id="85" w:name="_Toc8516"/>
-      <w:bookmarkStart w:id="86" w:name="_Toc149832737"/>
-      <w:bookmarkStart w:id="87" w:name="_Toc149826013"/>
-      <w:bookmarkStart w:id="88" w:name="_Toc6997"/>
-      <w:bookmarkStart w:id="89" w:name="_Toc28240"/>
+      <w:bookmarkStart w:id="83" w:name="_Toc20917"/>
+      <w:bookmarkStart w:id="84" w:name="_Toc32302"/>
+      <w:bookmarkStart w:id="85" w:name="_Toc6997"/>
+      <w:bookmarkStart w:id="86" w:name="_Toc8516"/>
+      <w:bookmarkStart w:id="87" w:name="_Toc149832737"/>
+      <w:bookmarkStart w:id="88" w:name="_Toc149826013"/>
+      <w:bookmarkStart w:id="89" w:name="_Toc27302"/>
       <w:bookmarkStart w:id="90" w:name="_Toc107825561"/>
-      <w:bookmarkStart w:id="91" w:name="_Toc13698"/>
-      <w:bookmarkStart w:id="92" w:name="_Toc11294"/>
-      <w:bookmarkStart w:id="93" w:name="_Toc21764_WPSOffice_Level1"/>
-      <w:bookmarkStart w:id="94" w:name="_Toc13196_WPSOffice_Level1"/>
-      <w:bookmarkStart w:id="95" w:name="_Toc27302"/>
+      <w:bookmarkStart w:id="91" w:name="_Toc28240"/>
+      <w:bookmarkStart w:id="92" w:name="_Toc21764_WPSOffice_Level1"/>
+      <w:bookmarkStart w:id="93" w:name="_Toc13196_WPSOffice_Level1"/>
+      <w:bookmarkStart w:id="94" w:name="_Toc13698"/>
+      <w:bookmarkStart w:id="95" w:name="_Toc11294"/>
       <w:bookmarkStart w:id="96" w:name="_Toc1707_WPSOffice_Level1"/>
       <w:bookmarkStart w:id="97" w:name="_Toc16835"/>
       <w:r>
@@ -29912,7 +27987,7 @@
         </w:rPr>
       </w:pPr>
       <w:bookmarkStart w:id="98" w:name="_Toc12199"/>
-      <w:bookmarkStart w:id="99" w:name="_Toc30055"/>
+      <w:bookmarkStart w:id="99" w:name="_Toc18012"/>
       <w:r>
         <w:rPr>
           <w:rStyle w:val="37"/>
@@ -29974,18 +28049,18 @@
           <w:lang w:eastAsia="zh-CN"/>
         </w:rPr>
       </w:pPr>
-      <w:bookmarkStart w:id="100" w:name="_Toc9066"/>
-      <w:bookmarkStart w:id="101" w:name="_Toc3674"/>
-      <w:bookmarkStart w:id="102" w:name="_Toc8676"/>
-      <w:bookmarkStart w:id="103" w:name="_Toc24085_WPSOffice_Level1"/>
-      <w:bookmarkStart w:id="104" w:name="_Toc28605"/>
-      <w:bookmarkStart w:id="105" w:name="_Toc27230"/>
+      <w:bookmarkStart w:id="100" w:name="_Toc15840_WPSOffice_Level1"/>
+      <w:bookmarkStart w:id="101" w:name="_Toc24085_WPSOffice_Level1"/>
+      <w:bookmarkStart w:id="102" w:name="_Toc27230"/>
+      <w:bookmarkStart w:id="103" w:name="_Toc32150"/>
+      <w:bookmarkStart w:id="104" w:name="_Toc3674"/>
+      <w:bookmarkStart w:id="105" w:name="_Toc4882"/>
       <w:bookmarkStart w:id="106" w:name="_Toc14255_WPSOffice_Level1"/>
-      <w:bookmarkStart w:id="107" w:name="_Toc4882"/>
-      <w:bookmarkStart w:id="108" w:name="_Toc15840_WPSOffice_Level1"/>
-      <w:bookmarkStart w:id="109" w:name="_Toc32150"/>
-      <w:bookmarkStart w:id="110" w:name="_Toc23688"/>
-      <w:bookmarkStart w:id="111" w:name="_Toc11896_WPSOffice_Level1"/>
+      <w:bookmarkStart w:id="107" w:name="_Toc8325"/>
+      <w:bookmarkStart w:id="108" w:name="_Toc9066"/>
+      <w:bookmarkStart w:id="109" w:name="_Toc28605"/>
+      <w:bookmarkStart w:id="110" w:name="_Toc11896_WPSOffice_Level1"/>
+      <w:bookmarkStart w:id="111" w:name="_Toc23688"/>
       <w:bookmarkStart w:id="112" w:name="_Toc28810_WPSOffice_Level1"/>
       <w:bookmarkStart w:id="113" w:name="_Toc11193_WPSOffice_Level1"/>
       <w:r>
@@ -32219,11 +30294,11 @@
           <w:lang w:eastAsia="zh-CN"/>
         </w:rPr>
       </w:pPr>
-      <w:bookmarkStart w:id="114" w:name="_Hlk33190413"/>
-      <w:bookmarkStart w:id="115" w:name="_Toc4303"/>
+      <w:bookmarkStart w:id="114" w:name="_Toc4303"/>
+      <w:bookmarkStart w:id="115" w:name="_Toc24780"/>
       <w:bookmarkStart w:id="116" w:name="_Toc107330130"/>
       <w:bookmarkStart w:id="117" w:name="_Toc31843"/>
-      <w:bookmarkStart w:id="118" w:name="_Toc24780"/>
+      <w:bookmarkStart w:id="118" w:name="_Hlk33190413"/>
       <w:r>
         <w:rPr>
           <w:rFonts w:hint="eastAsia" w:ascii="Times New Roman" w:hAnsi="Times New Roman" w:eastAsia="微软雅黑" w:cs="Times New Roman"/>
@@ -32726,11 +30801,11 @@
           <w:lang w:eastAsia="zh-CN"/>
         </w:rPr>
       </w:pPr>
-      <w:bookmarkStart w:id="119" w:name="_Toc31498"/>
-      <w:bookmarkStart w:id="120" w:name="_Toc107825567"/>
-      <w:bookmarkStart w:id="121" w:name="_Toc771"/>
+      <w:bookmarkStart w:id="119" w:name="_Toc107825567"/>
+      <w:bookmarkStart w:id="120" w:name="_Toc28435"/>
+      <w:bookmarkStart w:id="121" w:name="_Toc31498"/>
       <w:bookmarkStart w:id="122" w:name="_Toc4640"/>
-      <w:bookmarkStart w:id="123" w:name="_Toc28435"/>
+      <w:bookmarkStart w:id="123" w:name="_Toc14305"/>
       <w:r>
         <w:rPr>
           <w:rFonts w:hint="eastAsia" w:ascii="Times New Roman" w:hAnsi="Times New Roman"/>
@@ -32830,18 +30905,18 @@
                 </w14:textFill>
               </w:rPr>
             </w:pPr>
-            <w:bookmarkStart w:id="124" w:name="_Toc107825568"/>
-            <w:bookmarkStart w:id="125" w:name="_Toc11823"/>
-            <w:bookmarkStart w:id="126" w:name="_Toc32730"/>
-            <w:bookmarkStart w:id="127" w:name="_Toc15690"/>
-            <w:bookmarkStart w:id="128" w:name="_Toc13557_WPSOffice_Level1"/>
-            <w:bookmarkStart w:id="129" w:name="_Toc25415_WPSOffice_Level1"/>
-            <w:bookmarkStart w:id="130" w:name="_Toc22381"/>
-            <w:bookmarkStart w:id="131" w:name="_Toc14645_WPSOffice_Level1"/>
-            <w:bookmarkStart w:id="132" w:name="_Toc28454_WPSOffice_Level1"/>
-            <w:bookmarkStart w:id="133" w:name="_Toc5476"/>
-            <w:bookmarkStart w:id="134" w:name="_Toc20170_WPSOffice_Level1"/>
-            <w:bookmarkStart w:id="135" w:name="_Toc26985_WPSOffice_Level1"/>
+            <w:bookmarkStart w:id="124" w:name="_Toc22381"/>
+            <w:bookmarkStart w:id="125" w:name="_Toc32730"/>
+            <w:bookmarkStart w:id="126" w:name="_Toc107825568"/>
+            <w:bookmarkStart w:id="127" w:name="_Toc11823"/>
+            <w:bookmarkStart w:id="128" w:name="_Toc14645_WPSOffice_Level1"/>
+            <w:bookmarkStart w:id="129" w:name="_Toc15690"/>
+            <w:bookmarkStart w:id="130" w:name="_Toc13557_WPSOffice_Level1"/>
+            <w:bookmarkStart w:id="131" w:name="_Toc25415_WPSOffice_Level1"/>
+            <w:bookmarkStart w:id="132" w:name="_Toc5476"/>
+            <w:bookmarkStart w:id="133" w:name="_Toc26985_WPSOffice_Level1"/>
+            <w:bookmarkStart w:id="134" w:name="_Toc28454_WPSOffice_Level1"/>
+            <w:bookmarkStart w:id="135" w:name="_Toc20170_WPSOffice_Level1"/>
             <w:r>
               <w:rPr>
                 <w:rFonts w:hint="default" w:ascii="Times New Roman" w:hAnsi="Times New Roman" w:eastAsia="微软雅黑" w:cs="Times New Roman"/>
@@ -33441,17 +31516,17 @@
           <w:lang w:eastAsia="zh-CN"/>
         </w:rPr>
       </w:pPr>
-      <w:bookmarkStart w:id="136" w:name="_Toc5711"/>
-      <w:bookmarkStart w:id="137" w:name="_Toc7549"/>
-      <w:bookmarkStart w:id="138" w:name="_Toc16368_WPSOffice_Level1"/>
-      <w:bookmarkStart w:id="139" w:name="_Toc22484_WPSOffice_Level1"/>
-      <w:bookmarkStart w:id="140" w:name="_Toc29696"/>
-      <w:bookmarkStart w:id="141" w:name="_Toc28910_WPSOffice_Level1"/>
-      <w:bookmarkStart w:id="142" w:name="_Toc19099"/>
-      <w:bookmarkStart w:id="143" w:name="_Toc11722"/>
-      <w:bookmarkStart w:id="144" w:name="_Toc14772"/>
-      <w:bookmarkStart w:id="145" w:name="_Toc10119"/>
-      <w:bookmarkStart w:id="146" w:name="_Toc107825569"/>
+      <w:bookmarkStart w:id="136" w:name="_Toc22484_WPSOffice_Level1"/>
+      <w:bookmarkStart w:id="137" w:name="_Toc14772"/>
+      <w:bookmarkStart w:id="138" w:name="_Toc19099"/>
+      <w:bookmarkStart w:id="139" w:name="_Toc7549"/>
+      <w:bookmarkStart w:id="140" w:name="_Toc28910_WPSOffice_Level1"/>
+      <w:bookmarkStart w:id="141" w:name="_Toc21945"/>
+      <w:bookmarkStart w:id="142" w:name="_Toc107825569"/>
+      <w:bookmarkStart w:id="143" w:name="_Toc16368_WPSOffice_Level1"/>
+      <w:bookmarkStart w:id="144" w:name="_Toc11722"/>
+      <w:bookmarkStart w:id="145" w:name="_Toc29696"/>
+      <w:bookmarkStart w:id="146" w:name="_Toc10119"/>
       <w:r>
         <w:rPr>
           <w:rFonts w:hint="eastAsia" w:ascii="Times New Roman" w:hAnsi="Times New Roman"/>
@@ -34008,9 +32083,9 @@
         </w:rPr>
       </w:pPr>
       <w:bookmarkStart w:id="150" w:name="_Toc12972"/>
-      <w:bookmarkStart w:id="151" w:name="_Toc3409"/>
-      <w:bookmarkStart w:id="152" w:name="_Toc14626"/>
-      <w:bookmarkStart w:id="153" w:name="_Toc15114"/>
+      <w:bookmarkStart w:id="151" w:name="_Toc15114"/>
+      <w:bookmarkStart w:id="152" w:name="_Toc3409"/>
+      <w:bookmarkStart w:id="153" w:name="_Toc4123"/>
       <w:r>
         <w:rPr>
           <w:rFonts w:hint="eastAsia"/>
@@ -34257,18 +32332,18 @@
           <w:lang w:eastAsia="zh-CN"/>
         </w:rPr>
       </w:pPr>
-      <w:bookmarkStart w:id="154" w:name="_Toc8838"/>
-      <w:bookmarkStart w:id="155" w:name="_Toc9662"/>
-      <w:bookmarkStart w:id="156" w:name="_Toc21361"/>
-      <w:bookmarkStart w:id="157" w:name="_Toc30837"/>
-      <w:bookmarkStart w:id="158" w:name="_Toc107825571"/>
-      <w:bookmarkStart w:id="159" w:name="_Toc16927"/>
-      <w:bookmarkStart w:id="160" w:name="_Toc17792_WPSOffice_Level2"/>
-      <w:bookmarkStart w:id="161" w:name="_Toc19584_WPSOffice_Level1"/>
-      <w:bookmarkStart w:id="162" w:name="_Toc22623"/>
+      <w:bookmarkStart w:id="154" w:name="_Toc21361"/>
+      <w:bookmarkStart w:id="155" w:name="_Toc16927"/>
+      <w:bookmarkStart w:id="156" w:name="_Toc9764"/>
+      <w:bookmarkStart w:id="157" w:name="_Toc107825571"/>
+      <w:bookmarkStart w:id="158" w:name="_Toc8838"/>
+      <w:bookmarkStart w:id="159" w:name="_Toc9662"/>
+      <w:bookmarkStart w:id="160" w:name="_Toc19584_WPSOffice_Level1"/>
+      <w:bookmarkStart w:id="161" w:name="_Toc14611_WPSOffice_Level1"/>
+      <w:bookmarkStart w:id="162" w:name="_Toc17792_WPSOffice_Level2"/>
       <w:bookmarkStart w:id="163" w:name="_Toc22162_WPSOffice_Level1"/>
-      <w:bookmarkStart w:id="164" w:name="_Toc14611_WPSOffice_Level1"/>
-      <w:bookmarkStart w:id="165" w:name="_Toc13275"/>
+      <w:bookmarkStart w:id="164" w:name="_Toc13275"/>
+      <w:bookmarkStart w:id="165" w:name="_Toc22623"/>
       <w:r>
         <w:rPr>
           <w:rFonts w:hint="eastAsia" w:ascii="Times New Roman" w:hAnsi="Times New Roman"/>

--- a/WebContent/docx/肺癌49报告-苏州九院.docx
+++ b/WebContent/docx/肺癌49报告-苏州九院.docx
@@ -11,8 +11,8 @@
           <w:lang w:eastAsia="zh-CN"/>
         </w:rPr>
       </w:pPr>
-      <w:bookmarkStart w:id="0" w:name="_Toc26189"/>
-      <w:bookmarkStart w:id="1" w:name="_Toc12869"/>
+      <w:bookmarkStart w:id="0" w:name="_Toc12869"/>
+      <w:bookmarkStart w:id="1" w:name="_Toc26189"/>
     </w:p>
     <w:p>
       <w:pPr>
@@ -2178,8 +2178,6 @@
         </w:rPr>
         <w:t>{%if BodyDrugDrugDetectionStr or unknownVarAnalysisStr %}</w:t>
       </w:r>
-      <w:bookmarkStart w:id="166" w:name="_GoBack"/>
-      <w:bookmarkEnd w:id="166"/>
     </w:p>
     <w:p>
       <w:pPr>
@@ -3264,16 +3262,16 @@
           </w14:shadow>
         </w:rPr>
       </w:pPr>
-      <w:bookmarkStart w:id="2" w:name="_Toc3619"/>
-      <w:bookmarkStart w:id="3" w:name="_Toc107825547"/>
+      <w:bookmarkStart w:id="2" w:name="_Toc107825547"/>
+      <w:bookmarkStart w:id="3" w:name="_Toc30143_WPSOffice_Level1"/>
       <w:bookmarkStart w:id="4" w:name="_Toc14123"/>
-      <w:bookmarkStart w:id="5" w:name="_Toc23629"/>
-      <w:bookmarkStart w:id="6" w:name="_Toc30143_WPSOffice_Level1"/>
-      <w:bookmarkStart w:id="7" w:name="_Toc21009_WPSOffice_Level1"/>
-      <w:bookmarkStart w:id="8" w:name="_Toc13806"/>
-      <w:bookmarkStart w:id="9" w:name="_Toc24178_WPSOffice_Level1"/>
-      <w:bookmarkStart w:id="10" w:name="_Toc21669"/>
-      <w:bookmarkStart w:id="11" w:name="_Toc26271"/>
+      <w:bookmarkStart w:id="5" w:name="_Toc3619"/>
+      <w:bookmarkStart w:id="6" w:name="_Toc23629"/>
+      <w:bookmarkStart w:id="7" w:name="_Toc26271"/>
+      <w:bookmarkStart w:id="8" w:name="_Toc24178_WPSOffice_Level1"/>
+      <w:bookmarkStart w:id="9" w:name="_Toc13806"/>
+      <w:bookmarkStart w:id="10" w:name="_Toc21009_WPSOffice_Level1"/>
+      <w:bookmarkStart w:id="11" w:name="_Toc21669"/>
       <w:r>
         <w:rPr>
           <w:rFonts w:ascii="Times New Roman" w:hAnsi="Times New Roman"/>
@@ -4151,13 +4149,13 @@
         </w:rPr>
       </w:pPr>
       <w:bookmarkStart w:id="12" w:name="_Toc11015_WPSOffice_Level1"/>
-      <w:bookmarkStart w:id="13" w:name="_Toc1836"/>
-      <w:bookmarkStart w:id="14" w:name="_Toc17451"/>
-      <w:bookmarkStart w:id="15" w:name="_Toc13210"/>
-      <w:bookmarkStart w:id="16" w:name="_Toc107825548"/>
+      <w:bookmarkStart w:id="13" w:name="_Toc17451"/>
+      <w:bookmarkStart w:id="14" w:name="_Toc107825548"/>
+      <w:bookmarkStart w:id="15" w:name="_Toc18062_WPSOffice_Level1"/>
+      <w:bookmarkStart w:id="16" w:name="_Toc13210"/>
       <w:bookmarkStart w:id="17" w:name="_Toc29272"/>
-      <w:bookmarkStart w:id="18" w:name="_Toc26731"/>
-      <w:bookmarkStart w:id="19" w:name="_Toc18062_WPSOffice_Level1"/>
+      <w:bookmarkStart w:id="18" w:name="_Toc1836"/>
+      <w:bookmarkStart w:id="19" w:name="_Toc26731"/>
       <w:bookmarkStart w:id="20" w:name="_Toc7021_WPSOffice_Level1"/>
       <w:bookmarkStart w:id="21" w:name="_Toc3823"/>
       <w:r>
@@ -4406,13 +4404,13 @@
       </w:pPr>
       <w:bookmarkStart w:id="23" w:name="_Toc25920"/>
       <w:bookmarkStart w:id="24" w:name="_Toc18058"/>
-      <w:bookmarkStart w:id="25" w:name="_Toc16576"/>
-      <w:bookmarkStart w:id="26" w:name="_Toc107825549"/>
-      <w:bookmarkStart w:id="27" w:name="_Toc6221_WPSOffice_Level1"/>
-      <w:bookmarkStart w:id="28" w:name="_Toc23369_WPSOffice_Level1"/>
-      <w:bookmarkStart w:id="29" w:name="_Toc12582"/>
-      <w:bookmarkStart w:id="30" w:name="_Toc14855"/>
-      <w:bookmarkStart w:id="31" w:name="_Toc19410"/>
+      <w:bookmarkStart w:id="25" w:name="_Toc107825549"/>
+      <w:bookmarkStart w:id="26" w:name="_Toc23369_WPSOffice_Level1"/>
+      <w:bookmarkStart w:id="27" w:name="_Toc16576"/>
+      <w:bookmarkStart w:id="28" w:name="_Toc12582"/>
+      <w:bookmarkStart w:id="29" w:name="_Toc6221_WPSOffice_Level1"/>
+      <w:bookmarkStart w:id="30" w:name="_Toc19410"/>
+      <w:bookmarkStart w:id="31" w:name="_Toc14855"/>
       <w:r>
         <w:rPr>
           <w:rStyle w:val="37"/>
@@ -4489,8 +4487,8 @@
         </w:rPr>
       </w:pPr>
       <w:bookmarkStart w:id="32" w:name="_Toc26477"/>
-      <w:bookmarkStart w:id="33" w:name="_Toc149837254"/>
-      <w:bookmarkStart w:id="34" w:name="_Toc28333"/>
+      <w:bookmarkStart w:id="33" w:name="_Toc28333"/>
+      <w:bookmarkStart w:id="34" w:name="_Toc149837254"/>
       <w:r>
         <w:rPr>
           <w:rFonts w:hint="eastAsia"/>
@@ -5409,12 +5407,12 @@
       <w:bookmarkStart w:id="35" w:name="_Toc14270"/>
       <w:bookmarkStart w:id="36" w:name="_Toc21059"/>
       <w:bookmarkStart w:id="37" w:name="_Toc107825550"/>
-      <w:bookmarkStart w:id="38" w:name="_Toc19898_WPSOffice_Level1"/>
-      <w:bookmarkStart w:id="39" w:name="_Toc24235"/>
+      <w:bookmarkStart w:id="38" w:name="_Toc22132"/>
+      <w:bookmarkStart w:id="39" w:name="_Toc19898_WPSOffice_Level1"/>
       <w:bookmarkStart w:id="40" w:name="_Toc2866"/>
-      <w:bookmarkStart w:id="41" w:name="_Toc2781"/>
-      <w:bookmarkStart w:id="42" w:name="_Toc22132"/>
-      <w:bookmarkStart w:id="43" w:name="_Toc20136_WPSOffice_Level1"/>
+      <w:bookmarkStart w:id="41" w:name="_Toc20136_WPSOffice_Level1"/>
+      <w:bookmarkStart w:id="42" w:name="_Toc24235"/>
+      <w:bookmarkStart w:id="43" w:name="_Toc2781"/>
       <w:r>
         <w:rPr>
           <w:rFonts w:hint="eastAsia" w:ascii="微软雅黑" w:hAnsi="微软雅黑" w:eastAsia="微软雅黑" w:cs="微软雅黑"/>
@@ -5512,8 +5510,8 @@
           <w:lang w:val="en-US" w:eastAsia="zh-CN"/>
         </w:rPr>
       </w:pPr>
-      <w:bookmarkStart w:id="44" w:name="_Toc29223"/>
-      <w:bookmarkStart w:id="45" w:name="_Toc149832729"/>
+      <w:bookmarkStart w:id="44" w:name="_Toc149832729"/>
+      <w:bookmarkStart w:id="45" w:name="_Toc29223"/>
       <w:bookmarkStart w:id="46" w:name="_Toc31425"/>
       <w:r>
         <w:rPr>
@@ -5814,7 +5812,7 @@
                 </mc:Choice>
                 <mc:Fallback>
                   <w:pict>
-                    <v:group id="_x0000_s1026" o:spid="_x0000_s1026" o:spt="203" style="position:absolute;left:0pt;margin-left:0.6pt;margin-top:-37.8pt;height:113.6pt;width:240.8pt;z-index:251660288;mso-width-relative:page;mso-height-relative:page;" coordorigin="19211,18842" coordsize="4816,2272" o:gfxdata="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">
+                    <v:group id="_x0000_s1026" o:spid="_x0000_s1026" o:spt="203" style="position:absolute;left:0pt;margin-left:0.6pt;margin-top:-37.8pt;height:113.6pt;width:240.8pt;z-index:251660288;mso-width-relative:page;mso-height-relative:page;" coordorigin="19211,18842" coordsize="4816,2272" o:gfxdata="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">
                       <o:lock v:ext="edit" aspectratio="f"/>
                       <v:group id="组合 6" o:spid="_x0000_s1026" o:spt="203" style="position:absolute;left:19211;top:18842;height:2273;width:4816;" coordorigin="19199,18902" coordsize="4816,2273" o:gfxdata="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">
                         <o:lock v:ext="edit" aspectratio="f"/>
@@ -6385,7 +6383,7 @@
                 </mc:Choice>
                 <mc:Fallback>
                   <w:pict>
-                    <v:group id="_x0000_s1026" o:spid="_x0000_s1026" o:spt="203" style="position:absolute;left:0pt;margin-left:0pt;margin-top:-29.2pt;height:113.65pt;width:246.8pt;z-index:251661312;mso-width-relative:page;mso-height-relative:page;" coordorigin="19199,20810" coordsize="4936,2273" o:gfxdata="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